--- a/machine_learning_basics/mlbasics_test.docx
+++ b/machine_learning_basics/mlbasics_test.docx
@@ -9,12 +9,33 @@
     </w:p>
     <w:p>
       <w:r>
-        <w:t>2. How can we import decision tree and kMean clustering sklearn</w:t>
-      </w:r>
-    </w:p>
-    <w:p>
-      <w:r>
-        <w:t>3. What is KNN, Does it can be used for both classification and regression?</w:t>
+        <w:t xml:space="preserve">2. How can we import decision tree and </w:t>
+      </w:r>
+      <w:proofErr w:type="spellStart"/>
+      <w:r>
+        <w:t>kMean</w:t>
+      </w:r>
+      <w:proofErr w:type="spellEnd"/>
+      <w:r>
+        <w:t xml:space="preserve"> clustering </w:t>
+      </w:r>
+      <w:proofErr w:type="spellStart"/>
+      <w:r>
+        <w:t>sklearn</w:t>
+      </w:r>
+      <w:proofErr w:type="spellEnd"/>
+    </w:p>
+    <w:p>
+      <w:r>
+        <w:t xml:space="preserve">3. What is KNN, </w:t>
+      </w:r>
+      <w:proofErr w:type="gramStart"/>
+      <w:r>
+        <w:t>Does</w:t>
+      </w:r>
+      <w:proofErr w:type="gramEnd"/>
+      <w:r>
+        <w:t xml:space="preserve"> it can be used for both classification and regression?</w:t>
       </w:r>
     </w:p>
     <w:p>
@@ -90,6 +111,24 @@
     <w:p>
       <w:r>
         <w:t>14. Types of classification</w:t>
+      </w:r>
+    </w:p>
+    <w:p>
+      <w:r>
+        <w:t xml:space="preserve">15. What is hype parameter, hyper parameter tuning and </w:t>
+      </w:r>
+      <w:proofErr w:type="gramStart"/>
+      <w:r>
+        <w:t>it’s</w:t>
+      </w:r>
+      <w:proofErr w:type="gramEnd"/>
+      <w:r>
+        <w:t xml:space="preserve"> types?</w:t>
+      </w:r>
+    </w:p>
+    <w:p>
+      <w:r>
+        <w:t>16. Difference between GS CV, RS CV?</w:t>
       </w:r>
     </w:p>
     <w:p/>
@@ -272,6 +311,7 @@
           <w:b/>
           <w:bCs/>
         </w:rPr>
+        <w:lastRenderedPageBreak/>
         <w:t>For Regression KNN</w:t>
       </w:r>
     </w:p>
@@ -291,7 +331,6 @@
         <w:rPr>
           <w:noProof/>
         </w:rPr>
-        <w:lastRenderedPageBreak/>
         <w:drawing>
           <wp:inline distT="0" distB="0" distL="0" distR="0" wp14:anchorId="0DABF042" wp14:editId="157BE785">
             <wp:extent cx="2078182" cy="1505050"/>
@@ -398,7 +437,15 @@
     </w:p>
     <w:p>
       <w:r>
-        <w:t>In below formula P is number of input variables. N total number of`samples.</w:t>
+        <w:t xml:space="preserve">In below formula P is number of input variables. N total number </w:t>
+      </w:r>
+      <w:proofErr w:type="spellStart"/>
+      <w:r>
+        <w:t>of`samples</w:t>
+      </w:r>
+      <w:proofErr w:type="spellEnd"/>
+      <w:r>
+        <w:t>.</w:t>
       </w:r>
     </w:p>
     <w:p>
@@ -642,8 +689,23 @@
         <w:t>) to +1(perfect positive</w:t>
       </w:r>
       <w:r>
-        <w:t xml:space="preserve"> x,y will increased</w:t>
-      </w:r>
+        <w:t xml:space="preserve"> </w:t>
+      </w:r>
+      <w:proofErr w:type="spellStart"/>
+      <w:proofErr w:type="gramStart"/>
+      <w:r>
+        <w:t>x,y</w:t>
+      </w:r>
+      <w:proofErr w:type="spellEnd"/>
+      <w:proofErr w:type="gramEnd"/>
+      <w:r>
+        <w:t xml:space="preserve"> will </w:t>
+      </w:r>
+      <w:proofErr w:type="gramStart"/>
+      <w:r>
+        <w:t>increased</w:t>
+      </w:r>
+      <w:proofErr w:type="gramEnd"/>
       <w:r>
         <w:t>), with 0 indicating no linear correlation.</w:t>
       </w:r>
@@ -778,7 +840,21 @@
           <w:lang w:val="en-US"/>
         </w:rPr>
         <w:lastRenderedPageBreak/>
-        <w:t xml:space="preserve">For all kind of regression model we have to give highly corelated fields with target variable is important, we have to pick a feature that has correlation greater than or equal to the 0.5, in the below describes the house price prediction correlation, the target label price has highly correlated with the feature called room size, so this needs to be give to the model for training, if we give less correlated feature than the model’s accuracy will be </w:t>
+        <w:t xml:space="preserve">For all kind of regression model we have to give highly corelated fields with target variable is important, we have to pick a feature that has correlation greater than or equal to the 0.5, in the below describes the house price prediction correlation, the target label price has highly correlated with the feature called room size, so this needs to be </w:t>
+      </w:r>
+      <w:proofErr w:type="spellStart"/>
+      <w:r>
+        <w:rPr>
+          <w:lang w:val="en-US"/>
+        </w:rPr>
+        <w:t>give</w:t>
+      </w:r>
+      <w:proofErr w:type="spellEnd"/>
+      <w:r>
+        <w:rPr>
+          <w:lang w:val="en-US"/>
+        </w:rPr>
+        <w:t xml:space="preserve"> to the model for training, if we give less correlated feature than the model’s accuracy will be </w:t>
       </w:r>
       <w:r>
         <w:rPr>
@@ -878,23 +954,40 @@
         <w:t>80,20</w:t>
       </w:r>
       <w:r>
-        <w:t xml:space="preserve"> ratio. </w:t>
-      </w:r>
-    </w:p>
-    <w:p>
-      <w:pPr>
-        <w:rPr>
-          <w:b/>
-          <w:bCs/>
-        </w:rPr>
-      </w:pPr>
-      <w:r>
-        <w:rPr>
-          <w:b/>
-          <w:bCs/>
-        </w:rPr>
-        <w:t>In kfold</w:t>
-      </w:r>
+        <w:t xml:space="preserve"> </w:t>
+      </w:r>
+      <w:proofErr w:type="gramStart"/>
+      <w:r>
+        <w:t>ratio</w:t>
+      </w:r>
+      <w:proofErr w:type="gramEnd"/>
+      <w:r>
+        <w:t xml:space="preserve">. </w:t>
+      </w:r>
+    </w:p>
+    <w:p>
+      <w:pPr>
+        <w:rPr>
+          <w:b/>
+          <w:bCs/>
+        </w:rPr>
+      </w:pPr>
+      <w:r>
+        <w:rPr>
+          <w:b/>
+          <w:bCs/>
+        </w:rPr>
+        <w:t xml:space="preserve">In </w:t>
+      </w:r>
+      <w:proofErr w:type="spellStart"/>
+      <w:r>
+        <w:rPr>
+          <w:b/>
+          <w:bCs/>
+        </w:rPr>
+        <w:t>kfold</w:t>
+      </w:r>
+      <w:proofErr w:type="spellEnd"/>
       <w:r>
         <w:t xml:space="preserve"> all the red box will be the validation data. </w:t>
       </w:r>
@@ -1015,7 +1108,15 @@
         <w:t xml:space="preserve">. </w:t>
       </w:r>
       <w:r>
-        <w:t>If we have 100 rows for data the iteration of this k-fold validation will be 100, on each iteration it takes only on data for test, So in first iteration only the first row will be used for test, and second iteration second row will be used for test and so on.</w:t>
+        <w:t xml:space="preserve">If we have 100 rows for data the iteration of this k-fold validation will be 100, on each iteration it takes only on data for test, </w:t>
+      </w:r>
+      <w:proofErr w:type="gramStart"/>
+      <w:r>
+        <w:t>So</w:t>
+      </w:r>
+      <w:proofErr w:type="gramEnd"/>
+      <w:r>
+        <w:t xml:space="preserve"> in first iteration only the first row will be used for test, and second iteration second row will be used for test and so on.</w:t>
       </w:r>
     </w:p>
     <w:p>
@@ -1054,7 +1155,23 @@
           <w:b/>
           <w:bCs/>
         </w:rPr>
-        <w:t xml:space="preserve"> P number of data for test</w:t>
+        <w:t xml:space="preserve"> P </w:t>
+      </w:r>
+      <w:proofErr w:type="gramStart"/>
+      <w:r>
+        <w:rPr>
+          <w:b/>
+          <w:bCs/>
+        </w:rPr>
+        <w:t>number</w:t>
+      </w:r>
+      <w:proofErr w:type="gramEnd"/>
+      <w:r>
+        <w:rPr>
+          <w:b/>
+          <w:bCs/>
+        </w:rPr>
+        <w:t xml:space="preserve"> of data for test</w:t>
       </w:r>
       <w:r>
         <w:rPr>
@@ -1064,7 +1181,15 @@
         <w:t>ing</w:t>
       </w:r>
       <w:r>
-        <w:t>, if the p is 3 then it will take only 3 row for each iteration fold.</w:t>
+        <w:t xml:space="preserve">, if the p is 3 then it will take only 3 </w:t>
+      </w:r>
+      <w:proofErr w:type="gramStart"/>
+      <w:r>
+        <w:t>row</w:t>
+      </w:r>
+      <w:proofErr w:type="gramEnd"/>
+      <w:r>
+        <w:t xml:space="preserve"> for each iteration fold.</w:t>
       </w:r>
     </w:p>
     <w:p/>
@@ -1077,7 +1202,15 @@
         <w:t xml:space="preserve">11. </w:t>
       </w:r>
       <w:r>
-        <w:t>It is one of the supervised learning technique that some feature</w:t>
+        <w:t xml:space="preserve">It is one of the supervised learning </w:t>
+      </w:r>
+      <w:proofErr w:type="gramStart"/>
+      <w:r>
+        <w:t>technique</w:t>
+      </w:r>
+      <w:proofErr w:type="gramEnd"/>
+      <w:r>
+        <w:t xml:space="preserve"> that some feature</w:t>
       </w:r>
     </w:p>
     <w:p>
@@ -1135,7 +1268,15 @@
     </w:p>
     <w:p>
       <w:r>
-        <w:t>                      young  middle   senior</w:t>
+        <w:t xml:space="preserve">                      </w:t>
+      </w:r>
+      <w:proofErr w:type="gramStart"/>
+      <w:r>
+        <w:t>young  middle</w:t>
+      </w:r>
+      <w:proofErr w:type="gramEnd"/>
+      <w:r>
+        <w:t xml:space="preserve">   senior</w:t>
       </w:r>
     </w:p>
     <w:p>
@@ -1257,8 +1398,21 @@
         <w:lastRenderedPageBreak/>
         <w:t xml:space="preserve">      </w:t>
       </w:r>
-      <w:r>
-        <w:t>Non linear regression - Non linear combination of input like (curve)</w:t>
+      <w:proofErr w:type="spellStart"/>
+      <w:r>
+        <w:t>Non linear</w:t>
+      </w:r>
+      <w:proofErr w:type="spellEnd"/>
+      <w:r>
+        <w:t xml:space="preserve"> regression - </w:t>
+      </w:r>
+      <w:proofErr w:type="spellStart"/>
+      <w:r>
+        <w:t>Non linear</w:t>
+      </w:r>
+      <w:proofErr w:type="spellEnd"/>
+      <w:r>
+        <w:t xml:space="preserve"> combination of input like (curve)</w:t>
       </w:r>
     </w:p>
     <w:p>
@@ -1278,7 +1432,15 @@
     </w:p>
     <w:p>
       <w:r>
-        <w:t>                            So this is used to fit curved line model's</w:t>
+        <w:t xml:space="preserve">                            </w:t>
+      </w:r>
+      <w:proofErr w:type="gramStart"/>
+      <w:r>
+        <w:t>So</w:t>
+      </w:r>
+      <w:proofErr w:type="gramEnd"/>
+      <w:r>
+        <w:t xml:space="preserve"> this is used to fit curved line model's</w:t>
       </w:r>
     </w:p>
     <w:p>
@@ -1313,11 +1475,22 @@
     </w:p>
     <w:p>
       <w:r>
-        <w:t>for degree 3 y = b0 + b1x + b2x**2 + b3x**3 .... +bnx**n</w:t>
-      </w:r>
-    </w:p>
-    <w:p>
-      <w:r>
+        <w:t>for degree 3 y = b0 + b1x + b2x**2 + b3x**3 .... +</w:t>
+      </w:r>
+      <w:proofErr w:type="spellStart"/>
+      <w:r>
+        <w:t>bnx</w:t>
+      </w:r>
+      <w:proofErr w:type="spellEnd"/>
+      <w:r>
+        <w:t>**n</w:t>
+      </w:r>
+    </w:p>
+    <w:p>
+      <w:r>
+        <w:rPr>
+          <w:noProof/>
+        </w:rPr>
         <w:drawing>
           <wp:inline distT="0" distB="0" distL="0" distR="0" wp14:anchorId="7060A75D" wp14:editId="777A9059">
             <wp:extent cx="4648200" cy="3206099"/>
@@ -1357,6 +1530,9 @@
     </w:p>
     <w:p>
       <w:r>
+        <w:rPr>
+          <w:noProof/>
+        </w:rPr>
         <w:drawing>
           <wp:inline distT="0" distB="0" distL="0" distR="0" wp14:anchorId="1D66B2B9" wp14:editId="4373B9FD">
             <wp:extent cx="3713018" cy="1491554"/>
@@ -1408,7 +1584,15 @@
     </w:p>
     <w:p>
       <w:r>
-        <w:t> occurred, the are fitted while training, but while we trying to see</w:t>
+        <w:t xml:space="preserve"> occurred, </w:t>
+      </w:r>
+      <w:proofErr w:type="spellStart"/>
+      <w:r>
+        <w:t>the</w:t>
+      </w:r>
+      <w:proofErr w:type="spellEnd"/>
+      <w:r>
+        <w:t xml:space="preserve"> are fitted while training, but while we trying to see</w:t>
       </w:r>
     </w:p>
     <w:p>
@@ -1464,6 +1648,7 @@
         <w:rPr>
           <w:b/>
           <w:bCs/>
+          <w:noProof/>
         </w:rPr>
         <w:drawing>
           <wp:inline distT="0" distB="0" distL="0" distR="0" wp14:anchorId="4028110E" wp14:editId="50FB24BB">
@@ -1513,6 +1698,7 @@
         <w:rPr>
           <w:b/>
           <w:bCs/>
+          <w:noProof/>
         </w:rPr>
         <w:drawing>
           <wp:inline distT="0" distB="0" distL="0" distR="0" wp14:anchorId="4289A490" wp14:editId="7A519F2B">
@@ -1550,6 +1736,245 @@
           </wp:inline>
         </w:drawing>
       </w:r>
+    </w:p>
+    <w:p>
+      <w:pPr>
+        <w:rPr>
+          <w:b/>
+          <w:bCs/>
+        </w:rPr>
+      </w:pPr>
+      <w:r>
+        <w:rPr>
+          <w:b/>
+          <w:bCs/>
+        </w:rPr>
+        <w:t xml:space="preserve">15. </w:t>
+      </w:r>
+    </w:p>
+    <w:p>
+      <w:pPr>
+        <w:rPr>
+          <w:b/>
+          <w:bCs/>
+        </w:rPr>
+      </w:pPr>
+      <w:r>
+        <w:rPr>
+          <w:noProof/>
+        </w:rPr>
+        <w:drawing>
+          <wp:inline distT="0" distB="0" distL="0" distR="0" wp14:anchorId="7F0A7830" wp14:editId="5C53A4EA">
+            <wp:extent cx="2175164" cy="1631373"/>
+            <wp:effectExtent l="0" t="0" r="0" b="6985"/>
+            <wp:docPr id="1491547921" name="Picture 1"/>
+            <wp:cNvGraphicFramePr>
+              <a:graphicFrameLocks xmlns:a="http://schemas.openxmlformats.org/drawingml/2006/main" noChangeAspect="1"/>
+            </wp:cNvGraphicFramePr>
+            <a:graphic xmlns:a="http://schemas.openxmlformats.org/drawingml/2006/main">
+              <a:graphicData uri="http://schemas.openxmlformats.org/drawingml/2006/picture">
+                <pic:pic xmlns:pic="http://schemas.openxmlformats.org/drawingml/2006/picture">
+                  <pic:nvPicPr>
+                    <pic:cNvPr id="1491547921" name=""/>
+                    <pic:cNvPicPr/>
+                  </pic:nvPicPr>
+                  <pic:blipFill>
+                    <a:blip r:embed="rId20"/>
+                    <a:stretch>
+                      <a:fillRect/>
+                    </a:stretch>
+                  </pic:blipFill>
+                  <pic:spPr>
+                    <a:xfrm>
+                      <a:off x="0" y="0"/>
+                      <a:ext cx="2180496" cy="1635372"/>
+                    </a:xfrm>
+                    <a:prstGeom prst="rect">
+                      <a:avLst/>
+                    </a:prstGeom>
+                  </pic:spPr>
+                </pic:pic>
+              </a:graphicData>
+            </a:graphic>
+          </wp:inline>
+        </w:drawing>
+      </w:r>
+    </w:p>
+    <w:p>
+      <w:r>
+        <w:t xml:space="preserve">In linear regression x is the input y is the output that we are going to predict, m and c are the parameters with that help of that y will be predicted, so the optimal value to predict y can’t be find in </w:t>
+      </w:r>
+      <w:r>
+        <w:lastRenderedPageBreak/>
+        <w:t xml:space="preserve">learning stage of the model. </w:t>
+      </w:r>
+      <w:proofErr w:type="gramStart"/>
+      <w:r>
+        <w:t>So</w:t>
+      </w:r>
+      <w:proofErr w:type="gramEnd"/>
+      <w:r>
+        <w:t xml:space="preserve"> we have to </w:t>
+      </w:r>
+      <w:proofErr w:type="gramStart"/>
+      <w:r>
+        <w:t>the this</w:t>
+      </w:r>
+      <w:proofErr w:type="gramEnd"/>
+      <w:r>
+        <w:t xml:space="preserve"> hyper parameter to predict y, that is called hyper parameter tuning.</w:t>
+      </w:r>
+    </w:p>
+    <w:p>
+      <w:pPr>
+        <w:rPr>
+          <w:b/>
+          <w:bCs/>
+        </w:rPr>
+      </w:pPr>
+      <w:r>
+        <w:rPr>
+          <w:b/>
+          <w:bCs/>
+        </w:rPr>
+        <w:t>Summary:</w:t>
+      </w:r>
+    </w:p>
+    <w:p>
+      <w:r>
+        <w:t>Hyper parameter tuning is the process of changing the parameters of the model (weight) to predict the values in desired way. And it can be changed externally.</w:t>
+      </w:r>
+    </w:p>
+    <w:p>
+      <w:pPr>
+        <w:rPr>
+          <w:b/>
+          <w:bCs/>
+        </w:rPr>
+      </w:pPr>
+      <w:r>
+        <w:rPr>
+          <w:b/>
+          <w:bCs/>
+          <w:noProof/>
+        </w:rPr>
+        <w:drawing>
+          <wp:anchor distT="0" distB="0" distL="114300" distR="114300" simplePos="0" relativeHeight="251658240" behindDoc="0" locked="0" layoutInCell="1" allowOverlap="1" wp14:anchorId="6060F6E9" wp14:editId="688D66F6">
+            <wp:simplePos x="914400" y="2140527"/>
+            <wp:positionH relativeFrom="column">
+              <wp:align>left</wp:align>
+            </wp:positionH>
+            <wp:positionV relativeFrom="paragraph">
+              <wp:align>top</wp:align>
+            </wp:positionV>
+            <wp:extent cx="1929110" cy="1711037"/>
+            <wp:effectExtent l="0" t="0" r="0" b="3810"/>
+            <wp:wrapSquare wrapText="bothSides"/>
+            <wp:docPr id="1696310674" name="Picture 1"/>
+            <wp:cNvGraphicFramePr>
+              <a:graphicFrameLocks xmlns:a="http://schemas.openxmlformats.org/drawingml/2006/main" noChangeAspect="1"/>
+            </wp:cNvGraphicFramePr>
+            <a:graphic xmlns:a="http://schemas.openxmlformats.org/drawingml/2006/main">
+              <a:graphicData uri="http://schemas.openxmlformats.org/drawingml/2006/picture">
+                <pic:pic xmlns:pic="http://schemas.openxmlformats.org/drawingml/2006/picture">
+                  <pic:nvPicPr>
+                    <pic:cNvPr id="1696310674" name=""/>
+                    <pic:cNvPicPr/>
+                  </pic:nvPicPr>
+                  <pic:blipFill>
+                    <a:blip r:embed="rId21">
+                      <a:extLst>
+                        <a:ext uri="{28A0092B-C50C-407E-A947-70E740481C1C}">
+                          <a14:useLocalDpi xmlns:a14="http://schemas.microsoft.com/office/drawing/2010/main" val="0"/>
+                        </a:ext>
+                      </a:extLst>
+                    </a:blip>
+                    <a:stretch>
+                      <a:fillRect/>
+                    </a:stretch>
+                  </pic:blipFill>
+                  <pic:spPr>
+                    <a:xfrm>
+                      <a:off x="0" y="0"/>
+                      <a:ext cx="1929110" cy="1711037"/>
+                    </a:xfrm>
+                    <a:prstGeom prst="rect">
+                      <a:avLst/>
+                    </a:prstGeom>
+                  </pic:spPr>
+                </pic:pic>
+              </a:graphicData>
+            </a:graphic>
+          </wp:anchor>
+        </w:drawing>
+      </w:r>
+    </w:p>
+    <w:p/>
+    <w:p/>
+    <w:p/>
+    <w:p>
+      <w:pPr>
+        <w:tabs>
+          <w:tab w:val="left" w:pos="1156"/>
+        </w:tabs>
+        <w:rPr>
+          <w:b/>
+          <w:bCs/>
+        </w:rPr>
+      </w:pPr>
+      <w:r>
+        <w:rPr>
+          <w:b/>
+          <w:bCs/>
+        </w:rPr>
+        <w:tab/>
+      </w:r>
+    </w:p>
+    <w:p>
+      <w:pPr>
+        <w:tabs>
+          <w:tab w:val="left" w:pos="1156"/>
+        </w:tabs>
+        <w:rPr>
+          <w:b/>
+          <w:bCs/>
+        </w:rPr>
+      </w:pPr>
+    </w:p>
+    <w:p>
+      <w:pPr>
+        <w:rPr>
+          <w:b/>
+          <w:bCs/>
+        </w:rPr>
+      </w:pPr>
+      <w:r>
+        <w:rPr>
+          <w:b/>
+          <w:bCs/>
+        </w:rPr>
+        <w:br w:type="textWrapping" w:clear="all"/>
+      </w:r>
+    </w:p>
+    <w:p>
+      <w:r>
+        <w:rPr>
+          <w:b/>
+          <w:bCs/>
+        </w:rPr>
+        <w:t xml:space="preserve">16. </w:t>
+      </w:r>
+      <w:r>
+        <w:t>Finds the best hyper parameter in faster way in random search while grid takes time.</w:t>
+      </w:r>
+    </w:p>
+    <w:p>
+      <w:pPr>
+        <w:rPr>
+          <w:b/>
+          <w:bCs/>
+        </w:rPr>
+      </w:pPr>
     </w:p>
     <w:p/>
     <w:p/>
@@ -2189,6 +2614,7 @@
   <w:style w:type="character" w:default="1" w:styleId="DefaultParagraphFont">
     <w:name w:val="Default Paragraph Font"/>
     <w:uiPriority w:val="1"/>
+    <w:semiHidden/>
     <w:unhideWhenUsed/>
   </w:style>
   <w:style w:type="table" w:default="1" w:styleId="TableNormal">

--- a/machine_learning_basics/mlbasics_test.docx
+++ b/machine_learning_basics/mlbasics_test.docx
@@ -9,33 +9,12 @@
     </w:p>
     <w:p>
       <w:r>
-        <w:t xml:space="preserve">2. How can we import decision tree and </w:t>
-      </w:r>
-      <w:proofErr w:type="spellStart"/>
-      <w:r>
-        <w:t>kMean</w:t>
-      </w:r>
-      <w:proofErr w:type="spellEnd"/>
-      <w:r>
-        <w:t xml:space="preserve"> clustering </w:t>
-      </w:r>
-      <w:proofErr w:type="spellStart"/>
-      <w:r>
-        <w:t>sklearn</w:t>
-      </w:r>
-      <w:proofErr w:type="spellEnd"/>
-    </w:p>
-    <w:p>
-      <w:r>
-        <w:t xml:space="preserve">3. What is KNN, </w:t>
-      </w:r>
-      <w:proofErr w:type="gramStart"/>
-      <w:r>
-        <w:t>Does</w:t>
-      </w:r>
-      <w:proofErr w:type="gramEnd"/>
-      <w:r>
-        <w:t xml:space="preserve"> it can be used for both classification and regression?</w:t>
+        <w:t>2. How can we import decision tree and kMean clustering sklearn</w:t>
+      </w:r>
+    </w:p>
+    <w:p>
+      <w:r>
+        <w:t>3. What is KNN, Does it can be used for both classification and regression?</w:t>
       </w:r>
     </w:p>
     <w:p>
@@ -97,6 +76,9 @@
       <w:r>
         <w:t>11. What is Decision Tree</w:t>
       </w:r>
+      <w:r>
+        <w:t>, what measurement that decision tree uses?</w:t>
+      </w:r>
     </w:p>
     <w:p>
       <w:r>
@@ -115,20 +97,48 @@
     </w:p>
     <w:p>
       <w:r>
-        <w:t xml:space="preserve">15. What is hype parameter, hyper parameter tuning and </w:t>
-      </w:r>
-      <w:proofErr w:type="gramStart"/>
-      <w:r>
-        <w:t>it’s</w:t>
-      </w:r>
-      <w:proofErr w:type="gramEnd"/>
-      <w:r>
-        <w:t xml:space="preserve"> types?</w:t>
+        <w:t>15. What is hype parameter, hyper parameter tuning and it’s types?</w:t>
       </w:r>
     </w:p>
     <w:p>
       <w:r>
         <w:t>16. Difference between GS CV, RS CV?</w:t>
+      </w:r>
+    </w:p>
+    <w:p>
+      <w:r>
+        <w:t>17. What is k</w:t>
+      </w:r>
+      <w:r>
+        <w:t>-nearest neighbour</w:t>
+      </w:r>
+    </w:p>
+    <w:p>
+      <w:r>
+        <w:t>18. What is logistic regression</w:t>
+      </w:r>
+      <w:r>
+        <w:t>, and types of logistic regression</w:t>
+      </w:r>
+    </w:p>
+    <w:p>
+      <w:r>
+        <w:t>19. What are the evaluating metric</w:t>
+      </w:r>
+    </w:p>
+    <w:p>
+      <w:r>
+        <w:t>20. What is model reproducibility and how can we achieve it.</w:t>
+      </w:r>
+    </w:p>
+    <w:p>
+      <w:r>
+        <w:t>21. What is normal distribution and types of distribution</w:t>
+      </w:r>
+    </w:p>
+    <w:p>
+      <w:r>
+        <w:t>22. What is ROC AUC curve</w:t>
       </w:r>
     </w:p>
     <w:p/>
@@ -185,7 +195,7 @@
                     <pic:cNvPicPr/>
                   </pic:nvPicPr>
                   <pic:blipFill>
-                    <a:blip r:embed="rId4"/>
+                    <a:blip r:embed="rId5"/>
                     <a:stretch>
                       <a:fillRect/>
                     </a:stretch>
@@ -251,6 +261,7 @@
         <w:rPr>
           <w:noProof/>
         </w:rPr>
+        <w:lastRenderedPageBreak/>
         <w:t xml:space="preserve"> </w:t>
       </w:r>
       <w:r>
@@ -278,7 +289,7 @@
                     <pic:cNvPicPr/>
                   </pic:nvPicPr>
                   <pic:blipFill>
-                    <a:blip r:embed="rId5"/>
+                    <a:blip r:embed="rId6"/>
                     <a:stretch>
                       <a:fillRect/>
                     </a:stretch>
@@ -311,7 +322,6 @@
           <w:b/>
           <w:bCs/>
         </w:rPr>
-        <w:lastRenderedPageBreak/>
         <w:t>For Regression KNN</w:t>
       </w:r>
     </w:p>
@@ -347,7 +357,7 @@
                     <pic:cNvPicPr/>
                   </pic:nvPicPr>
                   <pic:blipFill>
-                    <a:blip r:embed="rId6"/>
+                    <a:blip r:embed="rId7"/>
                     <a:stretch>
                       <a:fillRect/>
                     </a:stretch>
@@ -402,7 +412,7 @@
                     <pic:cNvPicPr/>
                   </pic:nvPicPr>
                   <pic:blipFill>
-                    <a:blip r:embed="rId7"/>
+                    <a:blip r:embed="rId8"/>
                     <a:stretch>
                       <a:fillRect/>
                     </a:stretch>
@@ -437,15 +447,7 @@
     </w:p>
     <w:p>
       <w:r>
-        <w:t xml:space="preserve">In below formula P is number of input variables. N total number </w:t>
-      </w:r>
-      <w:proofErr w:type="spellStart"/>
-      <w:r>
-        <w:t>of`samples</w:t>
-      </w:r>
-      <w:proofErr w:type="spellEnd"/>
-      <w:r>
-        <w:t>.</w:t>
+        <w:t>In below formula P is number of input variables. N total number of`samples.</w:t>
       </w:r>
     </w:p>
     <w:p>
@@ -475,7 +477,7 @@
                     <pic:cNvPicPr/>
                   </pic:nvPicPr>
                   <pic:blipFill>
-                    <a:blip r:embed="rId8"/>
+                    <a:blip r:embed="rId9"/>
                     <a:stretch>
                       <a:fillRect/>
                     </a:stretch>
@@ -516,6 +518,7 @@
           <w:b/>
           <w:bCs/>
         </w:rPr>
+        <w:lastRenderedPageBreak/>
         <w:t xml:space="preserve">8. </w:t>
       </w:r>
       <w:r>
@@ -538,7 +541,7 @@
                     <pic:cNvPicPr/>
                   </pic:nvPicPr>
                   <pic:blipFill>
-                    <a:blip r:embed="rId9"/>
+                    <a:blip r:embed="rId10"/>
                     <a:stretch>
                       <a:fillRect/>
                     </a:stretch>
@@ -570,7 +573,6 @@
         <w:rPr>
           <w:noProof/>
         </w:rPr>
-        <w:lastRenderedPageBreak/>
         <w:drawing>
           <wp:inline distT="0" distB="0" distL="0" distR="0" wp14:anchorId="1A0FF6B6" wp14:editId="761EEFBF">
             <wp:extent cx="2722418" cy="1611958"/>
@@ -587,7 +589,7 @@
                     <pic:cNvPicPr/>
                   </pic:nvPicPr>
                   <pic:blipFill>
-                    <a:blip r:embed="rId10"/>
+                    <a:blip r:embed="rId11"/>
                     <a:stretch>
                       <a:fillRect/>
                     </a:stretch>
@@ -635,7 +637,7 @@
                     <pic:cNvPicPr/>
                   </pic:nvPicPr>
                   <pic:blipFill>
-                    <a:blip r:embed="rId11"/>
+                    <a:blip r:embed="rId12"/>
                     <a:stretch>
                       <a:fillRect/>
                     </a:stretch>
@@ -689,23 +691,8 @@
         <w:t>) to +1(perfect positive</w:t>
       </w:r>
       <w:r>
-        <w:t xml:space="preserve"> </w:t>
-      </w:r>
-      <w:proofErr w:type="spellStart"/>
-      <w:proofErr w:type="gramStart"/>
-      <w:r>
-        <w:t>x,y</w:t>
-      </w:r>
-      <w:proofErr w:type="spellEnd"/>
-      <w:proofErr w:type="gramEnd"/>
-      <w:r>
-        <w:t xml:space="preserve"> will </w:t>
-      </w:r>
-      <w:proofErr w:type="gramStart"/>
-      <w:r>
-        <w:t>increased</w:t>
-      </w:r>
-      <w:proofErr w:type="gramEnd"/>
+        <w:t xml:space="preserve"> x,y will increased</w:t>
+      </w:r>
       <w:r>
         <w:t>), with 0 indicating no linear correlation.</w:t>
       </w:r>
@@ -740,7 +727,7 @@
                     <pic:cNvPicPr/>
                   </pic:nvPicPr>
                   <pic:blipFill>
-                    <a:blip r:embed="rId12"/>
+                    <a:blip r:embed="rId13"/>
                     <a:stretch>
                       <a:fillRect/>
                     </a:stretch>
@@ -775,6 +762,7 @@
           <w:noProof/>
           <w:lang w:val="en-US"/>
         </w:rPr>
+        <w:lastRenderedPageBreak/>
         <w:drawing>
           <wp:inline distT="0" distB="0" distL="0" distR="0" wp14:anchorId="705B6046" wp14:editId="767A2A5B">
             <wp:extent cx="2618509" cy="2734543"/>
@@ -791,7 +779,7 @@
                     <pic:cNvPicPr/>
                   </pic:nvPicPr>
                   <pic:blipFill>
-                    <a:blip r:embed="rId13"/>
+                    <a:blip r:embed="rId14"/>
                     <a:stretch>
                       <a:fillRect/>
                     </a:stretch>
@@ -839,22 +827,7 @@
         <w:rPr>
           <w:lang w:val="en-US"/>
         </w:rPr>
-        <w:lastRenderedPageBreak/>
-        <w:t xml:space="preserve">For all kind of regression model we have to give highly corelated fields with target variable is important, we have to pick a feature that has correlation greater than or equal to the 0.5, in the below describes the house price prediction correlation, the target label price has highly correlated with the feature called room size, so this needs to be </w:t>
-      </w:r>
-      <w:proofErr w:type="spellStart"/>
-      <w:r>
-        <w:rPr>
-          <w:lang w:val="en-US"/>
-        </w:rPr>
-        <w:t>give</w:t>
-      </w:r>
-      <w:proofErr w:type="spellEnd"/>
-      <w:r>
-        <w:rPr>
-          <w:lang w:val="en-US"/>
-        </w:rPr>
-        <w:t xml:space="preserve"> to the model for training, if we give less correlated feature than the model’s accuracy will be </w:t>
+        <w:t xml:space="preserve">For all kind of regression model we have to give highly corelated fields with target variable is important, we have to pick a feature that has correlation greater than or equal to the 0.5, in the below describes the house price prediction correlation, the target label price has highly correlated with the feature called room size, so this needs to be give to the model for training, if we give less correlated feature than the model’s accuracy will be </w:t>
       </w:r>
       <w:r>
         <w:rPr>
@@ -914,7 +887,7 @@
                     <pic:cNvPicPr/>
                   </pic:nvPicPr>
                   <pic:blipFill>
-                    <a:blip r:embed="rId14"/>
+                    <a:blip r:embed="rId15"/>
                     <a:stretch>
                       <a:fillRect/>
                     </a:stretch>
@@ -954,40 +927,23 @@
         <w:t>80,20</w:t>
       </w:r>
       <w:r>
-        <w:t xml:space="preserve"> </w:t>
-      </w:r>
-      <w:proofErr w:type="gramStart"/>
-      <w:r>
-        <w:t>ratio</w:t>
-      </w:r>
-      <w:proofErr w:type="gramEnd"/>
-      <w:r>
-        <w:t xml:space="preserve">. </w:t>
-      </w:r>
-    </w:p>
-    <w:p>
-      <w:pPr>
-        <w:rPr>
-          <w:b/>
-          <w:bCs/>
-        </w:rPr>
-      </w:pPr>
-      <w:r>
-        <w:rPr>
-          <w:b/>
-          <w:bCs/>
-        </w:rPr>
-        <w:t xml:space="preserve">In </w:t>
-      </w:r>
-      <w:proofErr w:type="spellStart"/>
-      <w:r>
-        <w:rPr>
-          <w:b/>
-          <w:bCs/>
-        </w:rPr>
-        <w:t>kfold</w:t>
-      </w:r>
-      <w:proofErr w:type="spellEnd"/>
+        <w:t xml:space="preserve"> ratio. </w:t>
+      </w:r>
+    </w:p>
+    <w:p>
+      <w:pPr>
+        <w:rPr>
+          <w:b/>
+          <w:bCs/>
+        </w:rPr>
+      </w:pPr>
+      <w:r>
+        <w:rPr>
+          <w:b/>
+          <w:bCs/>
+        </w:rPr>
+        <w:t>In kfold</w:t>
+      </w:r>
       <w:r>
         <w:t xml:space="preserve"> all the red box will be the validation data. </w:t>
       </w:r>
@@ -1043,7 +999,7 @@
                     <pic:cNvPicPr/>
                   </pic:nvPicPr>
                   <pic:blipFill>
-                    <a:blip r:embed="rId15"/>
+                    <a:blip r:embed="rId16"/>
                     <a:stretch>
                       <a:fillRect/>
                     </a:stretch>
@@ -1081,6 +1037,7 @@
     </w:p>
     <w:p>
       <w:r>
+        <w:lastRenderedPageBreak/>
         <w:t xml:space="preserve">Here we will take only </w:t>
       </w:r>
       <w:r>
@@ -1108,15 +1065,7 @@
         <w:t xml:space="preserve">. </w:t>
       </w:r>
       <w:r>
-        <w:t xml:space="preserve">If we have 100 rows for data the iteration of this k-fold validation will be 100, on each iteration it takes only on data for test, </w:t>
-      </w:r>
-      <w:proofErr w:type="gramStart"/>
-      <w:r>
-        <w:t>So</w:t>
-      </w:r>
-      <w:proofErr w:type="gramEnd"/>
-      <w:r>
-        <w:t xml:space="preserve"> in first iteration only the first row will be used for test, and second iteration second row will be used for test and so on.</w:t>
+        <w:t>If we have 100 rows for data the iteration of this k-fold validation will be 100, on each iteration it takes only on data for test, So in first iteration only the first row will be used for test, and second iteration second row will be used for test and so on.</w:t>
       </w:r>
     </w:p>
     <w:p>
@@ -1155,23 +1104,7 @@
           <w:b/>
           <w:bCs/>
         </w:rPr>
-        <w:t xml:space="preserve"> P </w:t>
-      </w:r>
-      <w:proofErr w:type="gramStart"/>
-      <w:r>
-        <w:rPr>
-          <w:b/>
-          <w:bCs/>
-        </w:rPr>
-        <w:t>number</w:t>
-      </w:r>
-      <w:proofErr w:type="gramEnd"/>
-      <w:r>
-        <w:rPr>
-          <w:b/>
-          <w:bCs/>
-        </w:rPr>
-        <w:t xml:space="preserve"> of data for test</w:t>
+        <w:t xml:space="preserve"> P number of data for test</w:t>
       </w:r>
       <w:r>
         <w:rPr>
@@ -1181,15 +1114,7 @@
         <w:t>ing</w:t>
       </w:r>
       <w:r>
-        <w:t xml:space="preserve">, if the p is 3 then it will take only 3 </w:t>
-      </w:r>
-      <w:proofErr w:type="gramStart"/>
-      <w:r>
-        <w:t>row</w:t>
-      </w:r>
-      <w:proofErr w:type="gramEnd"/>
-      <w:r>
-        <w:t xml:space="preserve"> for each iteration fold.</w:t>
+        <w:t>, if the p is 3 then it will take only 3 row for each iteration fold.</w:t>
       </w:r>
     </w:p>
     <w:p/>
@@ -1202,15 +1127,7 @@
         <w:t xml:space="preserve">11. </w:t>
       </w:r>
       <w:r>
-        <w:t xml:space="preserve">It is one of the supervised learning </w:t>
-      </w:r>
-      <w:proofErr w:type="gramStart"/>
-      <w:r>
-        <w:t>technique</w:t>
-      </w:r>
-      <w:proofErr w:type="gramEnd"/>
-      <w:r>
-        <w:t xml:space="preserve"> that some feature</w:t>
+        <w:t>It is one of the supervised learning technique that some feature</w:t>
       </w:r>
     </w:p>
     <w:p>
@@ -1226,102 +1143,94 @@
     <w:p/>
     <w:p>
       <w:r>
+        <w:t>Decision tree has several leaf nodes and edge nodes</w:t>
+      </w:r>
+    </w:p>
+    <w:p>
+      <w:r>
+        <w:t>It will repeat this process for all feature</w:t>
+      </w:r>
+    </w:p>
+    <w:p>
+      <w:r>
+        <w:t>EX: Consider age is the feature decision tree takes from dataset, it</w:t>
+      </w:r>
+    </w:p>
+    <w:p>
+      <w:r>
+        <w:t>    will segment like the below one.</w:t>
+      </w:r>
+    </w:p>
+    <w:p/>
+    <w:p>
+      <w:r>
+        <w:t>                             AGE</w:t>
+      </w:r>
+    </w:p>
+    <w:p>
+      <w:r>
+        <w:t>                               |</w:t>
+      </w:r>
+    </w:p>
+    <w:p>
+      <w:r>
+        <w:t>                        |--------------|</w:t>
+      </w:r>
+    </w:p>
+    <w:p>
+      <w:r>
+        <w:t>                               |</w:t>
+      </w:r>
+    </w:p>
+    <w:p>
+      <w:r>
+        <w:t>                      young  middle   senior</w:t>
+      </w:r>
+    </w:p>
+    <w:p>
+      <w:r>
+        <w:t>                              age</w:t>
+      </w:r>
+    </w:p>
+    <w:p>
+      <w:r>
+        <w:t>                        |</w:t>
+      </w:r>
+    </w:p>
+    <w:p>
+      <w:r>
+        <w:t>                       Sex</w:t>
+      </w:r>
+    </w:p>
+    <w:p>
+      <w:r>
+        <w:t>                        |</w:t>
+      </w:r>
+    </w:p>
+    <w:p>
+      <w:r>
+        <w:t>                      ------</w:t>
+      </w:r>
+    </w:p>
+    <w:p>
+      <w:r>
+        <w:t>                      |     |</w:t>
+      </w:r>
+    </w:p>
+    <w:p>
+      <w:r>
+        <w:t>                      F     M</w:t>
+      </w:r>
+    </w:p>
+    <w:p/>
+    <w:p>
+      <w:r>
+        <w:t xml:space="preserve">                    </w:t>
+      </w:r>
+    </w:p>
+    <w:p>
+      <w:r>
         <w:lastRenderedPageBreak/>
-        <w:t>Decision tree has several leaf nodes and edge nodes</w:t>
-      </w:r>
-    </w:p>
-    <w:p>
-      <w:r>
-        <w:t>It will repeat this process for all feature</w:t>
-      </w:r>
-    </w:p>
-    <w:p>
-      <w:r>
-        <w:t>EX: Consider age is the feature decision tree takes from dataset, it</w:t>
-      </w:r>
-    </w:p>
-    <w:p>
-      <w:r>
-        <w:t>    will segment like the below one.</w:t>
-      </w:r>
-    </w:p>
-    <w:p/>
-    <w:p>
-      <w:r>
-        <w:t>                             AGE</w:t>
-      </w:r>
-    </w:p>
-    <w:p>
-      <w:r>
-        <w:t>                               |</w:t>
-      </w:r>
-    </w:p>
-    <w:p>
-      <w:r>
-        <w:t>                        |--------------|</w:t>
-      </w:r>
-    </w:p>
-    <w:p>
-      <w:r>
-        <w:t>                               |</w:t>
-      </w:r>
-    </w:p>
-    <w:p>
-      <w:r>
-        <w:t xml:space="preserve">                      </w:t>
-      </w:r>
-      <w:proofErr w:type="gramStart"/>
-      <w:r>
-        <w:t>young  middle</w:t>
-      </w:r>
-      <w:proofErr w:type="gramEnd"/>
-      <w:r>
-        <w:t xml:space="preserve">   senior</w:t>
-      </w:r>
-    </w:p>
-    <w:p>
-      <w:r>
-        <w:t>                              age</w:t>
-      </w:r>
-    </w:p>
-    <w:p>
-      <w:r>
-        <w:t>                        |</w:t>
-      </w:r>
-    </w:p>
-    <w:p>
-      <w:r>
-        <w:t>                       Sex</w:t>
-      </w:r>
-    </w:p>
-    <w:p>
-      <w:r>
-        <w:t>                        |</w:t>
-      </w:r>
-    </w:p>
-    <w:p>
-      <w:r>
-        <w:t>                      ------</w:t>
-      </w:r>
-    </w:p>
-    <w:p>
-      <w:r>
-        <w:t>                      |     |</w:t>
-      </w:r>
-    </w:p>
-    <w:p>
-      <w:r>
-        <w:t>                      F     M</w:t>
-      </w:r>
-    </w:p>
-    <w:p/>
-    <w:p>
-      <w:r>
-        <w:t xml:space="preserve">                    </w:t>
-      </w:r>
-    </w:p>
-    <w:p>
-      <w:r>
         <w:t>                                ENTROPY</w:t>
       </w:r>
     </w:p>
@@ -1395,102 +1304,73 @@
     </w:p>
     <w:p>
       <w:r>
+        <w:t xml:space="preserve">      </w:t>
+      </w:r>
+      <w:r>
+        <w:t>Non linear regression - Non linear combination of input like (curve)</w:t>
+      </w:r>
+    </w:p>
+    <w:p>
+      <w:r>
+        <w:t>* Polynomial Regression - not all of the model's data fit into linear</w:t>
+      </w:r>
+    </w:p>
+    <w:p>
+      <w:r>
+        <w:t xml:space="preserve">                            straight line, some model's data will be </w:t>
+      </w:r>
+    </w:p>
+    <w:p>
+      <w:r>
+        <w:t>                            fully fit in slightly curved line,</w:t>
+      </w:r>
+    </w:p>
+    <w:p>
+      <w:r>
+        <w:t>                            So this is used to fit curved line model's</w:t>
+      </w:r>
+    </w:p>
+    <w:p>
+      <w:r>
+        <w:t>                            data</w:t>
+      </w:r>
+    </w:p>
+    <w:p>
+      <w:r>
+        <w:t>                            It is basically used where we can't apply</w:t>
+      </w:r>
+    </w:p>
+    <w:p>
+      <w:r>
+        <w:t>                            simple and multi linear regression.</w:t>
+      </w:r>
+    </w:p>
+    <w:p>
+      <w:r>
+        <w:t>           HOW POLYNOMIAL REGRESSION IMPLEMENTED</w:t>
+      </w:r>
+    </w:p>
+    <w:p>
+      <w:r>
+        <w:t xml:space="preserve">The formula for polynomial regression is </w:t>
+      </w:r>
+    </w:p>
+    <w:p>
+      <w:r>
+        <w:t>for degree 2 y = b0 + b1x + b2x**2</w:t>
+      </w:r>
+    </w:p>
+    <w:p>
+      <w:r>
+        <w:t>for degree 3 y = b0 + b1x + b2x**2 + b3x**3 .... +bnx**n</w:t>
+      </w:r>
+    </w:p>
+    <w:p>
+      <w:r>
+        <w:rPr>
+          <w:noProof/>
+        </w:rPr>
         <w:lastRenderedPageBreak/>
-        <w:t xml:space="preserve">      </w:t>
-      </w:r>
-      <w:proofErr w:type="spellStart"/>
-      <w:r>
-        <w:t>Non linear</w:t>
-      </w:r>
-      <w:proofErr w:type="spellEnd"/>
-      <w:r>
-        <w:t xml:space="preserve"> regression - </w:t>
-      </w:r>
-      <w:proofErr w:type="spellStart"/>
-      <w:r>
-        <w:t>Non linear</w:t>
-      </w:r>
-      <w:proofErr w:type="spellEnd"/>
-      <w:r>
-        <w:t xml:space="preserve"> combination of input like (curve)</w:t>
-      </w:r>
-    </w:p>
-    <w:p>
-      <w:r>
-        <w:t>* Polynomial Regression - not all of the model's data fit into linear</w:t>
-      </w:r>
-    </w:p>
-    <w:p>
-      <w:r>
-        <w:t xml:space="preserve">                            straight line, some model's data will be </w:t>
-      </w:r>
-    </w:p>
-    <w:p>
-      <w:r>
-        <w:t>                            fully fit in slightly curved line,</w:t>
-      </w:r>
-    </w:p>
-    <w:p>
-      <w:r>
-        <w:t xml:space="preserve">                            </w:t>
-      </w:r>
-      <w:proofErr w:type="gramStart"/>
-      <w:r>
-        <w:t>So</w:t>
-      </w:r>
-      <w:proofErr w:type="gramEnd"/>
-      <w:r>
-        <w:t xml:space="preserve"> this is used to fit curved line model's</w:t>
-      </w:r>
-    </w:p>
-    <w:p>
-      <w:r>
-        <w:t>                            data</w:t>
-      </w:r>
-    </w:p>
-    <w:p>
-      <w:r>
-        <w:t>                            It is basically used where we can't apply</w:t>
-      </w:r>
-    </w:p>
-    <w:p>
-      <w:r>
-        <w:t>                            simple and multi linear regression.</w:t>
-      </w:r>
-    </w:p>
-    <w:p>
-      <w:r>
-        <w:t>           HOW POLYNOMIAL REGRESSION IMPLEMENTED</w:t>
-      </w:r>
-    </w:p>
-    <w:p>
-      <w:r>
-        <w:t xml:space="preserve">The formula for polynomial regression is </w:t>
-      </w:r>
-    </w:p>
-    <w:p>
-      <w:r>
-        <w:t>for degree 2 y = b0 + b1x + b2x**2</w:t>
-      </w:r>
-    </w:p>
-    <w:p>
-      <w:r>
-        <w:t>for degree 3 y = b0 + b1x + b2x**2 + b3x**3 .... +</w:t>
-      </w:r>
-      <w:proofErr w:type="spellStart"/>
-      <w:r>
-        <w:t>bnx</w:t>
-      </w:r>
-      <w:proofErr w:type="spellEnd"/>
-      <w:r>
-        <w:t>**n</w:t>
-      </w:r>
-    </w:p>
-    <w:p>
-      <w:r>
-        <w:rPr>
-          <w:noProof/>
-        </w:rPr>
         <w:drawing>
           <wp:inline distT="0" distB="0" distL="0" distR="0" wp14:anchorId="7060A75D" wp14:editId="777A9059">
             <wp:extent cx="4648200" cy="3206099"/>
@@ -1507,7 +1387,7 @@
                     <pic:cNvPicPr/>
                   </pic:nvPicPr>
                   <pic:blipFill>
-                    <a:blip r:embed="rId16"/>
+                    <a:blip r:embed="rId17"/>
                     <a:stretch>
                       <a:fillRect/>
                     </a:stretch>
@@ -1549,7 +1429,7 @@
                     <pic:cNvPicPr/>
                   </pic:nvPicPr>
                   <pic:blipFill>
-                    <a:blip r:embed="rId17"/>
+                    <a:blip r:embed="rId18"/>
                     <a:stretch>
                       <a:fillRect/>
                     </a:stretch>
@@ -1584,64 +1464,56 @@
     </w:p>
     <w:p>
       <w:r>
-        <w:t xml:space="preserve"> occurred, </w:t>
-      </w:r>
-      <w:proofErr w:type="spellStart"/>
-      <w:r>
-        <w:t>the</w:t>
-      </w:r>
-      <w:proofErr w:type="spellEnd"/>
-      <w:r>
-        <w:t xml:space="preserve"> are fitted while training, but while we trying to see</w:t>
-      </w:r>
-    </w:p>
-    <w:p>
-      <w:r>
+        <w:t> occurred, the are fitted while training, but while we trying to see</w:t>
+      </w:r>
+    </w:p>
+    <w:p>
+      <w:r>
+        <w:t> the prediction accuracy on test data there will be a variance</w:t>
+      </w:r>
+    </w:p>
+    <w:p>
+      <w:r>
+        <w:t> occur in prediction, this is called the variance.</w:t>
+      </w:r>
+    </w:p>
+    <w:p>
+      <w:r>
+        <w:t> This problem can be solved by regularization technique</w:t>
+      </w:r>
+    </w:p>
+    <w:p/>
+    <w:p>
+      <w:r>
+        <w:rPr>
+          <w:b/>
+          <w:bCs/>
+        </w:rPr>
+        <w:t> </w:t>
+      </w:r>
+      <w:r>
+        <w:t>In regularization we will eliminate some parts of the data to</w:t>
+      </w:r>
+    </w:p>
+    <w:p>
+      <w:r>
+        <w:t> fit the correct data to train model.</w:t>
+      </w:r>
+    </w:p>
+    <w:p/>
+    <w:p>
+      <w:pPr>
+        <w:rPr>
+          <w:b/>
+          <w:bCs/>
+        </w:rPr>
+      </w:pPr>
+      <w:r>
+        <w:rPr>
+          <w:b/>
+          <w:bCs/>
+        </w:rPr>
         <w:lastRenderedPageBreak/>
-        <w:t> the prediction accuracy on test data there will be a variance</w:t>
-      </w:r>
-    </w:p>
-    <w:p>
-      <w:r>
-        <w:t> occur in prediction, this is called the variance.</w:t>
-      </w:r>
-    </w:p>
-    <w:p>
-      <w:r>
-        <w:t> This problem can be solved by regularization technique</w:t>
-      </w:r>
-    </w:p>
-    <w:p/>
-    <w:p>
-      <w:r>
-        <w:rPr>
-          <w:b/>
-          <w:bCs/>
-        </w:rPr>
-        <w:t> </w:t>
-      </w:r>
-      <w:r>
-        <w:t>In regularization we will eliminate some parts of the data to</w:t>
-      </w:r>
-    </w:p>
-    <w:p>
-      <w:r>
-        <w:t> fit the correct data to train model.</w:t>
-      </w:r>
-    </w:p>
-    <w:p/>
-    <w:p>
-      <w:pPr>
-        <w:rPr>
-          <w:b/>
-          <w:bCs/>
-        </w:rPr>
-      </w:pPr>
-      <w:r>
-        <w:rPr>
-          <w:b/>
-          <w:bCs/>
-        </w:rPr>
         <w:t xml:space="preserve">14. </w:t>
       </w:r>
       <w:r>
@@ -1666,7 +1538,7 @@
                     <pic:cNvPicPr/>
                   </pic:nvPicPr>
                   <pic:blipFill>
-                    <a:blip r:embed="rId18"/>
+                    <a:blip r:embed="rId19"/>
                     <a:stretch>
                       <a:fillRect/>
                     </a:stretch>
@@ -1716,7 +1588,7 @@
                     <pic:cNvPicPr/>
                   </pic:nvPicPr>
                   <pic:blipFill>
-                    <a:blip r:embed="rId19"/>
+                    <a:blip r:embed="rId20"/>
                     <a:stretch>
                       <a:fillRect/>
                     </a:stretch>
@@ -1779,7 +1651,7 @@
                     <pic:cNvPicPr/>
                   </pic:nvPicPr>
                   <pic:blipFill>
-                    <a:blip r:embed="rId20"/>
+                    <a:blip r:embed="rId21"/>
                     <a:stretch>
                       <a:fillRect/>
                     </a:stretch>
@@ -1802,62 +1674,43 @@
     </w:p>
     <w:p>
       <w:r>
-        <w:t xml:space="preserve">In linear regression x is the input y is the output that we are going to predict, m and c are the parameters with that help of that y will be predicted, so the optimal value to predict y can’t be find in </w:t>
-      </w:r>
-      <w:r>
+        <w:t>In linear regression x is the input y is the output that we are going to predict, m and c are the parameters with that help of that y will be predicted, so the optimal value to predict y can’t be find in learning stage of the model. So we have to the this hyper parameter to predict y, that is called hyper parameter tuning.</w:t>
+      </w:r>
+    </w:p>
+    <w:p>
+      <w:pPr>
+        <w:rPr>
+          <w:b/>
+          <w:bCs/>
+        </w:rPr>
+      </w:pPr>
+      <w:r>
+        <w:rPr>
+          <w:b/>
+          <w:bCs/>
+        </w:rPr>
+        <w:t>Summary:</w:t>
+      </w:r>
+    </w:p>
+    <w:p>
+      <w:r>
+        <w:t>Hyper parameter tuning is the process of changing the parameters of the model (weight) to predict the values in desired way. And it can be changed externally.</w:t>
+      </w:r>
+    </w:p>
+    <w:p>
+      <w:pPr>
+        <w:rPr>
+          <w:b/>
+          <w:bCs/>
+        </w:rPr>
+      </w:pPr>
+      <w:r>
+        <w:rPr>
+          <w:b/>
+          <w:bCs/>
+          <w:noProof/>
+        </w:rPr>
         <w:lastRenderedPageBreak/>
-        <w:t xml:space="preserve">learning stage of the model. </w:t>
-      </w:r>
-      <w:proofErr w:type="gramStart"/>
-      <w:r>
-        <w:t>So</w:t>
-      </w:r>
-      <w:proofErr w:type="gramEnd"/>
-      <w:r>
-        <w:t xml:space="preserve"> we have to </w:t>
-      </w:r>
-      <w:proofErr w:type="gramStart"/>
-      <w:r>
-        <w:t>the this</w:t>
-      </w:r>
-      <w:proofErr w:type="gramEnd"/>
-      <w:r>
-        <w:t xml:space="preserve"> hyper parameter to predict y, that is called hyper parameter tuning.</w:t>
-      </w:r>
-    </w:p>
-    <w:p>
-      <w:pPr>
-        <w:rPr>
-          <w:b/>
-          <w:bCs/>
-        </w:rPr>
-      </w:pPr>
-      <w:r>
-        <w:rPr>
-          <w:b/>
-          <w:bCs/>
-        </w:rPr>
-        <w:t>Summary:</w:t>
-      </w:r>
-    </w:p>
-    <w:p>
-      <w:r>
-        <w:t>Hyper parameter tuning is the process of changing the parameters of the model (weight) to predict the values in desired way. And it can be changed externally.</w:t>
-      </w:r>
-    </w:p>
-    <w:p>
-      <w:pPr>
-        <w:rPr>
-          <w:b/>
-          <w:bCs/>
-        </w:rPr>
-      </w:pPr>
-      <w:r>
-        <w:rPr>
-          <w:b/>
-          <w:bCs/>
-          <w:noProof/>
-        </w:rPr>
         <w:drawing>
           <wp:anchor distT="0" distB="0" distL="114300" distR="114300" simplePos="0" relativeHeight="251658240" behindDoc="0" locked="0" layoutInCell="1" allowOverlap="1" wp14:anchorId="6060F6E9" wp14:editId="688D66F6">
             <wp:simplePos x="914400" y="2140527"/>
@@ -1882,7 +1735,7 @@
                     <pic:cNvPicPr/>
                   </pic:nvPicPr>
                   <pic:blipFill>
-                    <a:blip r:embed="rId21">
+                    <a:blip r:embed="rId22">
                       <a:extLst>
                         <a:ext uri="{28A0092B-C50C-407E-A947-70E740481C1C}">
                           <a14:useLocalDpi xmlns:a14="http://schemas.microsoft.com/office/drawing/2010/main" val="0"/>
@@ -1969,13 +1822,876 @@
       </w:r>
     </w:p>
     <w:p>
-      <w:pPr>
-        <w:rPr>
-          <w:b/>
-          <w:bCs/>
-        </w:rPr>
-      </w:pPr>
-    </w:p>
+      <w:r>
+        <w:rPr>
+          <w:b/>
+          <w:bCs/>
+        </w:rPr>
+        <w:t xml:space="preserve">17. </w:t>
+      </w:r>
+      <w:r>
+        <w:rPr>
+          <w:b/>
+          <w:bCs/>
+        </w:rPr>
+        <w:t> </w:t>
+      </w:r>
+      <w:r>
+        <w:t>It is a classification technique that uses set of data points to learn</w:t>
+      </w:r>
+    </w:p>
+    <w:p>
+      <w:r>
+        <w:t> to predict new data point.</w:t>
+      </w:r>
+    </w:p>
+    <w:p/>
+    <w:p>
+      <w:r>
+        <w:t> ALGORITHM:</w:t>
+      </w:r>
+    </w:p>
+    <w:p/>
+    <w:p>
+      <w:r>
+        <w:t> step1: choose a value of k</w:t>
+      </w:r>
+    </w:p>
+    <w:p>
+      <w:r>
+        <w:t> step2: find the distance between unknow data point to all</w:t>
+      </w:r>
+    </w:p>
+    <w:p>
+      <w:r>
+        <w:t>        other data point</w:t>
+      </w:r>
+    </w:p>
+    <w:p>
+      <w:r>
+        <w:t> step3: if any of the other points are near to the unknow point</w:t>
+      </w:r>
+    </w:p>
+    <w:p>
+      <w:r>
+        <w:t>        then the unknown point will become a member of that all</w:t>
+      </w:r>
+    </w:p>
+    <w:p>
+      <w:r>
+        <w:t>        other points.</w:t>
+      </w:r>
+    </w:p>
+    <w:p>
+      <w:r>
+        <w:t> step4: predict the response of unknown point.</w:t>
+      </w:r>
+    </w:p>
+    <w:p/>
+    <w:p>
+      <w:r>
+        <w:t> Example:</w:t>
+      </w:r>
+    </w:p>
+    <w:p>
+      <w:r>
+        <w:t> If k=3 means we have to find top three nearest neighbour</w:t>
+      </w:r>
+    </w:p>
+    <w:p>
+      <w:r>
+        <w:t> data points by finding the distance from unknow data point to</w:t>
+      </w:r>
+    </w:p>
+    <w:p>
+      <w:r>
+        <w:t> all other data points, if the value of k is large</w:t>
+      </w:r>
+    </w:p>
+    <w:p>
+      <w:r>
+        <w:t> then bias will increase, for low k value bias will decrease and</w:t>
+      </w:r>
+    </w:p>
+    <w:p>
+      <w:r>
+        <w:t> variance will increase.</w:t>
+      </w:r>
+    </w:p>
+    <w:p/>
+    <w:p>
+      <w:r>
+        <w:t> For regression it will find the average of the nearest data points.</w:t>
+      </w:r>
+    </w:p>
+    <w:p>
+      <w:r>
+        <w:t> For classification it will take max no of nearest data point from</w:t>
+      </w:r>
+    </w:p>
+    <w:p>
+      <w:r>
+        <w:lastRenderedPageBreak/>
+        <w:t> one class.</w:t>
+      </w:r>
+    </w:p>
+    <w:p>
+      <w:r>
+        <w:rPr>
+          <w:b/>
+          <w:bCs/>
+        </w:rPr>
+        <w:t xml:space="preserve">18. </w:t>
+      </w:r>
+      <w:r>
+        <w:t>It is a supervised classification algorithm which predicts the given</w:t>
+      </w:r>
+    </w:p>
+    <w:p>
+      <w:r>
+        <w:t> input is belongs to some class.</w:t>
+      </w:r>
+    </w:p>
+    <w:p/>
+    <w:p>
+      <w:r>
+        <w:t> It uses S curve above curve is one category below curve is another</w:t>
+      </w:r>
+    </w:p>
+    <w:p>
+      <w:r>
+        <w:t> category</w:t>
+      </w:r>
+    </w:p>
+    <w:p>
+      <w:r>
+        <w:t> </w:t>
+      </w:r>
+    </w:p>
+    <w:p>
+      <w:r>
+        <w:t xml:space="preserve"> so it uses sigmoid function, which put any real number into the </w:t>
+      </w:r>
+    </w:p>
+    <w:p>
+      <w:r>
+        <w:t> range of 0-1.</w:t>
+      </w:r>
+    </w:p>
+    <w:p/>
+    <w:p>
+      <w:r>
+        <w:t xml:space="preserve"> It uses  1/1+(e)-z  where z= wX+b </w:t>
+      </w:r>
+    </w:p>
+    <w:p>
+      <w:r>
+        <w:t> </w:t>
+      </w:r>
+    </w:p>
+    <w:p>
+      <w:r>
+        <w:t> If the output probability is ≥ 0.5, the input is classified as 1 (positive class).</w:t>
+      </w:r>
+    </w:p>
+    <w:p>
+      <w:r>
+        <w:t> If the output probability is &lt; 0.5, the input is classified as 0 (negative class).</w:t>
+      </w:r>
+    </w:p>
+    <w:p/>
+    <w:p>
+      <w:r>
+        <w:t> Types of Logistic Regression:</w:t>
+      </w:r>
+    </w:p>
+    <w:p>
+      <w:r>
+        <w:t> </w:t>
+      </w:r>
+    </w:p>
+    <w:p>
+      <w:r>
+        <w:t xml:space="preserve"> Binary Logistic Regression – Used when there are only two classes </w:t>
+      </w:r>
+    </w:p>
+    <w:p>
+      <w:r>
+        <w:t> (e.g., Spam or Not Spam).</w:t>
+      </w:r>
+    </w:p>
+    <w:p/>
+    <w:p>
+      <w:r>
+        <w:t xml:space="preserve"> Multiclass Logistic Regression (Multinomial Regression) – Used when </w:t>
+      </w:r>
+    </w:p>
+    <w:p>
+      <w:r>
+        <w:t> there are more than two classes.</w:t>
+      </w:r>
+    </w:p>
+    <w:p/>
+    <w:p>
+      <w:r>
+        <w:t xml:space="preserve"> Ordinal Logistic Regression – Used when classes have an order </w:t>
+      </w:r>
+    </w:p>
+    <w:p>
+      <w:r>
+        <w:t> (e.g., Low, Medium, High).</w:t>
+      </w:r>
+    </w:p>
+    <w:p/>
+    <w:p>
+      <w:r>
+        <w:rPr>
+          <w:b/>
+          <w:bCs/>
+        </w:rPr>
+        <w:t>19.</w:t>
+      </w:r>
+      <w:r>
+        <w:t xml:space="preserve"> </w:t>
+      </w:r>
+      <w:r>
+        <w:t>Models performance are evaluated using following metrics</w:t>
+      </w:r>
+    </w:p>
+    <w:p/>
+    <w:p>
+      <w:r>
+        <w:t>1. Accuracy                - sum of correct prediction / total no of prediction</w:t>
+      </w:r>
+    </w:p>
+    <w:p>
+      <w:r>
+        <w:t>                             </w:t>
+      </w:r>
+    </w:p>
+    <w:p>
+      <w:r>
+        <w:t>                              Accuracy can be misleading because of</w:t>
+      </w:r>
+    </w:p>
+    <w:p>
+      <w:r>
+        <w:lastRenderedPageBreak/>
+        <w:t>                              imbalanced dataset.</w:t>
+      </w:r>
+    </w:p>
+    <w:p/>
+    <w:p>
+      <w:r>
+        <w:t>2. Precision and Recall     - Precision measure accuracy of the model's positive prediction.</w:t>
+      </w:r>
+    </w:p>
+    <w:p>
+      <w:r>
+        <w:t>                              It is mainly used when false positive increases</w:t>
+      </w:r>
+    </w:p>
+    <w:p/>
+    <w:p>
+      <w:r>
+        <w:t xml:space="preserve">                              True positive / true positive + false positive </w:t>
+      </w:r>
+    </w:p>
+    <w:p/>
+    <w:p>
+      <w:r>
+        <w:t>                              Recall ensures that can a model predicts all</w:t>
+      </w:r>
+    </w:p>
+    <w:p>
+      <w:r>
+        <w:t>                              true predictions. It is used when False negative</w:t>
+      </w:r>
+    </w:p>
+    <w:p>
+      <w:r>
+        <w:t>                              is in high.</w:t>
+      </w:r>
+    </w:p>
+    <w:p/>
+    <w:p>
+      <w:r>
+        <w:t>                              True positive / True positive + False negative</w:t>
+      </w:r>
+    </w:p>
+    <w:p/>
+    <w:p>
+      <w:r>
+        <w:t>                              In a cancer based system a model doesn't predicts</w:t>
+      </w:r>
+    </w:p>
+    <w:p>
+      <w:r>
+        <w:t xml:space="preserve">                              the person who have cancer will make huge risk. </w:t>
+      </w:r>
+    </w:p>
+    <w:p/>
+    <w:p>
+      <w:r>
+        <w:t xml:space="preserve">                              </w:t>
+      </w:r>
+    </w:p>
+    <w:p>
+      <w:r>
+        <w:t>3. F1 Score   -   Used when both precision and recall is important</w:t>
+      </w:r>
+    </w:p>
+    <w:p/>
+    <w:p>
+      <w:r>
+        <w:t>                  f1-score = 2 * (precision * recall / precision + recall)</w:t>
+      </w:r>
+    </w:p>
+    <w:p/>
+    <w:p>
+      <w:r>
+        <w:t>                  It is particularly useful in imbalanced dataset.</w:t>
+      </w:r>
+    </w:p>
+    <w:p/>
+    <w:p>
+      <w:pPr>
+        <w:rPr>
+          <w:b/>
+          <w:bCs/>
+        </w:rPr>
+      </w:pPr>
+      <w:r>
+        <w:rPr>
+          <w:b/>
+          <w:bCs/>
+        </w:rPr>
+        <w:t>20.</w:t>
+      </w:r>
+    </w:p>
+    <w:p>
+      <w:r>
+        <w:t>It allows other users to verify your model's prediction, it is very</w:t>
+      </w:r>
+    </w:p>
+    <w:p>
+      <w:r>
+        <w:t> crucial because various users have various device capability but</w:t>
+      </w:r>
+    </w:p>
+    <w:p>
+      <w:r>
+        <w:t> still some of the techniques that can be used on torch to give the</w:t>
+      </w:r>
+    </w:p>
+    <w:p>
+      <w:r>
+        <w:t> same good prediction result to all users.</w:t>
+      </w:r>
+    </w:p>
+    <w:p>
+      <w:pPr>
+        <w:rPr>
+          <w:b/>
+          <w:bCs/>
+        </w:rPr>
+      </w:pPr>
+      <w:r>
+        <w:rPr>
+          <w:b/>
+          <w:bCs/>
+        </w:rPr>
+        <w:t>It can be achieved by doing</w:t>
+      </w:r>
+    </w:p>
+    <w:p>
+      <w:pPr>
+        <w:pStyle w:val="ListParagraph"/>
+        <w:numPr>
+          <w:ilvl w:val="0"/>
+          <w:numId w:val="1"/>
+        </w:numPr>
+        <w:rPr>
+          <w:b/>
+          <w:bCs/>
+        </w:rPr>
+      </w:pPr>
+      <w:r>
+        <w:t>Set random seeds</w:t>
+      </w:r>
+    </w:p>
+    <w:p>
+      <w:pPr>
+        <w:pStyle w:val="ListParagraph"/>
+        <w:numPr>
+          <w:ilvl w:val="0"/>
+          <w:numId w:val="1"/>
+        </w:numPr>
+        <w:rPr>
+          <w:b/>
+          <w:bCs/>
+        </w:rPr>
+      </w:pPr>
+      <w:r>
+        <w:t>Document dependencies</w:t>
+      </w:r>
+    </w:p>
+    <w:p>
+      <w:pPr>
+        <w:pStyle w:val="ListParagraph"/>
+        <w:numPr>
+          <w:ilvl w:val="0"/>
+          <w:numId w:val="1"/>
+        </w:numPr>
+        <w:rPr>
+          <w:b/>
+          <w:bCs/>
+        </w:rPr>
+      </w:pPr>
+      <w:r>
+        <w:t>Control hardware variations</w:t>
+      </w:r>
+    </w:p>
+    <w:p>
+      <w:pPr>
+        <w:rPr>
+          <w:b/>
+          <w:bCs/>
+        </w:rPr>
+      </w:pPr>
+      <w:r>
+        <w:rPr>
+          <w:b/>
+          <w:bCs/>
+        </w:rPr>
+        <w:lastRenderedPageBreak/>
+        <w:t>21.</w:t>
+      </w:r>
+    </w:p>
+    <w:p>
+      <w:pPr>
+        <w:rPr>
+          <w:lang w:val="en-US"/>
+        </w:rPr>
+      </w:pPr>
+      <w:r>
+        <w:rPr>
+          <w:lang w:val="en-US"/>
+        </w:rPr>
+        <w:t>Both of the distribution is very important in probability distribution, All the ML algorithm needs the normalized data to learn it smoother, if the data is not normally distributed than it will be distributed by some techniques.</w:t>
+      </w:r>
+    </w:p>
+    <w:p>
+      <w:pPr>
+        <w:rPr>
+          <w:b/>
+          <w:bCs/>
+        </w:rPr>
+      </w:pPr>
+      <w:r>
+        <w:rPr>
+          <w:b/>
+          <w:bCs/>
+          <w:noProof/>
+          <w:lang w:val="en-US"/>
+        </w:rPr>
+        <w:drawing>
+          <wp:inline distT="0" distB="0" distL="0" distR="0" wp14:anchorId="18F99448" wp14:editId="0CB14A21">
+            <wp:extent cx="5731510" cy="2482215"/>
+            <wp:effectExtent l="0" t="0" r="2540" b="0"/>
+            <wp:docPr id="731988999" name="Picture 1"/>
+            <wp:cNvGraphicFramePr>
+              <a:graphicFrameLocks xmlns:a="http://schemas.openxmlformats.org/drawingml/2006/main" noChangeAspect="1"/>
+            </wp:cNvGraphicFramePr>
+            <a:graphic xmlns:a="http://schemas.openxmlformats.org/drawingml/2006/main">
+              <a:graphicData uri="http://schemas.openxmlformats.org/drawingml/2006/picture">
+                <pic:pic xmlns:pic="http://schemas.openxmlformats.org/drawingml/2006/picture">
+                  <pic:nvPicPr>
+                    <pic:cNvPr id="731988999" name=""/>
+                    <pic:cNvPicPr/>
+                  </pic:nvPicPr>
+                  <pic:blipFill>
+                    <a:blip r:embed="rId23"/>
+                    <a:stretch>
+                      <a:fillRect/>
+                    </a:stretch>
+                  </pic:blipFill>
+                  <pic:spPr>
+                    <a:xfrm>
+                      <a:off x="0" y="0"/>
+                      <a:ext cx="5731510" cy="2482215"/>
+                    </a:xfrm>
+                    <a:prstGeom prst="rect">
+                      <a:avLst/>
+                    </a:prstGeom>
+                  </pic:spPr>
+                </pic:pic>
+              </a:graphicData>
+            </a:graphic>
+          </wp:inline>
+        </w:drawing>
+      </w:r>
+    </w:p>
+    <w:p>
+      <w:pPr>
+        <w:rPr>
+          <w:b/>
+          <w:bCs/>
+        </w:rPr>
+      </w:pPr>
+      <w:r>
+        <w:rPr>
+          <w:b/>
+          <w:bCs/>
+        </w:rPr>
+        <w:t>Types of distribution:</w:t>
+      </w:r>
+    </w:p>
+    <w:p>
+      <w:r>
+        <w:t xml:space="preserve">  </w:t>
+      </w:r>
+      <w:r>
+        <w:rPr>
+          <w:b/>
+          <w:bCs/>
+        </w:rPr>
+        <w:t>Poisson distribution</w:t>
+      </w:r>
+      <w:r>
+        <w:t>: Models the number of times an event happens in a fixed interval of time or space.</w:t>
+      </w:r>
+      <w:r>
+        <w:br/>
+      </w:r>
+      <w:r>
+        <w:rPr>
+          <w:i/>
+          <w:iCs/>
+        </w:rPr>
+        <w:t>Example: Number of customer calls received per hour at a call center.</w:t>
+      </w:r>
+    </w:p>
+    <w:p>
+      <w:r>
+        <w:t xml:space="preserve">  </w:t>
+      </w:r>
+      <w:r>
+        <w:rPr>
+          <w:b/>
+          <w:bCs/>
+        </w:rPr>
+        <w:t>Binomial distribution</w:t>
+      </w:r>
+      <w:r>
+        <w:t>: Models the number of successes in a fixed number of independent yes/no trials.</w:t>
+      </w:r>
+      <w:r>
+        <w:br/>
+      </w:r>
+      <w:r>
+        <w:rPr>
+          <w:i/>
+          <w:iCs/>
+        </w:rPr>
+        <w:t>Example: Number of heads in 10 coin tosses.</w:t>
+      </w:r>
+    </w:p>
+    <w:p>
+      <w:r>
+        <w:t xml:space="preserve">  </w:t>
+      </w:r>
+      <w:r>
+        <w:rPr>
+          <w:b/>
+          <w:bCs/>
+        </w:rPr>
+        <w:t>Exponential distribution</w:t>
+      </w:r>
+      <w:r>
+        <w:t>: Models the time between events in a Poisson process.</w:t>
+      </w:r>
+      <w:r>
+        <w:br/>
+      </w:r>
+      <w:r>
+        <w:rPr>
+          <w:i/>
+          <w:iCs/>
+        </w:rPr>
+        <w:t>Example: Time between incoming calls at a help desk.</w:t>
+      </w:r>
+    </w:p>
+    <w:p>
+      <w:pPr>
+        <w:rPr>
+          <w:i/>
+          <w:iCs/>
+        </w:rPr>
+      </w:pPr>
+      <w:r>
+        <w:t xml:space="preserve">  </w:t>
+      </w:r>
+      <w:r>
+        <w:rPr>
+          <w:b/>
+          <w:bCs/>
+        </w:rPr>
+        <w:t>Negative binomial distribution</w:t>
+      </w:r>
+      <w:r>
+        <w:t>: Models the number of trials needed to get a fixed number of successes.</w:t>
+      </w:r>
+      <w:r>
+        <w:br/>
+      </w:r>
+      <w:r>
+        <w:rPr>
+          <w:i/>
+          <w:iCs/>
+        </w:rPr>
+        <w:t>Example: Number of coin tosses needed to get 3 heads.</w:t>
+      </w:r>
+    </w:p>
+    <w:p>
+      <w:pPr>
+        <w:rPr>
+          <w:b/>
+          <w:bCs/>
+        </w:rPr>
+      </w:pPr>
+      <w:r>
+        <w:rPr>
+          <w:b/>
+          <w:bCs/>
+        </w:rPr>
+        <w:t>22.</w:t>
+      </w:r>
+    </w:p>
+    <w:p>
+      <w:pPr>
+        <w:rPr>
+          <w:lang w:val="en-US"/>
+        </w:rPr>
+      </w:pPr>
+      <w:r>
+        <w:rPr>
+          <w:lang w:val="en-US"/>
+        </w:rPr>
+        <w:t>Receiver operating characterizes and Area under curve are helps to find the best classifier algorithm to build classification model.</w:t>
+      </w:r>
+    </w:p>
+    <w:p>
+      <w:pPr>
+        <w:rPr>
+          <w:lang w:val="en-US"/>
+        </w:rPr>
+      </w:pPr>
+      <w:r>
+        <w:rPr>
+          <w:lang w:val="en-US"/>
+        </w:rPr>
+        <w:t>Here we will find a value called threshold, that helps to increase, decrease the true positive and false positive values.</w:t>
+      </w:r>
+    </w:p>
+    <w:p>
+      <w:pPr>
+        <w:rPr>
+          <w:lang w:val="en-US"/>
+        </w:rPr>
+      </w:pPr>
+      <w:r>
+        <w:rPr>
+          <w:lang w:val="en-US"/>
+        </w:rPr>
+        <w:t>A threshold is the center value for classification problem</w:t>
+      </w:r>
+    </w:p>
+    <w:p>
+      <w:pPr>
+        <w:rPr>
+          <w:lang w:val="en-US"/>
+        </w:rPr>
+      </w:pPr>
+      <w:r>
+        <w:rPr>
+          <w:b/>
+          <w:bCs/>
+          <w:lang w:val="en-US"/>
+        </w:rPr>
+        <w:t>EX</w:t>
+      </w:r>
+      <w:r>
+        <w:rPr>
+          <w:lang w:val="en-US"/>
+        </w:rPr>
+        <w:t>: In binary classification problem we predict labels as 0 and 1, we will conclude if the value is less than threshold then the person has no diabetes, if a value is greater than threshold then the person has diabetes. That is what describes in below image, We will increase or decrease the threshold value to get good prediction</w:t>
+      </w:r>
+    </w:p>
+    <w:p>
+      <w:pPr>
+        <w:rPr>
+          <w:lang w:val="en-US"/>
+        </w:rPr>
+      </w:pPr>
+      <w:r>
+        <w:rPr>
+          <w:noProof/>
+          <w:lang w:val="en-US"/>
+        </w:rPr>
+        <w:lastRenderedPageBreak/>
+        <w:drawing>
+          <wp:inline distT="0" distB="0" distL="0" distR="0" wp14:anchorId="2B1AFB37" wp14:editId="45242D92">
+            <wp:extent cx="4678680" cy="1878522"/>
+            <wp:effectExtent l="0" t="0" r="7620" b="7620"/>
+            <wp:docPr id="1401199119" name="Picture 1"/>
+            <wp:cNvGraphicFramePr>
+              <a:graphicFrameLocks xmlns:a="http://schemas.openxmlformats.org/drawingml/2006/main" noChangeAspect="1"/>
+            </wp:cNvGraphicFramePr>
+            <a:graphic xmlns:a="http://schemas.openxmlformats.org/drawingml/2006/main">
+              <a:graphicData uri="http://schemas.openxmlformats.org/drawingml/2006/picture">
+                <pic:pic xmlns:pic="http://schemas.openxmlformats.org/drawingml/2006/picture">
+                  <pic:nvPicPr>
+                    <pic:cNvPr id="1401199119" name=""/>
+                    <pic:cNvPicPr/>
+                  </pic:nvPicPr>
+                  <pic:blipFill>
+                    <a:blip r:embed="rId24"/>
+                    <a:stretch>
+                      <a:fillRect/>
+                    </a:stretch>
+                  </pic:blipFill>
+                  <pic:spPr>
+                    <a:xfrm>
+                      <a:off x="0" y="0"/>
+                      <a:ext cx="4683034" cy="1880270"/>
+                    </a:xfrm>
+                    <a:prstGeom prst="rect">
+                      <a:avLst/>
+                    </a:prstGeom>
+                  </pic:spPr>
+                </pic:pic>
+              </a:graphicData>
+            </a:graphic>
+          </wp:inline>
+        </w:drawing>
+      </w:r>
+    </w:p>
+    <w:p>
+      <w:pPr>
+        <w:rPr>
+          <w:lang w:val="en-US"/>
+        </w:rPr>
+      </w:pPr>
+      <w:r>
+        <w:rPr>
+          <w:lang w:val="en-US"/>
+        </w:rPr>
+        <w:t>With ROC curve we will find confusion Metrix for this each threshold, the curved line are called ROC curve and the space under the curved line are called AUC, In Roc curve we will pot the True positive rate on y axis and False positive(wrong predictions) on x axis.</w:t>
+      </w:r>
+    </w:p>
+    <w:p>
+      <w:pPr>
+        <w:rPr>
+          <w:lang w:val="en-US"/>
+        </w:rPr>
+      </w:pPr>
+      <w:r>
+        <w:rPr>
+          <w:b/>
+          <w:bCs/>
+          <w:lang w:val="en-US"/>
+        </w:rPr>
+        <w:t xml:space="preserve">NOTE: </w:t>
+      </w:r>
+      <w:r>
+        <w:rPr>
+          <w:lang w:val="en-US"/>
+        </w:rPr>
+        <w:t>Higher ROC value will has the good model prediction rate.</w:t>
+      </w:r>
+    </w:p>
+    <w:p>
+      <w:pPr>
+        <w:rPr>
+          <w:lang w:val="en-US"/>
+        </w:rPr>
+      </w:pPr>
+      <w:r>
+        <w:rPr>
+          <w:lang w:val="en-US"/>
+        </w:rPr>
+        <w:t>Following image the example of both ROC and AUC, we  saw the performance of three classification model in this image. In this way we can find the best classification model, on the below image random forest classifier has the good prediction.</w:t>
+      </w:r>
+    </w:p>
+    <w:p>
+      <w:pPr>
+        <w:rPr>
+          <w:lang w:val="en-US"/>
+        </w:rPr>
+      </w:pPr>
+      <w:r>
+        <w:rPr>
+          <w:noProof/>
+          <w:lang w:val="en-US"/>
+        </w:rPr>
+        <w:drawing>
+          <wp:inline distT="0" distB="0" distL="0" distR="0" wp14:anchorId="7E632552" wp14:editId="5C82F06A">
+            <wp:extent cx="5731510" cy="2809875"/>
+            <wp:effectExtent l="0" t="0" r="2540" b="9525"/>
+            <wp:docPr id="849907817" name="Picture 1"/>
+            <wp:cNvGraphicFramePr>
+              <a:graphicFrameLocks xmlns:a="http://schemas.openxmlformats.org/drawingml/2006/main" noChangeAspect="1"/>
+            </wp:cNvGraphicFramePr>
+            <a:graphic xmlns:a="http://schemas.openxmlformats.org/drawingml/2006/main">
+              <a:graphicData uri="http://schemas.openxmlformats.org/drawingml/2006/picture">
+                <pic:pic xmlns:pic="http://schemas.openxmlformats.org/drawingml/2006/picture">
+                  <pic:nvPicPr>
+                    <pic:cNvPr id="849907817" name=""/>
+                    <pic:cNvPicPr/>
+                  </pic:nvPicPr>
+                  <pic:blipFill>
+                    <a:blip r:embed="rId25"/>
+                    <a:stretch>
+                      <a:fillRect/>
+                    </a:stretch>
+                  </pic:blipFill>
+                  <pic:spPr>
+                    <a:xfrm>
+                      <a:off x="0" y="0"/>
+                      <a:ext cx="5731510" cy="2809875"/>
+                    </a:xfrm>
+                    <a:prstGeom prst="rect">
+                      <a:avLst/>
+                    </a:prstGeom>
+                  </pic:spPr>
+                </pic:pic>
+              </a:graphicData>
+            </a:graphic>
+          </wp:inline>
+        </w:drawing>
+      </w:r>
+    </w:p>
+    <w:p/>
+    <w:p>
+      <w:pPr>
+        <w:rPr>
+          <w:b/>
+          <w:bCs/>
+        </w:rPr>
+      </w:pPr>
+      <w:r>
+        <w:rPr>
+          <w:b/>
+          <w:bCs/>
+        </w:rPr>
+        <w:t xml:space="preserve"> </w:t>
+      </w:r>
+    </w:p>
+    <w:p/>
+    <w:p/>
+    <w:p/>
+    <w:p/>
     <w:p/>
     <w:p/>
     <w:p/>
@@ -2009,6 +2725,103 @@
     </w:sectPr>
   </w:body>
 </w:document>
+</file>
+
+<file path=word/numbering.xml><?xml version="1.0" encoding="utf-8"?>
+<w:numbering xmlns:wpc="http://schemas.microsoft.com/office/word/2010/wordprocessingCanvas" xmlns:cx="http://schemas.microsoft.com/office/drawing/2014/chartex" xmlns:cx1="http://schemas.microsoft.com/office/drawing/2015/9/8/chartex" xmlns:cx2="http://schemas.microsoft.com/office/drawing/2015/10/21/chartex" xmlns:cx3="http://schemas.microsoft.com/office/drawing/2016/5/9/chartex" xmlns:cx4="http://schemas.microsoft.com/office/drawing/2016/5/10/chartex" xmlns:cx5="http://schemas.microsoft.com/office/drawing/2016/5/11/chartex" xmlns:cx6="http://schemas.microsoft.com/office/drawing/2016/5/12/chartex" xmlns:cx7="http://schemas.microsoft.com/office/drawing/2016/5/13/chartex" xmlns:cx8="http://schemas.microsoft.com/office/drawing/2016/5/14/chartex" xmlns:mc="http://schemas.openxmlformats.org/markup-compatibility/2006" xmlns:aink="http://schemas.microsoft.com/office/drawing/2016/ink" xmlns:am3d="http://schemas.microsoft.com/office/drawing/2017/model3d" xmlns:o="urn:schemas-microsoft-com:office:office" xmlns:oel="http://schemas.microsoft.com/office/2019/extlst" xmlns:r="http://schemas.openxmlformats.org/officeDocument/2006/relationships" xmlns:m="http://schemas.openxmlformats.org/officeDocument/2006/math" xmlns:v="urn:schemas-microsoft-com:vml" xmlns:wp14="http://schemas.microsoft.com/office/word/2010/wordprocessingDrawing" xmlns:wp="http://schemas.openxmlformats.org/drawingml/2006/wordprocessingDrawing" xmlns:w10="urn:schemas-microsoft-com:office:word" xmlns:w="http://schemas.openxmlformats.org/wordprocessingml/2006/main" xmlns:w14="http://schemas.microsoft.com/office/word/2010/wordml" xmlns:w15="http://schemas.microsoft.com/office/word/2012/wordml" xmlns:w16cex="http://schemas.microsoft.com/office/word/2018/wordml/cex" xmlns:w16cid="http://schemas.microsoft.com/office/word/2016/wordml/cid" xmlns:w16="http://schemas.microsoft.com/office/word/2018/wordml" xmlns:w16du="http://schemas.microsoft.com/office/word/2023/wordml/word16du" xmlns:w16sdtdh="http://schemas.microsoft.com/office/word/2020/wordml/sdtdatahash" xmlns:w16sdtfl="http://schemas.microsoft.com/office/word/2024/wordml/sdtformatlock" xmlns:w16se="http://schemas.microsoft.com/office/word/2015/wordml/symex" xmlns:wpg="http://schemas.microsoft.com/office/word/2010/wordprocessingGroup" xmlns:wpi="http://schemas.microsoft.com/office/word/2010/wordprocessingInk" xmlns:wne="http://schemas.microsoft.com/office/word/2006/wordml" xmlns:wps="http://schemas.microsoft.com/office/word/2010/wordprocessingShape" mc:Ignorable="w14 w15 w16se w16cid w16 w16cex w16sdtdh w16sdtfl w16du wp14">
+  <w:abstractNum w:abstractNumId="0" w15:restartNumberingAfterBreak="0">
+    <w:nsid w:val="09D5706F"/>
+    <w:multiLevelType w:val="hybridMultilevel"/>
+    <w:tmpl w:val="7AD0E70A"/>
+    <w:lvl w:ilvl="0" w:tplc="4009000F">
+      <w:start w:val="1"/>
+      <w:numFmt w:val="decimal"/>
+      <w:lvlText w:val="%1."/>
+      <w:lvlJc w:val="left"/>
+      <w:pPr>
+        <w:ind w:left="720" w:hanging="360"/>
+      </w:pPr>
+      <w:rPr>
+        <w:rFonts w:hint="default"/>
+      </w:rPr>
+    </w:lvl>
+    <w:lvl w:ilvl="1" w:tplc="40090019" w:tentative="1">
+      <w:start w:val="1"/>
+      <w:numFmt w:val="lowerLetter"/>
+      <w:lvlText w:val="%2."/>
+      <w:lvlJc w:val="left"/>
+      <w:pPr>
+        <w:ind w:left="1440" w:hanging="360"/>
+      </w:pPr>
+    </w:lvl>
+    <w:lvl w:ilvl="2" w:tplc="4009001B" w:tentative="1">
+      <w:start w:val="1"/>
+      <w:numFmt w:val="lowerRoman"/>
+      <w:lvlText w:val="%3."/>
+      <w:lvlJc w:val="right"/>
+      <w:pPr>
+        <w:ind w:left="2160" w:hanging="180"/>
+      </w:pPr>
+    </w:lvl>
+    <w:lvl w:ilvl="3" w:tplc="4009000F" w:tentative="1">
+      <w:start w:val="1"/>
+      <w:numFmt w:val="decimal"/>
+      <w:lvlText w:val="%4."/>
+      <w:lvlJc w:val="left"/>
+      <w:pPr>
+        <w:ind w:left="2880" w:hanging="360"/>
+      </w:pPr>
+    </w:lvl>
+    <w:lvl w:ilvl="4" w:tplc="40090019" w:tentative="1">
+      <w:start w:val="1"/>
+      <w:numFmt w:val="lowerLetter"/>
+      <w:lvlText w:val="%5."/>
+      <w:lvlJc w:val="left"/>
+      <w:pPr>
+        <w:ind w:left="3600" w:hanging="360"/>
+      </w:pPr>
+    </w:lvl>
+    <w:lvl w:ilvl="5" w:tplc="4009001B" w:tentative="1">
+      <w:start w:val="1"/>
+      <w:numFmt w:val="lowerRoman"/>
+      <w:lvlText w:val="%6."/>
+      <w:lvlJc w:val="right"/>
+      <w:pPr>
+        <w:ind w:left="4320" w:hanging="180"/>
+      </w:pPr>
+    </w:lvl>
+    <w:lvl w:ilvl="6" w:tplc="4009000F" w:tentative="1">
+      <w:start w:val="1"/>
+      <w:numFmt w:val="decimal"/>
+      <w:lvlText w:val="%7."/>
+      <w:lvlJc w:val="left"/>
+      <w:pPr>
+        <w:ind w:left="5040" w:hanging="360"/>
+      </w:pPr>
+    </w:lvl>
+    <w:lvl w:ilvl="7" w:tplc="40090019" w:tentative="1">
+      <w:start w:val="1"/>
+      <w:numFmt w:val="lowerLetter"/>
+      <w:lvlText w:val="%8."/>
+      <w:lvlJc w:val="left"/>
+      <w:pPr>
+        <w:ind w:left="5760" w:hanging="360"/>
+      </w:pPr>
+    </w:lvl>
+    <w:lvl w:ilvl="8" w:tplc="4009001B" w:tentative="1">
+      <w:start w:val="1"/>
+      <w:numFmt w:val="lowerRoman"/>
+      <w:lvlText w:val="%9."/>
+      <w:lvlJc w:val="right"/>
+      <w:pPr>
+        <w:ind w:left="6480" w:hanging="180"/>
+      </w:pPr>
+    </w:lvl>
+  </w:abstractNum>
+  <w:num w:numId="1" w16cid:durableId="1346979168">
+    <w:abstractNumId w:val="0"/>
+  </w:num>
+</w:numbering>
 </file>
 
 <file path=word/styles.xml><?xml version="1.0" encoding="utf-8"?>

--- a/machine_learning_basics/mlbasics_test.docx
+++ b/machine_learning_basics/mlbasics_test.docx
@@ -141,6 +141,19 @@
         <w:t>22. What is ROC AUC curve</w:t>
       </w:r>
     </w:p>
+    <w:p>
+      <w:r>
+        <w:t>23. What is Naïve Bayes? Does it will have independent features, What is the use of conditional probability in naïve, In which area naïve are used.</w:t>
+      </w:r>
+      <w:r>
+        <w:t xml:space="preserve"> What is likelihood and prior</w:t>
+      </w:r>
+    </w:p>
+    <w:p>
+      <w:r>
+        <w:t>24. What is classification report?</w:t>
+      </w:r>
+    </w:p>
     <w:p/>
     <w:p>
       <w:pPr>
@@ -171,6 +184,7 @@
     </w:p>
     <w:p>
       <w:r>
+        <w:lastRenderedPageBreak/>
         <w:t xml:space="preserve">4. </w:t>
       </w:r>
       <w:r>
@@ -261,7 +275,6 @@
         <w:rPr>
           <w:noProof/>
         </w:rPr>
-        <w:lastRenderedPageBreak/>
         <w:t xml:space="preserve"> </w:t>
       </w:r>
       <w:r>
@@ -461,6 +474,7 @@
         <w:rPr>
           <w:noProof/>
         </w:rPr>
+        <w:lastRenderedPageBreak/>
         <w:drawing>
           <wp:inline distT="0" distB="0" distL="0" distR="0" wp14:anchorId="70DBBD58" wp14:editId="2F2D2ED7">
             <wp:extent cx="3075709" cy="1428129"/>
@@ -518,7 +532,6 @@
           <w:b/>
           <w:bCs/>
         </w:rPr>
-        <w:lastRenderedPageBreak/>
         <w:t xml:space="preserve">8. </w:t>
       </w:r>
       <w:r>
@@ -2660,6 +2673,462 @@
                     <a:xfrm>
                       <a:off x="0" y="0"/>
                       <a:ext cx="5731510" cy="2809875"/>
+                    </a:xfrm>
+                    <a:prstGeom prst="rect">
+                      <a:avLst/>
+                    </a:prstGeom>
+                  </pic:spPr>
+                </pic:pic>
+              </a:graphicData>
+            </a:graphic>
+          </wp:inline>
+        </w:drawing>
+      </w:r>
+    </w:p>
+    <w:p>
+      <w:pPr>
+        <w:rPr>
+          <w:lang w:val="en-US"/>
+        </w:rPr>
+      </w:pPr>
+    </w:p>
+    <w:p>
+      <w:pPr>
+        <w:rPr>
+          <w:b/>
+          <w:bCs/>
+          <w:lang w:val="en-US"/>
+        </w:rPr>
+      </w:pPr>
+      <w:r>
+        <w:rPr>
+          <w:b/>
+          <w:bCs/>
+          <w:lang w:val="en-US"/>
+        </w:rPr>
+        <w:t xml:space="preserve">23. </w:t>
+      </w:r>
+    </w:p>
+    <w:p>
+      <w:pPr>
+        <w:rPr>
+          <w:b/>
+          <w:bCs/>
+          <w:lang w:val="en-US"/>
+        </w:rPr>
+      </w:pPr>
+      <w:r>
+        <w:rPr>
+          <w:noProof/>
+        </w:rPr>
+        <w:lastRenderedPageBreak/>
+        <w:drawing>
+          <wp:inline distT="0" distB="0" distL="0" distR="0" wp14:anchorId="56D503C3" wp14:editId="47934F41">
+            <wp:extent cx="4225636" cy="2220027"/>
+            <wp:effectExtent l="0" t="0" r="3810" b="8890"/>
+            <wp:docPr id="1231232242" name="Picture 1"/>
+            <wp:cNvGraphicFramePr>
+              <a:graphicFrameLocks xmlns:a="http://schemas.openxmlformats.org/drawingml/2006/main" noChangeAspect="1"/>
+            </wp:cNvGraphicFramePr>
+            <a:graphic xmlns:a="http://schemas.openxmlformats.org/drawingml/2006/main">
+              <a:graphicData uri="http://schemas.openxmlformats.org/drawingml/2006/picture">
+                <pic:pic xmlns:pic="http://schemas.openxmlformats.org/drawingml/2006/picture">
+                  <pic:nvPicPr>
+                    <pic:cNvPr id="1231232242" name=""/>
+                    <pic:cNvPicPr/>
+                  </pic:nvPicPr>
+                  <pic:blipFill>
+                    <a:blip r:embed="rId26"/>
+                    <a:stretch>
+                      <a:fillRect/>
+                    </a:stretch>
+                  </pic:blipFill>
+                  <pic:spPr>
+                    <a:xfrm>
+                      <a:off x="0" y="0"/>
+                      <a:ext cx="4231972" cy="2223355"/>
+                    </a:xfrm>
+                    <a:prstGeom prst="rect">
+                      <a:avLst/>
+                    </a:prstGeom>
+                  </pic:spPr>
+                </pic:pic>
+              </a:graphicData>
+            </a:graphic>
+          </wp:inline>
+        </w:drawing>
+      </w:r>
+    </w:p>
+    <w:p>
+      <w:pPr>
+        <w:rPr>
+          <w:b/>
+          <w:bCs/>
+          <w:lang w:val="en-US"/>
+        </w:rPr>
+      </w:pPr>
+      <w:r>
+        <w:rPr>
+          <w:b/>
+          <w:bCs/>
+          <w:noProof/>
+        </w:rPr>
+        <w:drawing>
+          <wp:inline distT="0" distB="0" distL="0" distR="0" wp14:anchorId="6B937294" wp14:editId="129F79C6">
+            <wp:extent cx="3394364" cy="1523355"/>
+            <wp:effectExtent l="0" t="0" r="0" b="1270"/>
+            <wp:docPr id="1799521714" name="Picture 1"/>
+            <wp:cNvGraphicFramePr>
+              <a:graphicFrameLocks xmlns:a="http://schemas.openxmlformats.org/drawingml/2006/main" noChangeAspect="1"/>
+            </wp:cNvGraphicFramePr>
+            <a:graphic xmlns:a="http://schemas.openxmlformats.org/drawingml/2006/main">
+              <a:graphicData uri="http://schemas.openxmlformats.org/drawingml/2006/picture">
+                <pic:pic xmlns:pic="http://schemas.openxmlformats.org/drawingml/2006/picture">
+                  <pic:nvPicPr>
+                    <pic:cNvPr id="1799521714" name=""/>
+                    <pic:cNvPicPr/>
+                  </pic:nvPicPr>
+                  <pic:blipFill>
+                    <a:blip r:embed="rId27"/>
+                    <a:stretch>
+                      <a:fillRect/>
+                    </a:stretch>
+                  </pic:blipFill>
+                  <pic:spPr>
+                    <a:xfrm>
+                      <a:off x="0" y="0"/>
+                      <a:ext cx="3409582" cy="1530185"/>
+                    </a:xfrm>
+                    <a:prstGeom prst="rect">
+                      <a:avLst/>
+                    </a:prstGeom>
+                  </pic:spPr>
+                </pic:pic>
+              </a:graphicData>
+            </a:graphic>
+          </wp:inline>
+        </w:drawing>
+      </w:r>
+    </w:p>
+    <w:p>
+      <w:pPr>
+        <w:rPr>
+          <w:noProof/>
+        </w:rPr>
+      </w:pPr>
+      <w:r>
+        <w:rPr>
+          <w:b/>
+          <w:bCs/>
+          <w:noProof/>
+        </w:rPr>
+        <w:t>EXAMPLE FOR CONDIITONAL PROBABILITY</w:t>
+      </w:r>
+      <w:r>
+        <w:rPr>
+          <w:noProof/>
+        </w:rPr>
+        <w:t>(Used in naïve bayes model)</w:t>
+      </w:r>
+    </w:p>
+    <w:p>
+      <w:pPr>
+        <w:rPr>
+          <w:noProof/>
+        </w:rPr>
+      </w:pPr>
+      <w:r>
+        <w:rPr>
+          <w:noProof/>
+        </w:rPr>
+        <w:t>If a student study well(Event A) than what is the probability of he got good score in exam(Event B)</w:t>
+      </w:r>
+    </w:p>
+    <w:p>
+      <w:pPr>
+        <w:rPr>
+          <w:noProof/>
+        </w:rPr>
+      </w:pPr>
+      <w:r>
+        <w:rPr>
+          <w:noProof/>
+        </w:rPr>
+        <w:t xml:space="preserve">This same theory are used in naïve baise </w:t>
+      </w:r>
+    </w:p>
+    <w:p>
+      <w:pPr>
+        <w:rPr>
+          <w:b/>
+          <w:bCs/>
+          <w:lang w:val="en-US"/>
+        </w:rPr>
+      </w:pPr>
+      <w:r>
+        <w:rPr>
+          <w:b/>
+          <w:bCs/>
+          <w:lang w:val="en-US"/>
+        </w:rPr>
+        <w:t>Likelihood and prios</w:t>
+      </w:r>
+    </w:p>
+    <w:p>
+      <w:r>
+        <w:t>In below data set yellow highlight is a event(event A) that already occurred, blue highlight is the event(event B) that are going to occur because of the event A.</w:t>
+      </w:r>
+    </w:p>
+    <w:p>
+      <w:r>
+        <w:t>With the provided dataset we are going to find is the input X are fall in which type of category(yes/no)</w:t>
+      </w:r>
+    </w:p>
+    <w:p>
+      <w:r>
+        <w:t xml:space="preserve">Pink highlight is called </w:t>
+      </w:r>
+      <w:r>
+        <w:rPr>
+          <w:b/>
+          <w:bCs/>
+        </w:rPr>
+        <w:t>likelihood</w:t>
+      </w:r>
+      <w:r>
+        <w:t xml:space="preserve"> of a event. And orange is called prior, a </w:t>
+      </w:r>
+      <w:r>
+        <w:rPr>
+          <w:b/>
+          <w:bCs/>
+        </w:rPr>
+        <w:t>prior will give</w:t>
+      </w:r>
+      <w:r>
+        <w:t xml:space="preserve"> the </w:t>
+      </w:r>
+      <w:r>
+        <w:rPr>
+          <w:b/>
+          <w:bCs/>
+        </w:rPr>
+        <w:t>probability</w:t>
+      </w:r>
+      <w:r>
+        <w:t xml:space="preserve"> result </w:t>
+      </w:r>
+      <w:r>
+        <w:rPr>
+          <w:b/>
+          <w:bCs/>
+        </w:rPr>
+        <w:t>without finding</w:t>
+      </w:r>
+      <w:r>
+        <w:t xml:space="preserve"> the </w:t>
+      </w:r>
+      <w:r>
+        <w:rPr>
+          <w:b/>
+          <w:bCs/>
+        </w:rPr>
+        <w:t>likelihood</w:t>
+      </w:r>
+      <w:r>
+        <w:t>.</w:t>
+      </w:r>
+    </w:p>
+    <w:p>
+      <w:pPr>
+        <w:rPr>
+          <w:b/>
+          <w:bCs/>
+          <w:lang w:val="en-US"/>
+        </w:rPr>
+      </w:pPr>
+    </w:p>
+    <w:p>
+      <w:pPr>
+        <w:rPr>
+          <w:b/>
+          <w:bCs/>
+          <w:lang w:val="en-US"/>
+        </w:rPr>
+      </w:pPr>
+      <w:r>
+        <w:lastRenderedPageBreak/>
+        <w:drawing>
+          <wp:inline distT="0" distB="0" distL="0" distR="0" wp14:anchorId="61CE608E" wp14:editId="1452D779">
+            <wp:extent cx="5731510" cy="2434590"/>
+            <wp:effectExtent l="0" t="0" r="2540" b="3810"/>
+            <wp:docPr id="1860045444" name="Picture 1"/>
+            <wp:cNvGraphicFramePr>
+              <a:graphicFrameLocks xmlns:a="http://schemas.openxmlformats.org/drawingml/2006/main" noChangeAspect="1"/>
+            </wp:cNvGraphicFramePr>
+            <a:graphic xmlns:a="http://schemas.openxmlformats.org/drawingml/2006/main">
+              <a:graphicData uri="http://schemas.openxmlformats.org/drawingml/2006/picture">
+                <pic:pic xmlns:pic="http://schemas.openxmlformats.org/drawingml/2006/picture">
+                  <pic:nvPicPr>
+                    <pic:cNvPr id="1860045444" name=""/>
+                    <pic:cNvPicPr/>
+                  </pic:nvPicPr>
+                  <pic:blipFill>
+                    <a:blip r:embed="rId28"/>
+                    <a:stretch>
+                      <a:fillRect/>
+                    </a:stretch>
+                  </pic:blipFill>
+                  <pic:spPr>
+                    <a:xfrm>
+                      <a:off x="0" y="0"/>
+                      <a:ext cx="5731510" cy="2434590"/>
+                    </a:xfrm>
+                    <a:prstGeom prst="rect">
+                      <a:avLst/>
+                    </a:prstGeom>
+                  </pic:spPr>
+                </pic:pic>
+              </a:graphicData>
+            </a:graphic>
+          </wp:inline>
+        </w:drawing>
+      </w:r>
+    </w:p>
+    <w:p>
+      <w:pPr>
+        <w:rPr>
+          <w:b/>
+          <w:bCs/>
+          <w:lang w:val="en-US"/>
+        </w:rPr>
+      </w:pPr>
+      <w:r>
+        <w:rPr>
+          <w:b/>
+          <w:bCs/>
+          <w:lang w:val="en-US"/>
+        </w:rPr>
+        <w:t>Importing naïve bayes</w:t>
+      </w:r>
+    </w:p>
+    <w:p>
+      <w:pPr>
+        <w:rPr>
+          <w:b/>
+          <w:bCs/>
+          <w:lang w:val="en-US"/>
+        </w:rPr>
+      </w:pPr>
+      <w:r>
+        <w:rPr>
+          <w:b/>
+          <w:bCs/>
+          <w:lang w:val="en-US"/>
+        </w:rPr>
+        <w:drawing>
+          <wp:inline distT="0" distB="0" distL="0" distR="0" wp14:anchorId="10296589" wp14:editId="4F2CC641">
+            <wp:extent cx="4007325" cy="4759036"/>
+            <wp:effectExtent l="0" t="0" r="0" b="3810"/>
+            <wp:docPr id="1487580128" name="Picture 1"/>
+            <wp:cNvGraphicFramePr>
+              <a:graphicFrameLocks xmlns:a="http://schemas.openxmlformats.org/drawingml/2006/main" noChangeAspect="1"/>
+            </wp:cNvGraphicFramePr>
+            <a:graphic xmlns:a="http://schemas.openxmlformats.org/drawingml/2006/main">
+              <a:graphicData uri="http://schemas.openxmlformats.org/drawingml/2006/picture">
+                <pic:pic xmlns:pic="http://schemas.openxmlformats.org/drawingml/2006/picture">
+                  <pic:nvPicPr>
+                    <pic:cNvPr id="1487580128" name=""/>
+                    <pic:cNvPicPr/>
+                  </pic:nvPicPr>
+                  <pic:blipFill>
+                    <a:blip r:embed="rId29"/>
+                    <a:stretch>
+                      <a:fillRect/>
+                    </a:stretch>
+                  </pic:blipFill>
+                  <pic:spPr>
+                    <a:xfrm>
+                      <a:off x="0" y="0"/>
+                      <a:ext cx="4012053" cy="4764650"/>
+                    </a:xfrm>
+                    <a:prstGeom prst="rect">
+                      <a:avLst/>
+                    </a:prstGeom>
+                  </pic:spPr>
+                </pic:pic>
+              </a:graphicData>
+            </a:graphic>
+          </wp:inline>
+        </w:drawing>
+      </w:r>
+    </w:p>
+    <w:p>
+      <w:pPr>
+        <w:rPr>
+          <w:b/>
+          <w:bCs/>
+          <w:lang w:val="en-US"/>
+        </w:rPr>
+      </w:pPr>
+    </w:p>
+    <w:p>
+      <w:pPr>
+        <w:rPr>
+          <w:b/>
+          <w:bCs/>
+          <w:lang w:val="en-US"/>
+        </w:rPr>
+      </w:pPr>
+      <w:r>
+        <w:rPr>
+          <w:b/>
+          <w:bCs/>
+          <w:lang w:val="en-US"/>
+        </w:rPr>
+        <w:t>24.</w:t>
+      </w:r>
+    </w:p>
+    <w:p>
+      <w:pPr>
+        <w:rPr>
+          <w:b/>
+          <w:bCs/>
+          <w:lang w:val="en-US"/>
+        </w:rPr>
+      </w:pPr>
+      <w:r>
+        <w:rPr>
+          <w:b/>
+          <w:bCs/>
+          <w:lang w:val="en-US"/>
+        </w:rPr>
+        <w:lastRenderedPageBreak/>
+        <w:drawing>
+          <wp:inline distT="0" distB="0" distL="0" distR="0" wp14:anchorId="5A20F515" wp14:editId="3D671D64">
+            <wp:extent cx="4138019" cy="3566469"/>
+            <wp:effectExtent l="0" t="0" r="0" b="0"/>
+            <wp:docPr id="658448168" name="Picture 1"/>
+            <wp:cNvGraphicFramePr>
+              <a:graphicFrameLocks xmlns:a="http://schemas.openxmlformats.org/drawingml/2006/main" noChangeAspect="1"/>
+            </wp:cNvGraphicFramePr>
+            <a:graphic xmlns:a="http://schemas.openxmlformats.org/drawingml/2006/main">
+              <a:graphicData uri="http://schemas.openxmlformats.org/drawingml/2006/picture">
+                <pic:pic xmlns:pic="http://schemas.openxmlformats.org/drawingml/2006/picture">
+                  <pic:nvPicPr>
+                    <pic:cNvPr id="658448168" name=""/>
+                    <pic:cNvPicPr/>
+                  </pic:nvPicPr>
+                  <pic:blipFill>
+                    <a:blip r:embed="rId30"/>
+                    <a:stretch>
+                      <a:fillRect/>
+                    </a:stretch>
+                  </pic:blipFill>
+                  <pic:spPr>
+                    <a:xfrm>
+                      <a:off x="0" y="0"/>
+                      <a:ext cx="4138019" cy="3566469"/>
                     </a:xfrm>
                     <a:prstGeom prst="rect">
                       <a:avLst/>

--- a/machine_learning_basics/mlbasics_test.docx
+++ b/machine_learning_basics/mlbasics_test.docx
@@ -9,12 +9,33 @@
     </w:p>
     <w:p>
       <w:r>
-        <w:t>2. How can we import decision tree and kMean clustering sklearn</w:t>
-      </w:r>
-    </w:p>
-    <w:p>
-      <w:r>
-        <w:t>3. What is KNN, Does it can be used for both classification and regression?</w:t>
+        <w:t xml:space="preserve">2. How can we import decision tree and </w:t>
+      </w:r>
+      <w:proofErr w:type="spellStart"/>
+      <w:r>
+        <w:t>kMean</w:t>
+      </w:r>
+      <w:proofErr w:type="spellEnd"/>
+      <w:r>
+        <w:t xml:space="preserve"> clustering </w:t>
+      </w:r>
+      <w:proofErr w:type="spellStart"/>
+      <w:r>
+        <w:t>sklearn</w:t>
+      </w:r>
+      <w:proofErr w:type="spellEnd"/>
+    </w:p>
+    <w:p>
+      <w:r>
+        <w:t xml:space="preserve">3. What is KNN, </w:t>
+      </w:r>
+      <w:proofErr w:type="gramStart"/>
+      <w:r>
+        <w:t>Does</w:t>
+      </w:r>
+      <w:proofErr w:type="gramEnd"/>
+      <w:r>
+        <w:t xml:space="preserve"> it can be used for both classification and regression?</w:t>
       </w:r>
     </w:p>
     <w:p>
@@ -97,7 +118,15 @@
     </w:p>
     <w:p>
       <w:r>
-        <w:t>15. What is hype parameter, hyper parameter tuning and it’s types?</w:t>
+        <w:t xml:space="preserve">15. What is hype parameter, hyper parameter tuning and </w:t>
+      </w:r>
+      <w:proofErr w:type="gramStart"/>
+      <w:r>
+        <w:t>it’s</w:t>
+      </w:r>
+      <w:proofErr w:type="gramEnd"/>
+      <w:r>
+        <w:t xml:space="preserve"> types?</w:t>
       </w:r>
     </w:p>
     <w:p>
@@ -123,7 +152,15 @@
     </w:p>
     <w:p>
       <w:r>
-        <w:t>19. What are the evaluating metric</w:t>
+        <w:t xml:space="preserve">19. What </w:t>
+      </w:r>
+      <w:proofErr w:type="gramStart"/>
+      <w:r>
+        <w:t>are</w:t>
+      </w:r>
+      <w:proofErr w:type="gramEnd"/>
+      <w:r>
+        <w:t xml:space="preserve"> the evaluating metric</w:t>
       </w:r>
     </w:p>
     <w:p>
@@ -143,7 +180,23 @@
     </w:p>
     <w:p>
       <w:r>
-        <w:t>23. What is Naïve Bayes? Does it will have independent features, What is the use of conditional probability in naïve, In which area naïve are used.</w:t>
+        <w:t xml:space="preserve">23. What is Naïve Bayes? Does it will have independent features, </w:t>
+      </w:r>
+      <w:proofErr w:type="gramStart"/>
+      <w:r>
+        <w:t>What</w:t>
+      </w:r>
+      <w:proofErr w:type="gramEnd"/>
+      <w:r>
+        <w:t xml:space="preserve"> is the use of conditional probability in naïve, </w:t>
+      </w:r>
+      <w:proofErr w:type="gramStart"/>
+      <w:r>
+        <w:t>In</w:t>
+      </w:r>
+      <w:proofErr w:type="gramEnd"/>
+      <w:r>
+        <w:t xml:space="preserve"> which area naïve are used.</w:t>
       </w:r>
       <w:r>
         <w:t xml:space="preserve"> What is likelihood and prior</w:t>
@@ -152,6 +205,25 @@
     <w:p>
       <w:r>
         <w:t>24. What is classification report?</w:t>
+      </w:r>
+    </w:p>
+    <w:p>
+      <w:r>
+        <w:t>25. What is threshold, margin</w:t>
+      </w:r>
+      <w:r>
+        <w:t>, kernel function</w:t>
+      </w:r>
+      <w:r>
+        <w:t xml:space="preserve"> in SVM</w:t>
+      </w:r>
+    </w:p>
+    <w:p>
+      <w:r>
+        <w:t xml:space="preserve">26. </w:t>
+      </w:r>
+      <w:r>
+        <w:t>What is the use of polynomial kernel function, radial kernel function?</w:t>
       </w:r>
     </w:p>
     <w:p/>
@@ -179,12 +251,12 @@
     </w:p>
     <w:p>
       <w:r>
+        <w:lastRenderedPageBreak/>
         <w:t>3. Yes</w:t>
       </w:r>
     </w:p>
     <w:p>
       <w:r>
-        <w:lastRenderedPageBreak/>
         <w:t xml:space="preserve">4. </w:t>
       </w:r>
       <w:r>
@@ -460,7 +532,15 @@
     </w:p>
     <w:p>
       <w:r>
-        <w:t>In below formula P is number of input variables. N total number of`samples.</w:t>
+        <w:t xml:space="preserve">In below formula P is number of input variables. N total number </w:t>
+      </w:r>
+      <w:proofErr w:type="spellStart"/>
+      <w:r>
+        <w:t>of`samples</w:t>
+      </w:r>
+      <w:proofErr w:type="spellEnd"/>
+      <w:r>
+        <w:t>.</w:t>
       </w:r>
     </w:p>
     <w:p>
@@ -704,8 +784,23 @@
         <w:t>) to +1(perfect positive</w:t>
       </w:r>
       <w:r>
-        <w:t xml:space="preserve"> x,y will increased</w:t>
-      </w:r>
+        <w:t xml:space="preserve"> </w:t>
+      </w:r>
+      <w:proofErr w:type="spellStart"/>
+      <w:proofErr w:type="gramStart"/>
+      <w:r>
+        <w:t>x,y</w:t>
+      </w:r>
+      <w:proofErr w:type="spellEnd"/>
+      <w:proofErr w:type="gramEnd"/>
+      <w:r>
+        <w:t xml:space="preserve"> will </w:t>
+      </w:r>
+      <w:proofErr w:type="gramStart"/>
+      <w:r>
+        <w:t>increased</w:t>
+      </w:r>
+      <w:proofErr w:type="gramEnd"/>
       <w:r>
         <w:t>), with 0 indicating no linear correlation.</w:t>
       </w:r>
@@ -840,7 +935,21 @@
         <w:rPr>
           <w:lang w:val="en-US"/>
         </w:rPr>
-        <w:t xml:space="preserve">For all kind of regression model we have to give highly corelated fields with target variable is important, we have to pick a feature that has correlation greater than or equal to the 0.5, in the below describes the house price prediction correlation, the target label price has highly correlated with the feature called room size, so this needs to be give to the model for training, if we give less correlated feature than the model’s accuracy will be </w:t>
+        <w:t xml:space="preserve">For all kind of regression model we have to give highly corelated fields with target variable is important, we have to pick a feature that has correlation greater than or equal to the 0.5, in the below describes the house price prediction correlation, the target label price has highly correlated with the feature called room size, so this needs to be </w:t>
+      </w:r>
+      <w:proofErr w:type="spellStart"/>
+      <w:r>
+        <w:rPr>
+          <w:lang w:val="en-US"/>
+        </w:rPr>
+        <w:t>give</w:t>
+      </w:r>
+      <w:proofErr w:type="spellEnd"/>
+      <w:r>
+        <w:rPr>
+          <w:lang w:val="en-US"/>
+        </w:rPr>
+        <w:t xml:space="preserve"> to the model for training, if we give less correlated feature than the model’s accuracy will be </w:t>
       </w:r>
       <w:r>
         <w:rPr>
@@ -940,23 +1049,40 @@
         <w:t>80,20</w:t>
       </w:r>
       <w:r>
-        <w:t xml:space="preserve"> ratio. </w:t>
-      </w:r>
-    </w:p>
-    <w:p>
-      <w:pPr>
-        <w:rPr>
-          <w:b/>
-          <w:bCs/>
-        </w:rPr>
-      </w:pPr>
-      <w:r>
-        <w:rPr>
-          <w:b/>
-          <w:bCs/>
-        </w:rPr>
-        <w:t>In kfold</w:t>
-      </w:r>
+        <w:t xml:space="preserve"> </w:t>
+      </w:r>
+      <w:proofErr w:type="gramStart"/>
+      <w:r>
+        <w:t>ratio</w:t>
+      </w:r>
+      <w:proofErr w:type="gramEnd"/>
+      <w:r>
+        <w:t xml:space="preserve">. </w:t>
+      </w:r>
+    </w:p>
+    <w:p>
+      <w:pPr>
+        <w:rPr>
+          <w:b/>
+          <w:bCs/>
+        </w:rPr>
+      </w:pPr>
+      <w:r>
+        <w:rPr>
+          <w:b/>
+          <w:bCs/>
+        </w:rPr>
+        <w:t xml:space="preserve">In </w:t>
+      </w:r>
+      <w:proofErr w:type="spellStart"/>
+      <w:r>
+        <w:rPr>
+          <w:b/>
+          <w:bCs/>
+        </w:rPr>
+        <w:t>kfold</w:t>
+      </w:r>
+      <w:proofErr w:type="spellEnd"/>
       <w:r>
         <w:t xml:space="preserve"> all the red box will be the validation data. </w:t>
       </w:r>
@@ -1078,7 +1204,15 @@
         <w:t xml:space="preserve">. </w:t>
       </w:r>
       <w:r>
-        <w:t>If we have 100 rows for data the iteration of this k-fold validation will be 100, on each iteration it takes only on data for test, So in first iteration only the first row will be used for test, and second iteration second row will be used for test and so on.</w:t>
+        <w:t xml:space="preserve">If we have 100 rows for data the iteration of this k-fold validation will be 100, on each iteration it takes only on data for test, </w:t>
+      </w:r>
+      <w:proofErr w:type="gramStart"/>
+      <w:r>
+        <w:t>So</w:t>
+      </w:r>
+      <w:proofErr w:type="gramEnd"/>
+      <w:r>
+        <w:t xml:space="preserve"> in first iteration only the first row will be used for test, and second iteration second row will be used for test and so on.</w:t>
       </w:r>
     </w:p>
     <w:p>
@@ -1117,7 +1251,23 @@
           <w:b/>
           <w:bCs/>
         </w:rPr>
-        <w:t xml:space="preserve"> P number of data for test</w:t>
+        <w:t xml:space="preserve"> P </w:t>
+      </w:r>
+      <w:proofErr w:type="gramStart"/>
+      <w:r>
+        <w:rPr>
+          <w:b/>
+          <w:bCs/>
+        </w:rPr>
+        <w:t>number</w:t>
+      </w:r>
+      <w:proofErr w:type="gramEnd"/>
+      <w:r>
+        <w:rPr>
+          <w:b/>
+          <w:bCs/>
+        </w:rPr>
+        <w:t xml:space="preserve"> of data for test</w:t>
       </w:r>
       <w:r>
         <w:rPr>
@@ -1127,7 +1277,15 @@
         <w:t>ing</w:t>
       </w:r>
       <w:r>
-        <w:t>, if the p is 3 then it will take only 3 row for each iteration fold.</w:t>
+        <w:t xml:space="preserve">, if the p is 3 then it will take only 3 </w:t>
+      </w:r>
+      <w:proofErr w:type="gramStart"/>
+      <w:r>
+        <w:t>row</w:t>
+      </w:r>
+      <w:proofErr w:type="gramEnd"/>
+      <w:r>
+        <w:t xml:space="preserve"> for each iteration fold.</w:t>
       </w:r>
     </w:p>
     <w:p/>
@@ -1140,7 +1298,15 @@
         <w:t xml:space="preserve">11. </w:t>
       </w:r>
       <w:r>
-        <w:t>It is one of the supervised learning technique that some feature</w:t>
+        <w:t xml:space="preserve">It is one of the supervised learning </w:t>
+      </w:r>
+      <w:proofErr w:type="gramStart"/>
+      <w:r>
+        <w:t>technique</w:t>
+      </w:r>
+      <w:proofErr w:type="gramEnd"/>
+      <w:r>
+        <w:t xml:space="preserve"> that some feature</w:t>
       </w:r>
     </w:p>
     <w:p>
@@ -1197,7 +1363,15 @@
     </w:p>
     <w:p>
       <w:r>
-        <w:t>                      young  middle   senior</w:t>
+        <w:t xml:space="preserve">                      </w:t>
+      </w:r>
+      <w:proofErr w:type="gramStart"/>
+      <w:r>
+        <w:t>young  middle</w:t>
+      </w:r>
+      <w:proofErr w:type="gramEnd"/>
+      <w:r>
+        <w:t xml:space="preserve">   senior</w:t>
       </w:r>
     </w:p>
     <w:p>
@@ -1319,8 +1493,21 @@
       <w:r>
         <w:t xml:space="preserve">      </w:t>
       </w:r>
-      <w:r>
-        <w:t>Non linear regression - Non linear combination of input like (curve)</w:t>
+      <w:proofErr w:type="spellStart"/>
+      <w:r>
+        <w:t>Non linear</w:t>
+      </w:r>
+      <w:proofErr w:type="spellEnd"/>
+      <w:r>
+        <w:t xml:space="preserve"> regression - </w:t>
+      </w:r>
+      <w:proofErr w:type="spellStart"/>
+      <w:r>
+        <w:t>Non linear</w:t>
+      </w:r>
+      <w:proofErr w:type="spellEnd"/>
+      <w:r>
+        <w:t xml:space="preserve"> combination of input like (curve)</w:t>
       </w:r>
     </w:p>
     <w:p>
@@ -1340,7 +1527,15 @@
     </w:p>
     <w:p>
       <w:r>
-        <w:t>                            So this is used to fit curved line model's</w:t>
+        <w:t xml:space="preserve">                            </w:t>
+      </w:r>
+      <w:proofErr w:type="gramStart"/>
+      <w:r>
+        <w:t>So</w:t>
+      </w:r>
+      <w:proofErr w:type="gramEnd"/>
+      <w:r>
+        <w:t xml:space="preserve"> this is used to fit curved line model's</w:t>
       </w:r>
     </w:p>
     <w:p>
@@ -1375,7 +1570,15 @@
     </w:p>
     <w:p>
       <w:r>
-        <w:t>for degree 3 y = b0 + b1x + b2x**2 + b3x**3 .... +bnx**n</w:t>
+        <w:t>for degree 3 y = b0 + b1x + b2x**2 + b3x**3 .... +</w:t>
+      </w:r>
+      <w:proofErr w:type="spellStart"/>
+      <w:r>
+        <w:t>bnx</w:t>
+      </w:r>
+      <w:proofErr w:type="spellEnd"/>
+      <w:r>
+        <w:t>**n</w:t>
       </w:r>
     </w:p>
     <w:p>
@@ -1477,7 +1680,15 @@
     </w:p>
     <w:p>
       <w:r>
-        <w:t> occurred, the are fitted while training, but while we trying to see</w:t>
+        <w:t xml:space="preserve"> occurred, </w:t>
+      </w:r>
+      <w:proofErr w:type="spellStart"/>
+      <w:r>
+        <w:t>the</w:t>
+      </w:r>
+      <w:proofErr w:type="spellEnd"/>
+      <w:r>
+        <w:t xml:space="preserve"> are fitted while training, but while we trying to see</w:t>
       </w:r>
     </w:p>
     <w:p>
@@ -1687,7 +1898,23 @@
     </w:p>
     <w:p>
       <w:r>
-        <w:t>In linear regression x is the input y is the output that we are going to predict, m and c are the parameters with that help of that y will be predicted, so the optimal value to predict y can’t be find in learning stage of the model. So we have to the this hyper parameter to predict y, that is called hyper parameter tuning.</w:t>
+        <w:t xml:space="preserve">In linear regression x is the input y is the output that we are going to predict, m and c are the parameters with that help of that y will be predicted, so the optimal value to predict y can’t be find in learning stage of the model. </w:t>
+      </w:r>
+      <w:proofErr w:type="gramStart"/>
+      <w:r>
+        <w:t>So</w:t>
+      </w:r>
+      <w:proofErr w:type="gramEnd"/>
+      <w:r>
+        <w:t xml:space="preserve"> we have to </w:t>
+      </w:r>
+      <w:proofErr w:type="gramStart"/>
+      <w:r>
+        <w:t>the this</w:t>
+      </w:r>
+      <w:proofErr w:type="gramEnd"/>
+      <w:r>
+        <w:t xml:space="preserve"> hyper parameter to predict y, that is called hyper parameter tuning.</w:t>
       </w:r>
     </w:p>
     <w:p>
@@ -1962,7 +2189,15 @@
     </w:p>
     <w:p>
       <w:r>
-        <w:t> input is belongs to some class.</w:t>
+        <w:t xml:space="preserve"> input </w:t>
+      </w:r>
+      <w:proofErr w:type="gramStart"/>
+      <w:r>
+        <w:t>is belongs</w:t>
+      </w:r>
+      <w:proofErr w:type="gramEnd"/>
+      <w:r>
+        <w:t xml:space="preserve"> to some class.</w:t>
       </w:r>
     </w:p>
     <w:p/>
@@ -1983,7 +2218,15 @@
     </w:p>
     <w:p>
       <w:r>
-        <w:t xml:space="preserve"> so it uses sigmoid function, which put any real number into the </w:t>
+        <w:t> </w:t>
+      </w:r>
+      <w:proofErr w:type="gramStart"/>
+      <w:r>
+        <w:t>so</w:t>
+      </w:r>
+      <w:proofErr w:type="gramEnd"/>
+      <w:r>
+        <w:t xml:space="preserve"> it uses sigmoid function, which put any real number into the </w:t>
       </w:r>
     </w:p>
     <w:p>
@@ -1994,7 +2237,31 @@
     <w:p/>
     <w:p>
       <w:r>
-        <w:t xml:space="preserve"> It uses  1/1+(e)-z  where z= wX+b </w:t>
+        <w:t xml:space="preserve"> It </w:t>
+      </w:r>
+      <w:proofErr w:type="gramStart"/>
+      <w:r>
+        <w:t>uses  1</w:t>
+      </w:r>
+      <w:proofErr w:type="gramEnd"/>
+      <w:r>
+        <w:t>/1+(e)-</w:t>
+      </w:r>
+      <w:proofErr w:type="gramStart"/>
+      <w:r>
+        <w:t>z  where</w:t>
+      </w:r>
+      <w:proofErr w:type="gramEnd"/>
+      <w:r>
+        <w:t xml:space="preserve"> z= </w:t>
+      </w:r>
+      <w:proofErr w:type="spellStart"/>
+      <w:r>
+        <w:t>wX+b</w:t>
+      </w:r>
+      <w:proofErr w:type="spellEnd"/>
+      <w:r>
+        <w:t xml:space="preserve"> </w:t>
       </w:r>
     </w:p>
     <w:p>
@@ -2135,12 +2402,28 @@
     <w:p/>
     <w:p>
       <w:r>
-        <w:t>                              In a cancer based system a model doesn't predicts</w:t>
-      </w:r>
-    </w:p>
-    <w:p>
-      <w:r>
-        <w:t xml:space="preserve">                              the person who have cancer will make huge risk. </w:t>
+        <w:t xml:space="preserve">                              In a </w:t>
+      </w:r>
+      <w:proofErr w:type="gramStart"/>
+      <w:r>
+        <w:t>cancer based</w:t>
+      </w:r>
+      <w:proofErr w:type="gramEnd"/>
+      <w:r>
+        <w:t xml:space="preserve"> system a model doesn't predicts</w:t>
+      </w:r>
+    </w:p>
+    <w:p>
+      <w:r>
+        <w:t xml:space="preserve">                              the person who </w:t>
+      </w:r>
+      <w:proofErr w:type="gramStart"/>
+      <w:r>
+        <w:t>have</w:t>
+      </w:r>
+      <w:proofErr w:type="gramEnd"/>
+      <w:r>
+        <w:t xml:space="preserve"> cancer will make huge risk. </w:t>
       </w:r>
     </w:p>
     <w:p/>
@@ -2194,12 +2477,28 @@
     </w:p>
     <w:p>
       <w:r>
-        <w:t> still some of the techniques that can be used on torch to give the</w:t>
-      </w:r>
-    </w:p>
-    <w:p>
-      <w:r>
-        <w:t> same good prediction result to all users.</w:t>
+        <w:t> </w:t>
+      </w:r>
+      <w:proofErr w:type="gramStart"/>
+      <w:r>
+        <w:t>still</w:t>
+      </w:r>
+      <w:proofErr w:type="gramEnd"/>
+      <w:r>
+        <w:t xml:space="preserve"> some of the techniques that can be used on torch to give the</w:t>
+      </w:r>
+    </w:p>
+    <w:p>
+      <w:r>
+        <w:t xml:space="preserve"> same good prediction </w:t>
+      </w:r>
+      <w:proofErr w:type="gramStart"/>
+      <w:r>
+        <w:t>result</w:t>
+      </w:r>
+      <w:proofErr w:type="gramEnd"/>
+      <w:r>
+        <w:t xml:space="preserve"> to all users.</w:t>
       </w:r>
     </w:p>
     <w:p>
@@ -2361,6 +2660,7 @@
       </w:r>
     </w:p>
     <w:p>
+      <w:proofErr w:type="gramStart"/>
       <w:r>
         <w:t xml:space="preserve">  </w:t>
       </w:r>
@@ -2369,7 +2669,15 @@
           <w:b/>
           <w:bCs/>
         </w:rPr>
-        <w:t>Poisson distribution</w:t>
+        <w:t>Poisson</w:t>
+      </w:r>
+      <w:proofErr w:type="gramEnd"/>
+      <w:r>
+        <w:rPr>
+          <w:b/>
+          <w:bCs/>
+        </w:rPr>
+        <w:t xml:space="preserve"> distribution</w:t>
       </w:r>
       <w:r>
         <w:t>: Models the number of times an event happens in a fixed interval of time or space.</w:t>
@@ -2382,87 +2690,146 @@
           <w:i/>
           <w:iCs/>
         </w:rPr>
-        <w:t>Example: Number of customer calls received per hour at a call center.</w:t>
-      </w:r>
-    </w:p>
-    <w:p>
-      <w:r>
-        <w:t xml:space="preserve">  </w:t>
-      </w:r>
-      <w:r>
-        <w:rPr>
-          <w:b/>
-          <w:bCs/>
-        </w:rPr>
-        <w:t>Binomial distribution</w:t>
-      </w:r>
-      <w:r>
-        <w:t>: Models the number of successes in a fixed number of independent yes/no trials.</w:t>
-      </w:r>
-      <w:r>
-        <w:br/>
-      </w:r>
+        <w:t xml:space="preserve">Example: Number of customer calls received per hour at a call </w:t>
+      </w:r>
+      <w:proofErr w:type="spellStart"/>
       <w:r>
         <w:rPr>
           <w:i/>
           <w:iCs/>
         </w:rPr>
-        <w:t>Example: Number of heads in 10 coin tosses.</w:t>
-      </w:r>
-    </w:p>
-    <w:p>
-      <w:r>
-        <w:t xml:space="preserve">  </w:t>
-      </w:r>
-      <w:r>
-        <w:rPr>
-          <w:b/>
-          <w:bCs/>
-        </w:rPr>
-        <w:t>Exponential distribution</w:t>
-      </w:r>
-      <w:r>
-        <w:t>: Models the time between events in a Poisson process.</w:t>
-      </w:r>
-      <w:r>
-        <w:br/>
-      </w:r>
+        <w:t>center</w:t>
+      </w:r>
+      <w:proofErr w:type="spellEnd"/>
       <w:r>
         <w:rPr>
           <w:i/>
           <w:iCs/>
         </w:rPr>
-        <w:t>Example: Time between incoming calls at a help desk.</w:t>
-      </w:r>
-    </w:p>
-    <w:p>
-      <w:pPr>
+        <w:t>.</w:t>
+      </w:r>
+    </w:p>
+    <w:p>
+      <w:proofErr w:type="gramStart"/>
+      <w:r>
+        <w:t xml:space="preserve">  </w:t>
+      </w:r>
+      <w:r>
+        <w:rPr>
+          <w:b/>
+          <w:bCs/>
+        </w:rPr>
+        <w:t>Binomial</w:t>
+      </w:r>
+      <w:proofErr w:type="gramEnd"/>
+      <w:r>
+        <w:rPr>
+          <w:b/>
+          <w:bCs/>
+        </w:rPr>
+        <w:t xml:space="preserve"> distribution</w:t>
+      </w:r>
+      <w:r>
+        <w:t>: Models the number of successes in a fixed number of independent yes/no trials.</w:t>
+      </w:r>
+      <w:r>
+        <w:br/>
+      </w:r>
+      <w:r>
         <w:rPr>
           <w:i/>
           <w:iCs/>
         </w:rPr>
-      </w:pPr>
-      <w:r>
-        <w:t xml:space="preserve">  </w:t>
-      </w:r>
-      <w:r>
-        <w:rPr>
-          <w:b/>
-          <w:bCs/>
-        </w:rPr>
-        <w:t>Negative binomial distribution</w:t>
-      </w:r>
-      <w:r>
-        <w:t>: Models the number of trials needed to get a fixed number of successes.</w:t>
-      </w:r>
-      <w:r>
-        <w:br/>
-      </w:r>
+        <w:t xml:space="preserve">Example: Number of heads in </w:t>
+      </w:r>
+      <w:proofErr w:type="gramStart"/>
       <w:r>
         <w:rPr>
           <w:i/>
           <w:iCs/>
         </w:rPr>
+        <w:t>10 coin</w:t>
+      </w:r>
+      <w:proofErr w:type="gramEnd"/>
+      <w:r>
+        <w:rPr>
+          <w:i/>
+          <w:iCs/>
+        </w:rPr>
+        <w:t xml:space="preserve"> tosses.</w:t>
+      </w:r>
+    </w:p>
+    <w:p>
+      <w:proofErr w:type="gramStart"/>
+      <w:r>
+        <w:t xml:space="preserve">  </w:t>
+      </w:r>
+      <w:r>
+        <w:rPr>
+          <w:b/>
+          <w:bCs/>
+        </w:rPr>
+        <w:t>Exponential</w:t>
+      </w:r>
+      <w:proofErr w:type="gramEnd"/>
+      <w:r>
+        <w:rPr>
+          <w:b/>
+          <w:bCs/>
+        </w:rPr>
+        <w:t xml:space="preserve"> distribution</w:t>
+      </w:r>
+      <w:r>
+        <w:t>: Models the time between events in a Poisson process.</w:t>
+      </w:r>
+      <w:r>
+        <w:br/>
+      </w:r>
+      <w:r>
+        <w:rPr>
+          <w:i/>
+          <w:iCs/>
+        </w:rPr>
+        <w:t>Example: Time between incoming calls at a help desk.</w:t>
+      </w:r>
+    </w:p>
+    <w:p>
+      <w:pPr>
+        <w:rPr>
+          <w:i/>
+          <w:iCs/>
+        </w:rPr>
+      </w:pPr>
+      <w:proofErr w:type="gramStart"/>
+      <w:r>
+        <w:t xml:space="preserve">  </w:t>
+      </w:r>
+      <w:r>
+        <w:rPr>
+          <w:b/>
+          <w:bCs/>
+        </w:rPr>
+        <w:t>Negative</w:t>
+      </w:r>
+      <w:proofErr w:type="gramEnd"/>
+      <w:r>
+        <w:rPr>
+          <w:b/>
+          <w:bCs/>
+        </w:rPr>
+        <w:t xml:space="preserve"> binomial distribution</w:t>
+      </w:r>
+      <w:r>
+        <w:t>: Models the number of trials needed to get a fixed number of successes.</w:t>
+      </w:r>
+      <w:r>
+        <w:br/>
+      </w:r>
+      <w:r>
+        <w:rPr>
+          <w:i/>
+          <w:iCs/>
+        </w:rPr>
         <w:t>Example: Number of coin tosses needed to get 3 heads.</w:t>
       </w:r>
     </w:p>
@@ -2538,7 +2905,21 @@
         <w:rPr>
           <w:lang w:val="en-US"/>
         </w:rPr>
-        <w:t>: In binary classification problem we predict labels as 0 and 1, we will conclude if the value is less than threshold then the person has no diabetes, if a value is greater than threshold then the person has diabetes. That is what describes in below image, We will increase or decrease the threshold value to get good prediction</w:t>
+        <w:t xml:space="preserve">: In binary classification problem we predict labels as 0 and 1, we will conclude if the value is less than threshold then the person has no diabetes, if a value is greater than threshold then the person has diabetes. That is what describes in below image, </w:t>
+      </w:r>
+      <w:proofErr w:type="gramStart"/>
+      <w:r>
+        <w:rPr>
+          <w:lang w:val="en-US"/>
+        </w:rPr>
+        <w:t>We</w:t>
+      </w:r>
+      <w:proofErr w:type="gramEnd"/>
+      <w:r>
+        <w:rPr>
+          <w:lang w:val="en-US"/>
+        </w:rPr>
+        <w:t xml:space="preserve"> will increase or decrease the threshold value to get good prediction</w:t>
       </w:r>
     </w:p>
     <w:p>
@@ -2600,7 +2981,49 @@
         <w:rPr>
           <w:lang w:val="en-US"/>
         </w:rPr>
-        <w:t>With ROC curve we will find confusion Metrix for this each threshold, the curved line are called ROC curve and the space under the curved line are called AUC, In Roc curve we will pot the True positive rate on y axis and False positive(wrong predictions) on x axis.</w:t>
+        <w:t xml:space="preserve">With ROC curve we will find confusion Metrix for this each threshold, the curved line </w:t>
+      </w:r>
+      <w:proofErr w:type="gramStart"/>
+      <w:r>
+        <w:rPr>
+          <w:lang w:val="en-US"/>
+        </w:rPr>
+        <w:t>are</w:t>
+      </w:r>
+      <w:proofErr w:type="gramEnd"/>
+      <w:r>
+        <w:rPr>
+          <w:lang w:val="en-US"/>
+        </w:rPr>
+        <w:t xml:space="preserve"> called ROC curve and the space under the curved line are called AUC, In Roc curve we will </w:t>
+      </w:r>
+      <w:proofErr w:type="spellStart"/>
+      <w:r>
+        <w:rPr>
+          <w:lang w:val="en-US"/>
+        </w:rPr>
+        <w:t>pot</w:t>
+      </w:r>
+      <w:proofErr w:type="spellEnd"/>
+      <w:r>
+        <w:rPr>
+          <w:lang w:val="en-US"/>
+        </w:rPr>
+        <w:t xml:space="preserve"> the True positive rate on y axis and False </w:t>
+      </w:r>
+      <w:proofErr w:type="gramStart"/>
+      <w:r>
+        <w:rPr>
+          <w:lang w:val="en-US"/>
+        </w:rPr>
+        <w:t>positive(</w:t>
+      </w:r>
+      <w:proofErr w:type="gramEnd"/>
+      <w:r>
+        <w:rPr>
+          <w:lang w:val="en-US"/>
+        </w:rPr>
+        <w:t>wrong predictions) on x axis.</w:t>
       </w:r>
     </w:p>
     <w:p>
@@ -2621,20 +3044,62 @@
         <w:rPr>
           <w:lang w:val="en-US"/>
         </w:rPr>
-        <w:t>Higher ROC value will has the good model prediction rate.</w:t>
-      </w:r>
-    </w:p>
-    <w:p>
-      <w:pPr>
-        <w:rPr>
-          <w:lang w:val="en-US"/>
-        </w:rPr>
-      </w:pPr>
-      <w:r>
-        <w:rPr>
-          <w:lang w:val="en-US"/>
-        </w:rPr>
-        <w:t>Following image the example of both ROC and AUC, we  saw the performance of three classification model in this image. In this way we can find the best classification model, on the below image random forest classifier has the good prediction.</w:t>
+        <w:t xml:space="preserve">Higher ROC value will </w:t>
+      </w:r>
+      <w:proofErr w:type="gramStart"/>
+      <w:r>
+        <w:rPr>
+          <w:lang w:val="en-US"/>
+        </w:rPr>
+        <w:t>has</w:t>
+      </w:r>
+      <w:proofErr w:type="gramEnd"/>
+      <w:r>
+        <w:rPr>
+          <w:lang w:val="en-US"/>
+        </w:rPr>
+        <w:t xml:space="preserve"> the good model prediction rate.</w:t>
+      </w:r>
+    </w:p>
+    <w:p>
+      <w:pPr>
+        <w:rPr>
+          <w:lang w:val="en-US"/>
+        </w:rPr>
+      </w:pPr>
+      <w:r>
+        <w:rPr>
+          <w:lang w:val="en-US"/>
+        </w:rPr>
+        <w:t xml:space="preserve">Following </w:t>
+      </w:r>
+      <w:proofErr w:type="gramStart"/>
+      <w:r>
+        <w:rPr>
+          <w:lang w:val="en-US"/>
+        </w:rPr>
+        <w:t>image</w:t>
+      </w:r>
+      <w:proofErr w:type="gramEnd"/>
+      <w:r>
+        <w:rPr>
+          <w:lang w:val="en-US"/>
+        </w:rPr>
+        <w:t xml:space="preserve"> the example of both ROC and AUC, </w:t>
+      </w:r>
+      <w:proofErr w:type="gramStart"/>
+      <w:r>
+        <w:rPr>
+          <w:lang w:val="en-US"/>
+        </w:rPr>
+        <w:t>we  saw</w:t>
+      </w:r>
+      <w:proofErr w:type="gramEnd"/>
+      <w:r>
+        <w:rPr>
+          <w:lang w:val="en-US"/>
+        </w:rPr>
+        <w:t xml:space="preserve"> the performance of three classification model in this image. In this way we can find the best classification model, on the below image random forest classifier has the good prediction.</w:t>
       </w:r>
     </w:p>
     <w:p>
@@ -2871,12 +3336,48 @@
           <w:bCs/>
           <w:lang w:val="en-US"/>
         </w:rPr>
-        <w:t>Likelihood and prios</w:t>
-      </w:r>
-    </w:p>
-    <w:p>
-      <w:r>
-        <w:t>In below data set yellow highlight is a event(event A) that already occurred, blue highlight is the event(event B) that are going to occur because of the event A.</w:t>
+        <w:t xml:space="preserve">Likelihood and </w:t>
+      </w:r>
+      <w:proofErr w:type="spellStart"/>
+      <w:r>
+        <w:rPr>
+          <w:b/>
+          <w:bCs/>
+          <w:lang w:val="en-US"/>
+        </w:rPr>
+        <w:t>prios</w:t>
+      </w:r>
+      <w:proofErr w:type="spellEnd"/>
+    </w:p>
+    <w:p>
+      <w:r>
+        <w:t xml:space="preserve">In below data set yellow highlight is </w:t>
+      </w:r>
+      <w:proofErr w:type="spellStart"/>
+      <w:proofErr w:type="gramStart"/>
+      <w:r>
+        <w:t>a</w:t>
+      </w:r>
+      <w:proofErr w:type="spellEnd"/>
+      <w:proofErr w:type="gramEnd"/>
+      <w:r>
+        <w:t xml:space="preserve"> </w:t>
+      </w:r>
+      <w:proofErr w:type="gramStart"/>
+      <w:r>
+        <w:t>event(</w:t>
+      </w:r>
+      <w:proofErr w:type="gramEnd"/>
+      <w:r>
+        <w:t xml:space="preserve">event A) that already occurred, blue highlight is the </w:t>
+      </w:r>
+      <w:proofErr w:type="gramStart"/>
+      <w:r>
+        <w:t>event(</w:t>
+      </w:r>
+      <w:proofErr w:type="gramEnd"/>
+      <w:r>
+        <w:t>event B) that are going to occur because of the event A.</w:t>
       </w:r>
     </w:p>
     <w:p>
@@ -2896,7 +3397,17 @@
         <w:t>likelihood</w:t>
       </w:r>
       <w:r>
-        <w:t xml:space="preserve"> of a event. And orange is called prior, a </w:t>
+        <w:t xml:space="preserve"> of </w:t>
+      </w:r>
+      <w:proofErr w:type="spellStart"/>
+      <w:proofErr w:type="gramStart"/>
+      <w:r>
+        <w:t>a</w:t>
+      </w:r>
+      <w:proofErr w:type="spellEnd"/>
+      <w:proofErr w:type="gramEnd"/>
+      <w:r>
+        <w:t xml:space="preserve"> event. And orange is called prior, a </w:t>
       </w:r>
       <w:r>
         <w:rPr>
@@ -2957,6 +3468,9 @@
         </w:rPr>
       </w:pPr>
       <w:r>
+        <w:rPr>
+          <w:noProof/>
+        </w:rPr>
         <w:lastRenderedPageBreak/>
         <w:drawing>
           <wp:inline distT="0" distB="0" distL="0" distR="0" wp14:anchorId="61CE608E" wp14:editId="1452D779">
@@ -3024,6 +3538,7 @@
         <w:rPr>
           <w:b/>
           <w:bCs/>
+          <w:noProof/>
           <w:lang w:val="en-US"/>
         </w:rPr>
         <w:drawing>
@@ -3101,6 +3616,7 @@
         <w:rPr>
           <w:b/>
           <w:bCs/>
+          <w:noProof/>
           <w:lang w:val="en-US"/>
         </w:rPr>
         <w:lastRenderedPageBreak/>
@@ -3141,6 +3657,276 @@
         </w:drawing>
       </w:r>
     </w:p>
+    <w:p>
+      <w:pPr>
+        <w:rPr>
+          <w:b/>
+          <w:bCs/>
+          <w:lang w:val="en-US"/>
+        </w:rPr>
+      </w:pPr>
+      <w:r>
+        <w:rPr>
+          <w:b/>
+          <w:bCs/>
+          <w:lang w:val="en-US"/>
+        </w:rPr>
+        <w:t xml:space="preserve">25. </w:t>
+      </w:r>
+    </w:p>
+    <w:p>
+      <w:r>
+        <w:t xml:space="preserve">Support Vector Machine (SVM) is a machine learning model that classifies data by finding the best dividing line (called a </w:t>
+      </w:r>
+      <w:r>
+        <w:rPr>
+          <w:b/>
+          <w:bCs/>
+        </w:rPr>
+        <w:t>hyperplane</w:t>
+      </w:r>
+      <w:r>
+        <w:t>) between different categories.</w:t>
+      </w:r>
+    </w:p>
+    <w:p>
+      <w:pPr>
+        <w:rPr>
+          <w:b/>
+          <w:bCs/>
+        </w:rPr>
+      </w:pPr>
+      <w:r>
+        <w:rPr>
+          <w:b/>
+          <w:bCs/>
+        </w:rPr>
+        <w:t>Kernel:</w:t>
+      </w:r>
+    </w:p>
+    <w:p>
+      <w:r>
+        <w:t xml:space="preserve">If the data cannot be separated in its original form (low dimension), SVM uses </w:t>
+      </w:r>
+      <w:r>
+        <w:rPr>
+          <w:b/>
+          <w:bCs/>
+        </w:rPr>
+        <w:t>kernels</w:t>
+      </w:r>
+      <w:r>
+        <w:t xml:space="preserve"> to transform it into a higher-dimensional space where it becomes easier to separate. This helps SVM handle </w:t>
+      </w:r>
+      <w:r>
+        <w:rPr>
+          <w:b/>
+          <w:bCs/>
+        </w:rPr>
+        <w:t>non-linear</w:t>
+      </w:r>
+      <w:r>
+        <w:t xml:space="preserve"> problems.</w:t>
+      </w:r>
+    </w:p>
+    <w:p>
+      <w:pPr>
+        <w:rPr>
+          <w:b/>
+          <w:bCs/>
+        </w:rPr>
+      </w:pPr>
+      <w:r>
+        <w:rPr>
+          <w:b/>
+          <w:bCs/>
+        </w:rPr>
+        <w:t>Threshold, margin:</w:t>
+      </w:r>
+    </w:p>
+    <w:p>
+      <w:r>
+        <w:t xml:space="preserve">The line which separates the red and green are also called </w:t>
+      </w:r>
+      <w:r>
+        <w:rPr>
+          <w:b/>
+          <w:bCs/>
+        </w:rPr>
+        <w:t xml:space="preserve">threshold </w:t>
+      </w:r>
+      <w:r>
+        <w:t xml:space="preserve">value for 1D vector it is called as point for </w:t>
+      </w:r>
+      <w:proofErr w:type="gramStart"/>
+      <w:r>
+        <w:t>From</w:t>
+      </w:r>
+      <w:proofErr w:type="gramEnd"/>
+      <w:r>
+        <w:t xml:space="preserve"> 2d it is also called ad threshold or hyperplane. And a point near to the threshold are called </w:t>
+      </w:r>
+      <w:r>
+        <w:rPr>
+          <w:b/>
+          <w:bCs/>
+        </w:rPr>
+        <w:t>margins</w:t>
+      </w:r>
+    </w:p>
+    <w:p/>
+    <w:p>
+      <w:pPr>
+        <w:rPr>
+          <w:b/>
+          <w:bCs/>
+          <w:lang w:val="en-US"/>
+        </w:rPr>
+      </w:pPr>
+      <w:r>
+        <w:drawing>
+          <wp:inline distT="0" distB="0" distL="0" distR="0" wp14:anchorId="1B3D1982" wp14:editId="12084CEC">
+            <wp:extent cx="3254022" cy="1044030"/>
+            <wp:effectExtent l="0" t="0" r="3810" b="3810"/>
+            <wp:docPr id="1121011670" name="Picture 1"/>
+            <wp:cNvGraphicFramePr>
+              <a:graphicFrameLocks xmlns:a="http://schemas.openxmlformats.org/drawingml/2006/main" noChangeAspect="1"/>
+            </wp:cNvGraphicFramePr>
+            <a:graphic xmlns:a="http://schemas.openxmlformats.org/drawingml/2006/main">
+              <a:graphicData uri="http://schemas.openxmlformats.org/drawingml/2006/picture">
+                <pic:pic xmlns:pic="http://schemas.openxmlformats.org/drawingml/2006/picture">
+                  <pic:nvPicPr>
+                    <pic:cNvPr id="1539997240" name=""/>
+                    <pic:cNvPicPr/>
+                  </pic:nvPicPr>
+                  <pic:blipFill>
+                    <a:blip r:embed="rId31"/>
+                    <a:stretch>
+                      <a:fillRect/>
+                    </a:stretch>
+                  </pic:blipFill>
+                  <pic:spPr>
+                    <a:xfrm>
+                      <a:off x="0" y="0"/>
+                      <a:ext cx="3254022" cy="1044030"/>
+                    </a:xfrm>
+                    <a:prstGeom prst="rect">
+                      <a:avLst/>
+                    </a:prstGeom>
+                  </pic:spPr>
+                </pic:pic>
+              </a:graphicData>
+            </a:graphic>
+          </wp:inline>
+        </w:drawing>
+      </w:r>
+    </w:p>
+    <w:p>
+      <w:pPr>
+        <w:rPr>
+          <w:b/>
+          <w:bCs/>
+          <w:lang w:val="en-US"/>
+        </w:rPr>
+      </w:pPr>
+      <w:r>
+        <w:rPr>
+          <w:b/>
+          <w:bCs/>
+          <w:lang w:val="en-US"/>
+        </w:rPr>
+        <w:t>26.</w:t>
+      </w:r>
+    </w:p>
+    <w:p>
+      <w:pPr>
+        <w:pStyle w:val="ListParagraph"/>
+        <w:numPr>
+          <w:ilvl w:val="0"/>
+          <w:numId w:val="2"/>
+        </w:numPr>
+        <w:rPr>
+          <w:b/>
+          <w:bCs/>
+        </w:rPr>
+      </w:pPr>
+      <w:r>
+        <w:rPr>
+          <w:b/>
+          <w:bCs/>
+        </w:rPr>
+        <w:t xml:space="preserve">Polynomial kernel function – </w:t>
+      </w:r>
+      <w:r>
+        <w:t xml:space="preserve">It tries to fit a </w:t>
+      </w:r>
+      <w:proofErr w:type="gramStart"/>
+      <w:r>
+        <w:t>polynomial(</w:t>
+      </w:r>
+      <w:proofErr w:type="gramEnd"/>
+      <w:r>
+        <w:t xml:space="preserve">curved linear line) line to the dataset to make all the data separable, </w:t>
+      </w:r>
+      <w:proofErr w:type="gramStart"/>
+      <w:r>
+        <w:t>Takes</w:t>
+      </w:r>
+      <w:proofErr w:type="gramEnd"/>
+      <w:r>
+        <w:t xml:space="preserve"> argument d which says the dim that are going to be changed, it is used with cross validations to find the optimal d value</w:t>
+      </w:r>
+    </w:p>
+    <w:p>
+      <w:pPr>
+        <w:pStyle w:val="ListParagraph"/>
+        <w:rPr>
+          <w:b/>
+          <w:bCs/>
+        </w:rPr>
+      </w:pPr>
+    </w:p>
+    <w:p>
+      <w:pPr>
+        <w:pStyle w:val="ListParagraph"/>
+        <w:numPr>
+          <w:ilvl w:val="0"/>
+          <w:numId w:val="2"/>
+        </w:numPr>
+        <w:rPr>
+          <w:b/>
+          <w:bCs/>
+        </w:rPr>
+      </w:pPr>
+      <w:r>
+        <w:rPr>
+          <w:b/>
+          <w:bCs/>
+        </w:rPr>
+        <w:lastRenderedPageBreak/>
+        <w:t xml:space="preserve">Radial kernel function – </w:t>
+      </w:r>
+      <w:r>
+        <w:t>This automatically chooses a dim to make all the data separable, it doesn’t take d argument</w:t>
+      </w:r>
+    </w:p>
+    <w:p>
+      <w:pPr>
+        <w:rPr>
+          <w:b/>
+          <w:bCs/>
+          <w:lang w:val="en-US"/>
+        </w:rPr>
+      </w:pPr>
+      <w:r>
+        <w:rPr>
+          <w:b/>
+          <w:bCs/>
+          <w:lang w:val="en-US"/>
+        </w:rPr>
+        <w:t xml:space="preserve"> </w:t>
+      </w:r>
+    </w:p>
     <w:p/>
     <w:p>
       <w:pPr>
@@ -3287,8 +4073,100 @@
       </w:pPr>
     </w:lvl>
   </w:abstractNum>
+  <w:abstractNum w:abstractNumId="1" w15:restartNumberingAfterBreak="0">
+    <w:nsid w:val="53A364D5"/>
+    <w:multiLevelType w:val="hybridMultilevel"/>
+    <w:tmpl w:val="6FF46BFC"/>
+    <w:lvl w:ilvl="0" w:tplc="4009000F">
+      <w:start w:val="1"/>
+      <w:numFmt w:val="decimal"/>
+      <w:lvlText w:val="%1."/>
+      <w:lvlJc w:val="left"/>
+      <w:pPr>
+        <w:ind w:left="720" w:hanging="360"/>
+      </w:pPr>
+      <w:rPr>
+        <w:rFonts w:hint="default"/>
+      </w:rPr>
+    </w:lvl>
+    <w:lvl w:ilvl="1" w:tplc="40090019" w:tentative="1">
+      <w:start w:val="1"/>
+      <w:numFmt w:val="lowerLetter"/>
+      <w:lvlText w:val="%2."/>
+      <w:lvlJc w:val="left"/>
+      <w:pPr>
+        <w:ind w:left="1440" w:hanging="360"/>
+      </w:pPr>
+    </w:lvl>
+    <w:lvl w:ilvl="2" w:tplc="4009001B" w:tentative="1">
+      <w:start w:val="1"/>
+      <w:numFmt w:val="lowerRoman"/>
+      <w:lvlText w:val="%3."/>
+      <w:lvlJc w:val="right"/>
+      <w:pPr>
+        <w:ind w:left="2160" w:hanging="180"/>
+      </w:pPr>
+    </w:lvl>
+    <w:lvl w:ilvl="3" w:tplc="4009000F" w:tentative="1">
+      <w:start w:val="1"/>
+      <w:numFmt w:val="decimal"/>
+      <w:lvlText w:val="%4."/>
+      <w:lvlJc w:val="left"/>
+      <w:pPr>
+        <w:ind w:left="2880" w:hanging="360"/>
+      </w:pPr>
+    </w:lvl>
+    <w:lvl w:ilvl="4" w:tplc="40090019" w:tentative="1">
+      <w:start w:val="1"/>
+      <w:numFmt w:val="lowerLetter"/>
+      <w:lvlText w:val="%5."/>
+      <w:lvlJc w:val="left"/>
+      <w:pPr>
+        <w:ind w:left="3600" w:hanging="360"/>
+      </w:pPr>
+    </w:lvl>
+    <w:lvl w:ilvl="5" w:tplc="4009001B" w:tentative="1">
+      <w:start w:val="1"/>
+      <w:numFmt w:val="lowerRoman"/>
+      <w:lvlText w:val="%6."/>
+      <w:lvlJc w:val="right"/>
+      <w:pPr>
+        <w:ind w:left="4320" w:hanging="180"/>
+      </w:pPr>
+    </w:lvl>
+    <w:lvl w:ilvl="6" w:tplc="4009000F" w:tentative="1">
+      <w:start w:val="1"/>
+      <w:numFmt w:val="decimal"/>
+      <w:lvlText w:val="%7."/>
+      <w:lvlJc w:val="left"/>
+      <w:pPr>
+        <w:ind w:left="5040" w:hanging="360"/>
+      </w:pPr>
+    </w:lvl>
+    <w:lvl w:ilvl="7" w:tplc="40090019" w:tentative="1">
+      <w:start w:val="1"/>
+      <w:numFmt w:val="lowerLetter"/>
+      <w:lvlText w:val="%8."/>
+      <w:lvlJc w:val="left"/>
+      <w:pPr>
+        <w:ind w:left="5760" w:hanging="360"/>
+      </w:pPr>
+    </w:lvl>
+    <w:lvl w:ilvl="8" w:tplc="4009001B" w:tentative="1">
+      <w:start w:val="1"/>
+      <w:numFmt w:val="lowerRoman"/>
+      <w:lvlText w:val="%9."/>
+      <w:lvlJc w:val="right"/>
+      <w:pPr>
+        <w:ind w:left="6480" w:hanging="180"/>
+      </w:pPr>
+    </w:lvl>
+  </w:abstractNum>
   <w:num w:numId="1" w16cid:durableId="1346979168">
     <w:abstractNumId w:val="0"/>
+  </w:num>
+  <w:num w:numId="2" w16cid:durableId="214005091">
+    <w:abstractNumId w:val="1"/>
   </w:num>
 </w:numbering>
 </file>

--- a/machine_learning_basics/mlbasics_test.docx
+++ b/machine_learning_basics/mlbasics_test.docx
@@ -9,33 +9,12 @@
     </w:p>
     <w:p>
       <w:r>
-        <w:t xml:space="preserve">2. How can we import decision tree and </w:t>
-      </w:r>
-      <w:proofErr w:type="spellStart"/>
-      <w:r>
-        <w:t>kMean</w:t>
-      </w:r>
-      <w:proofErr w:type="spellEnd"/>
-      <w:r>
-        <w:t xml:space="preserve"> clustering </w:t>
-      </w:r>
-      <w:proofErr w:type="spellStart"/>
-      <w:r>
-        <w:t>sklearn</w:t>
-      </w:r>
-      <w:proofErr w:type="spellEnd"/>
-    </w:p>
-    <w:p>
-      <w:r>
-        <w:t xml:space="preserve">3. What is KNN, </w:t>
-      </w:r>
-      <w:proofErr w:type="gramStart"/>
-      <w:r>
-        <w:t>Does</w:t>
-      </w:r>
-      <w:proofErr w:type="gramEnd"/>
-      <w:r>
-        <w:t xml:space="preserve"> it can be used for both classification and regression?</w:t>
+        <w:t>2. How can we import decision tree and kMean clustering sklearn</w:t>
+      </w:r>
+    </w:p>
+    <w:p>
+      <w:r>
+        <w:t>3. What is KNN, Does it can be used for both classification and regression?</w:t>
       </w:r>
     </w:p>
     <w:p>
@@ -118,15 +97,7 @@
     </w:p>
     <w:p>
       <w:r>
-        <w:t xml:space="preserve">15. What is hype parameter, hyper parameter tuning and </w:t>
-      </w:r>
-      <w:proofErr w:type="gramStart"/>
-      <w:r>
-        <w:t>it’s</w:t>
-      </w:r>
-      <w:proofErr w:type="gramEnd"/>
-      <w:r>
-        <w:t xml:space="preserve"> types?</w:t>
+        <w:t>15. What is hype parameter, hyper parameter tuning and it’s types?</w:t>
       </w:r>
     </w:p>
     <w:p>
@@ -152,15 +123,7 @@
     </w:p>
     <w:p>
       <w:r>
-        <w:t xml:space="preserve">19. What </w:t>
-      </w:r>
-      <w:proofErr w:type="gramStart"/>
-      <w:r>
-        <w:t>are</w:t>
-      </w:r>
-      <w:proofErr w:type="gramEnd"/>
-      <w:r>
-        <w:t xml:space="preserve"> the evaluating metric</w:t>
+        <w:t>19. What are the evaluating metric</w:t>
       </w:r>
     </w:p>
     <w:p>
@@ -180,23 +143,7 @@
     </w:p>
     <w:p>
       <w:r>
-        <w:t xml:space="preserve">23. What is Naïve Bayes? Does it will have independent features, </w:t>
-      </w:r>
-      <w:proofErr w:type="gramStart"/>
-      <w:r>
-        <w:t>What</w:t>
-      </w:r>
-      <w:proofErr w:type="gramEnd"/>
-      <w:r>
-        <w:t xml:space="preserve"> is the use of conditional probability in naïve, </w:t>
-      </w:r>
-      <w:proofErr w:type="gramStart"/>
-      <w:r>
-        <w:t>In</w:t>
-      </w:r>
-      <w:proofErr w:type="gramEnd"/>
-      <w:r>
-        <w:t xml:space="preserve"> which area naïve are used.</w:t>
+        <w:t>23. What is Naïve Bayes? Does it will have independent features, What is the use of conditional probability in naïve, In which area naïve are used.</w:t>
       </w:r>
       <w:r>
         <w:t xml:space="preserve"> What is likelihood and prior</w:t>
@@ -224,6 +171,11 @@
       </w:r>
       <w:r>
         <w:t>What is the use of polynomial kernel function, radial kernel function?</w:t>
+      </w:r>
+    </w:p>
+    <w:p>
+      <w:r>
+        <w:t>27. How can you use svm from sicikit learn with kernel function, and what is the use of c hyper parameter in svm.</w:t>
       </w:r>
     </w:p>
     <w:p/>
@@ -237,6 +189,7 @@
         </w:rPr>
       </w:pPr>
       <w:r>
+        <w:lastRenderedPageBreak/>
         <w:t>-------------------------------------------------------------------------------------------------------------------------------------</w:t>
       </w:r>
       <w:r>
@@ -251,7 +204,6 @@
     </w:p>
     <w:p>
       <w:r>
-        <w:lastRenderedPageBreak/>
         <w:t>3. Yes</w:t>
       </w:r>
     </w:p>
@@ -532,15 +484,7 @@
     </w:p>
     <w:p>
       <w:r>
-        <w:t xml:space="preserve">In below formula P is number of input variables. N total number </w:t>
-      </w:r>
-      <w:proofErr w:type="spellStart"/>
-      <w:r>
-        <w:t>of`samples</w:t>
-      </w:r>
-      <w:proofErr w:type="spellEnd"/>
-      <w:r>
-        <w:t>.</w:t>
+        <w:t>In below formula P is number of input variables. N total number of`samples.</w:t>
       </w:r>
     </w:p>
     <w:p>
@@ -784,23 +728,8 @@
         <w:t>) to +1(perfect positive</w:t>
       </w:r>
       <w:r>
-        <w:t xml:space="preserve"> </w:t>
-      </w:r>
-      <w:proofErr w:type="spellStart"/>
-      <w:proofErr w:type="gramStart"/>
-      <w:r>
-        <w:t>x,y</w:t>
-      </w:r>
-      <w:proofErr w:type="spellEnd"/>
-      <w:proofErr w:type="gramEnd"/>
-      <w:r>
-        <w:t xml:space="preserve"> will </w:t>
-      </w:r>
-      <w:proofErr w:type="gramStart"/>
-      <w:r>
-        <w:t>increased</w:t>
-      </w:r>
-      <w:proofErr w:type="gramEnd"/>
+        <w:t xml:space="preserve"> x,y will increased</w:t>
+      </w:r>
       <w:r>
         <w:t>), with 0 indicating no linear correlation.</w:t>
       </w:r>
@@ -935,21 +864,7 @@
         <w:rPr>
           <w:lang w:val="en-US"/>
         </w:rPr>
-        <w:t xml:space="preserve">For all kind of regression model we have to give highly corelated fields with target variable is important, we have to pick a feature that has correlation greater than or equal to the 0.5, in the below describes the house price prediction correlation, the target label price has highly correlated with the feature called room size, so this needs to be </w:t>
-      </w:r>
-      <w:proofErr w:type="spellStart"/>
-      <w:r>
-        <w:rPr>
-          <w:lang w:val="en-US"/>
-        </w:rPr>
-        <w:t>give</w:t>
-      </w:r>
-      <w:proofErr w:type="spellEnd"/>
-      <w:r>
-        <w:rPr>
-          <w:lang w:val="en-US"/>
-        </w:rPr>
-        <w:t xml:space="preserve"> to the model for training, if we give less correlated feature than the model’s accuracy will be </w:t>
+        <w:t xml:space="preserve">For all kind of regression model we have to give highly corelated fields with target variable is important, we have to pick a feature that has correlation greater than or equal to the 0.5, in the below describes the house price prediction correlation, the target label price has highly correlated with the feature called room size, so this needs to be give to the model for training, if we give less correlated feature than the model’s accuracy will be </w:t>
       </w:r>
       <w:r>
         <w:rPr>
@@ -1049,40 +964,23 @@
         <w:t>80,20</w:t>
       </w:r>
       <w:r>
-        <w:t xml:space="preserve"> </w:t>
-      </w:r>
-      <w:proofErr w:type="gramStart"/>
-      <w:r>
-        <w:t>ratio</w:t>
-      </w:r>
-      <w:proofErr w:type="gramEnd"/>
-      <w:r>
-        <w:t xml:space="preserve">. </w:t>
-      </w:r>
-    </w:p>
-    <w:p>
-      <w:pPr>
-        <w:rPr>
-          <w:b/>
-          <w:bCs/>
-        </w:rPr>
-      </w:pPr>
-      <w:r>
-        <w:rPr>
-          <w:b/>
-          <w:bCs/>
-        </w:rPr>
-        <w:t xml:space="preserve">In </w:t>
-      </w:r>
-      <w:proofErr w:type="spellStart"/>
-      <w:r>
-        <w:rPr>
-          <w:b/>
-          <w:bCs/>
-        </w:rPr>
-        <w:t>kfold</w:t>
-      </w:r>
-      <w:proofErr w:type="spellEnd"/>
+        <w:t xml:space="preserve"> ratio. </w:t>
+      </w:r>
+    </w:p>
+    <w:p>
+      <w:pPr>
+        <w:rPr>
+          <w:b/>
+          <w:bCs/>
+        </w:rPr>
+      </w:pPr>
+      <w:r>
+        <w:rPr>
+          <w:b/>
+          <w:bCs/>
+        </w:rPr>
+        <w:t>In kfold</w:t>
+      </w:r>
       <w:r>
         <w:t xml:space="preserve"> all the red box will be the validation data. </w:t>
       </w:r>
@@ -1204,15 +1102,7 @@
         <w:t xml:space="preserve">. </w:t>
       </w:r>
       <w:r>
-        <w:t xml:space="preserve">If we have 100 rows for data the iteration of this k-fold validation will be 100, on each iteration it takes only on data for test, </w:t>
-      </w:r>
-      <w:proofErr w:type="gramStart"/>
-      <w:r>
-        <w:t>So</w:t>
-      </w:r>
-      <w:proofErr w:type="gramEnd"/>
-      <w:r>
-        <w:t xml:space="preserve"> in first iteration only the first row will be used for test, and second iteration second row will be used for test and so on.</w:t>
+        <w:t>If we have 100 rows for data the iteration of this k-fold validation will be 100, on each iteration it takes only on data for test, So in first iteration only the first row will be used for test, and second iteration second row will be used for test and so on.</w:t>
       </w:r>
     </w:p>
     <w:p>
@@ -1251,23 +1141,7 @@
           <w:b/>
           <w:bCs/>
         </w:rPr>
-        <w:t xml:space="preserve"> P </w:t>
-      </w:r>
-      <w:proofErr w:type="gramStart"/>
-      <w:r>
-        <w:rPr>
-          <w:b/>
-          <w:bCs/>
-        </w:rPr>
-        <w:t>number</w:t>
-      </w:r>
-      <w:proofErr w:type="gramEnd"/>
-      <w:r>
-        <w:rPr>
-          <w:b/>
-          <w:bCs/>
-        </w:rPr>
-        <w:t xml:space="preserve"> of data for test</w:t>
+        <w:t xml:space="preserve"> P number of data for test</w:t>
       </w:r>
       <w:r>
         <w:rPr>
@@ -1277,15 +1151,7 @@
         <w:t>ing</w:t>
       </w:r>
       <w:r>
-        <w:t xml:space="preserve">, if the p is 3 then it will take only 3 </w:t>
-      </w:r>
-      <w:proofErr w:type="gramStart"/>
-      <w:r>
-        <w:t>row</w:t>
-      </w:r>
-      <w:proofErr w:type="gramEnd"/>
-      <w:r>
-        <w:t xml:space="preserve"> for each iteration fold.</w:t>
+        <w:t>, if the p is 3 then it will take only 3 row for each iteration fold.</w:t>
       </w:r>
     </w:p>
     <w:p/>
@@ -1298,15 +1164,13 @@
         <w:t xml:space="preserve">11. </w:t>
       </w:r>
       <w:r>
-        <w:t xml:space="preserve">It is one of the supervised learning </w:t>
-      </w:r>
-      <w:proofErr w:type="gramStart"/>
-      <w:r>
-        <w:t>technique</w:t>
-      </w:r>
-      <w:proofErr w:type="gramEnd"/>
-      <w:r>
-        <w:t xml:space="preserve"> that some feature</w:t>
+        <w:t xml:space="preserve">It is one of the supervised learning technique that </w:t>
+      </w:r>
+      <w:r>
+        <w:t xml:space="preserve">takes </w:t>
+      </w:r>
+      <w:r>
+        <w:t>some feature</w:t>
       </w:r>
     </w:p>
     <w:p>
@@ -1363,15 +1227,7 @@
     </w:p>
     <w:p>
       <w:r>
-        <w:t xml:space="preserve">                      </w:t>
-      </w:r>
-      <w:proofErr w:type="gramStart"/>
-      <w:r>
-        <w:t>young  middle</w:t>
-      </w:r>
-      <w:proofErr w:type="gramEnd"/>
-      <w:r>
-        <w:t xml:space="preserve">   senior</w:t>
+        <w:t>                      young  middle   senior</w:t>
       </w:r>
     </w:p>
     <w:p>
@@ -1493,21 +1349,8 @@
       <w:r>
         <w:t xml:space="preserve">      </w:t>
       </w:r>
-      <w:proofErr w:type="spellStart"/>
-      <w:r>
-        <w:t>Non linear</w:t>
-      </w:r>
-      <w:proofErr w:type="spellEnd"/>
-      <w:r>
-        <w:t xml:space="preserve"> regression - </w:t>
-      </w:r>
-      <w:proofErr w:type="spellStart"/>
-      <w:r>
-        <w:t>Non linear</w:t>
-      </w:r>
-      <w:proofErr w:type="spellEnd"/>
-      <w:r>
-        <w:t xml:space="preserve"> combination of input like (curve)</w:t>
+      <w:r>
+        <w:t>Non linear regression - Non linear combination of input like (curve)</w:t>
       </w:r>
     </w:p>
     <w:p>
@@ -1527,15 +1370,7 @@
     </w:p>
     <w:p>
       <w:r>
-        <w:t xml:space="preserve">                            </w:t>
-      </w:r>
-      <w:proofErr w:type="gramStart"/>
-      <w:r>
-        <w:t>So</w:t>
-      </w:r>
-      <w:proofErr w:type="gramEnd"/>
-      <w:r>
-        <w:t xml:space="preserve"> this is used to fit curved line model's</w:t>
+        <w:t>                            So this is used to fit curved line model's</w:t>
       </w:r>
     </w:p>
     <w:p>
@@ -1570,15 +1405,7 @@
     </w:p>
     <w:p>
       <w:r>
-        <w:t>for degree 3 y = b0 + b1x + b2x**2 + b3x**3 .... +</w:t>
-      </w:r>
-      <w:proofErr w:type="spellStart"/>
-      <w:r>
-        <w:t>bnx</w:t>
-      </w:r>
-      <w:proofErr w:type="spellEnd"/>
-      <w:r>
-        <w:t>**n</w:t>
+        <w:t>for degree 3 y = b0 + b1x + b2x**2 + b3x**3 .... +bnx**n</w:t>
       </w:r>
     </w:p>
     <w:p>
@@ -1680,15 +1507,7 @@
     </w:p>
     <w:p>
       <w:r>
-        <w:t xml:space="preserve"> occurred, </w:t>
-      </w:r>
-      <w:proofErr w:type="spellStart"/>
-      <w:r>
-        <w:t>the</w:t>
-      </w:r>
-      <w:proofErr w:type="spellEnd"/>
-      <w:r>
-        <w:t xml:space="preserve"> are fitted while training, but while we trying to see</w:t>
+        <w:t> occurred, the are fitted while training, but while we trying to see</w:t>
       </w:r>
     </w:p>
     <w:p>
@@ -1898,23 +1717,7 @@
     </w:p>
     <w:p>
       <w:r>
-        <w:t xml:space="preserve">In linear regression x is the input y is the output that we are going to predict, m and c are the parameters with that help of that y will be predicted, so the optimal value to predict y can’t be find in learning stage of the model. </w:t>
-      </w:r>
-      <w:proofErr w:type="gramStart"/>
-      <w:r>
-        <w:t>So</w:t>
-      </w:r>
-      <w:proofErr w:type="gramEnd"/>
-      <w:r>
-        <w:t xml:space="preserve"> we have to </w:t>
-      </w:r>
-      <w:proofErr w:type="gramStart"/>
-      <w:r>
-        <w:t>the this</w:t>
-      </w:r>
-      <w:proofErr w:type="gramEnd"/>
-      <w:r>
-        <w:t xml:space="preserve"> hyper parameter to predict y, that is called hyper parameter tuning.</w:t>
+        <w:t>In linear regression x is the input y is the output that we are going to predict, m and c are the parameters with that help of that y will be predicted, so the optimal value to predict y can’t be find in learning stage of the model. So we have to the this hyper parameter to predict y, that is called hyper parameter tuning.</w:t>
       </w:r>
     </w:p>
     <w:p>
@@ -2189,15 +1992,7 @@
     </w:p>
     <w:p>
       <w:r>
-        <w:t xml:space="preserve"> input </w:t>
-      </w:r>
-      <w:proofErr w:type="gramStart"/>
-      <w:r>
-        <w:t>is belongs</w:t>
-      </w:r>
-      <w:proofErr w:type="gramEnd"/>
-      <w:r>
-        <w:t xml:space="preserve"> to some class.</w:t>
+        <w:t> input is belongs to some class.</w:t>
       </w:r>
     </w:p>
     <w:p/>
@@ -2218,15 +2013,7 @@
     </w:p>
     <w:p>
       <w:r>
-        <w:t> </w:t>
-      </w:r>
-      <w:proofErr w:type="gramStart"/>
-      <w:r>
-        <w:t>so</w:t>
-      </w:r>
-      <w:proofErr w:type="gramEnd"/>
-      <w:r>
-        <w:t xml:space="preserve"> it uses sigmoid function, which put any real number into the </w:t>
+        <w:t xml:space="preserve"> so it uses sigmoid function, which put any real number into the </w:t>
       </w:r>
     </w:p>
     <w:p>
@@ -2237,31 +2024,7 @@
     <w:p/>
     <w:p>
       <w:r>
-        <w:t xml:space="preserve"> It </w:t>
-      </w:r>
-      <w:proofErr w:type="gramStart"/>
-      <w:r>
-        <w:t>uses  1</w:t>
-      </w:r>
-      <w:proofErr w:type="gramEnd"/>
-      <w:r>
-        <w:t>/1+(e)-</w:t>
-      </w:r>
-      <w:proofErr w:type="gramStart"/>
-      <w:r>
-        <w:t>z  where</w:t>
-      </w:r>
-      <w:proofErr w:type="gramEnd"/>
-      <w:r>
-        <w:t xml:space="preserve"> z= </w:t>
-      </w:r>
-      <w:proofErr w:type="spellStart"/>
-      <w:r>
-        <w:t>wX+b</w:t>
-      </w:r>
-      <w:proofErr w:type="spellEnd"/>
-      <w:r>
-        <w:t xml:space="preserve"> </w:t>
+        <w:t xml:space="preserve"> It uses  1/1+(e)-z  where z= wX+b </w:t>
       </w:r>
     </w:p>
     <w:p>
@@ -2402,28 +2165,12 @@
     <w:p/>
     <w:p>
       <w:r>
-        <w:t xml:space="preserve">                              In a </w:t>
-      </w:r>
-      <w:proofErr w:type="gramStart"/>
-      <w:r>
-        <w:t>cancer based</w:t>
-      </w:r>
-      <w:proofErr w:type="gramEnd"/>
-      <w:r>
-        <w:t xml:space="preserve"> system a model doesn't predicts</w:t>
-      </w:r>
-    </w:p>
-    <w:p>
-      <w:r>
-        <w:t xml:space="preserve">                              the person who </w:t>
-      </w:r>
-      <w:proofErr w:type="gramStart"/>
-      <w:r>
-        <w:t>have</w:t>
-      </w:r>
-      <w:proofErr w:type="gramEnd"/>
-      <w:r>
-        <w:t xml:space="preserve"> cancer will make huge risk. </w:t>
+        <w:t>                              In a cancer based system a model doesn't predicts</w:t>
+      </w:r>
+    </w:p>
+    <w:p>
+      <w:r>
+        <w:t xml:space="preserve">                              the person who have cancer will make huge risk. </w:t>
       </w:r>
     </w:p>
     <w:p/>
@@ -2477,28 +2224,12 @@
     </w:p>
     <w:p>
       <w:r>
-        <w:t> </w:t>
-      </w:r>
-      <w:proofErr w:type="gramStart"/>
-      <w:r>
-        <w:t>still</w:t>
-      </w:r>
-      <w:proofErr w:type="gramEnd"/>
-      <w:r>
-        <w:t xml:space="preserve"> some of the techniques that can be used on torch to give the</w:t>
-      </w:r>
-    </w:p>
-    <w:p>
-      <w:r>
-        <w:t xml:space="preserve"> same good prediction </w:t>
-      </w:r>
-      <w:proofErr w:type="gramStart"/>
-      <w:r>
-        <w:t>result</w:t>
-      </w:r>
-      <w:proofErr w:type="gramEnd"/>
-      <w:r>
-        <w:t xml:space="preserve"> to all users.</w:t>
+        <w:t> still some of the techniques that can be used on torch to give the</w:t>
+      </w:r>
+    </w:p>
+    <w:p>
+      <w:r>
+        <w:t> same good prediction result to all users.</w:t>
       </w:r>
     </w:p>
     <w:p>
@@ -2660,7 +2391,6 @@
       </w:r>
     </w:p>
     <w:p>
-      <w:proofErr w:type="gramStart"/>
       <w:r>
         <w:t xml:space="preserve">  </w:t>
       </w:r>
@@ -2669,15 +2399,7 @@
           <w:b/>
           <w:bCs/>
         </w:rPr>
-        <w:t>Poisson</w:t>
-      </w:r>
-      <w:proofErr w:type="gramEnd"/>
-      <w:r>
-        <w:rPr>
-          <w:b/>
-          <w:bCs/>
-        </w:rPr>
-        <w:t xml:space="preserve"> distribution</w:t>
+        <w:t>Poisson distribution</w:t>
       </w:r>
       <w:r>
         <w:t>: Models the number of times an event happens in a fixed interval of time or space.</w:t>
@@ -2690,146 +2412,87 @@
           <w:i/>
           <w:iCs/>
         </w:rPr>
-        <w:t xml:space="preserve">Example: Number of customer calls received per hour at a call </w:t>
-      </w:r>
-      <w:proofErr w:type="spellStart"/>
+        <w:t>Example: Number of customer calls received per hour at a call center.</w:t>
+      </w:r>
+    </w:p>
+    <w:p>
+      <w:r>
+        <w:t xml:space="preserve">  </w:t>
+      </w:r>
+      <w:r>
+        <w:rPr>
+          <w:b/>
+          <w:bCs/>
+        </w:rPr>
+        <w:t>Binomial distribution</w:t>
+      </w:r>
+      <w:r>
+        <w:t>: Models the number of successes in a fixed number of independent yes/no trials.</w:t>
+      </w:r>
+      <w:r>
+        <w:br/>
+      </w:r>
       <w:r>
         <w:rPr>
           <w:i/>
           <w:iCs/>
         </w:rPr>
-        <w:t>center</w:t>
-      </w:r>
-      <w:proofErr w:type="spellEnd"/>
+        <w:t>Example: Number of heads in 10 coin tosses.</w:t>
+      </w:r>
+    </w:p>
+    <w:p>
+      <w:r>
+        <w:t xml:space="preserve">  </w:t>
+      </w:r>
+      <w:r>
+        <w:rPr>
+          <w:b/>
+          <w:bCs/>
+        </w:rPr>
+        <w:t>Exponential distribution</w:t>
+      </w:r>
+      <w:r>
+        <w:t>: Models the time between events in a Poisson process.</w:t>
+      </w:r>
+      <w:r>
+        <w:br/>
+      </w:r>
       <w:r>
         <w:rPr>
           <w:i/>
           <w:iCs/>
         </w:rPr>
-        <w:t>.</w:t>
-      </w:r>
-    </w:p>
-    <w:p>
-      <w:proofErr w:type="gramStart"/>
-      <w:r>
-        <w:t xml:space="preserve">  </w:t>
-      </w:r>
-      <w:r>
-        <w:rPr>
-          <w:b/>
-          <w:bCs/>
-        </w:rPr>
-        <w:t>Binomial</w:t>
-      </w:r>
-      <w:proofErr w:type="gramEnd"/>
-      <w:r>
-        <w:rPr>
-          <w:b/>
-          <w:bCs/>
-        </w:rPr>
-        <w:t xml:space="preserve"> distribution</w:t>
-      </w:r>
-      <w:r>
-        <w:t>: Models the number of successes in a fixed number of independent yes/no trials.</w:t>
-      </w:r>
-      <w:r>
-        <w:br/>
-      </w:r>
-      <w:r>
+        <w:t>Example: Time between incoming calls at a help desk.</w:t>
+      </w:r>
+    </w:p>
+    <w:p>
+      <w:pPr>
         <w:rPr>
           <w:i/>
           <w:iCs/>
         </w:rPr>
-        <w:t xml:space="preserve">Example: Number of heads in </w:t>
-      </w:r>
-      <w:proofErr w:type="gramStart"/>
+      </w:pPr>
+      <w:r>
+        <w:t xml:space="preserve">  </w:t>
+      </w:r>
+      <w:r>
+        <w:rPr>
+          <w:b/>
+          <w:bCs/>
+        </w:rPr>
+        <w:t>Negative binomial distribution</w:t>
+      </w:r>
+      <w:r>
+        <w:t>: Models the number of trials needed to get a fixed number of successes.</w:t>
+      </w:r>
+      <w:r>
+        <w:br/>
+      </w:r>
       <w:r>
         <w:rPr>
           <w:i/>
           <w:iCs/>
         </w:rPr>
-        <w:t>10 coin</w:t>
-      </w:r>
-      <w:proofErr w:type="gramEnd"/>
-      <w:r>
-        <w:rPr>
-          <w:i/>
-          <w:iCs/>
-        </w:rPr>
-        <w:t xml:space="preserve"> tosses.</w:t>
-      </w:r>
-    </w:p>
-    <w:p>
-      <w:proofErr w:type="gramStart"/>
-      <w:r>
-        <w:t xml:space="preserve">  </w:t>
-      </w:r>
-      <w:r>
-        <w:rPr>
-          <w:b/>
-          <w:bCs/>
-        </w:rPr>
-        <w:t>Exponential</w:t>
-      </w:r>
-      <w:proofErr w:type="gramEnd"/>
-      <w:r>
-        <w:rPr>
-          <w:b/>
-          <w:bCs/>
-        </w:rPr>
-        <w:t xml:space="preserve"> distribution</w:t>
-      </w:r>
-      <w:r>
-        <w:t>: Models the time between events in a Poisson process.</w:t>
-      </w:r>
-      <w:r>
-        <w:br/>
-      </w:r>
-      <w:r>
-        <w:rPr>
-          <w:i/>
-          <w:iCs/>
-        </w:rPr>
-        <w:t>Example: Time between incoming calls at a help desk.</w:t>
-      </w:r>
-    </w:p>
-    <w:p>
-      <w:pPr>
-        <w:rPr>
-          <w:i/>
-          <w:iCs/>
-        </w:rPr>
-      </w:pPr>
-      <w:proofErr w:type="gramStart"/>
-      <w:r>
-        <w:t xml:space="preserve">  </w:t>
-      </w:r>
-      <w:r>
-        <w:rPr>
-          <w:b/>
-          <w:bCs/>
-        </w:rPr>
-        <w:t>Negative</w:t>
-      </w:r>
-      <w:proofErr w:type="gramEnd"/>
-      <w:r>
-        <w:rPr>
-          <w:b/>
-          <w:bCs/>
-        </w:rPr>
-        <w:t xml:space="preserve"> binomial distribution</w:t>
-      </w:r>
-      <w:r>
-        <w:t>: Models the number of trials needed to get a fixed number of successes.</w:t>
-      </w:r>
-      <w:r>
-        <w:br/>
-      </w:r>
-      <w:r>
-        <w:rPr>
-          <w:i/>
-          <w:iCs/>
-        </w:rPr>
         <w:t>Example: Number of coin tosses needed to get 3 heads.</w:t>
       </w:r>
     </w:p>
@@ -2905,21 +2568,7 @@
         <w:rPr>
           <w:lang w:val="en-US"/>
         </w:rPr>
-        <w:t xml:space="preserve">: In binary classification problem we predict labels as 0 and 1, we will conclude if the value is less than threshold then the person has no diabetes, if a value is greater than threshold then the person has diabetes. That is what describes in below image, </w:t>
-      </w:r>
-      <w:proofErr w:type="gramStart"/>
-      <w:r>
-        <w:rPr>
-          <w:lang w:val="en-US"/>
-        </w:rPr>
-        <w:t>We</w:t>
-      </w:r>
-      <w:proofErr w:type="gramEnd"/>
-      <w:r>
-        <w:rPr>
-          <w:lang w:val="en-US"/>
-        </w:rPr>
-        <w:t xml:space="preserve"> will increase or decrease the threshold value to get good prediction</w:t>
+        <w:t>: In binary classification problem we predict labels as 0 and 1, we will conclude if the value is less than threshold then the person has no diabetes, if a value is greater than threshold then the person has diabetes. That is what describes in below image, We will increase or decrease the threshold value to get good prediction</w:t>
       </w:r>
     </w:p>
     <w:p>
@@ -2981,49 +2630,7 @@
         <w:rPr>
           <w:lang w:val="en-US"/>
         </w:rPr>
-        <w:t xml:space="preserve">With ROC curve we will find confusion Metrix for this each threshold, the curved line </w:t>
-      </w:r>
-      <w:proofErr w:type="gramStart"/>
-      <w:r>
-        <w:rPr>
-          <w:lang w:val="en-US"/>
-        </w:rPr>
-        <w:t>are</w:t>
-      </w:r>
-      <w:proofErr w:type="gramEnd"/>
-      <w:r>
-        <w:rPr>
-          <w:lang w:val="en-US"/>
-        </w:rPr>
-        <w:t xml:space="preserve"> called ROC curve and the space under the curved line are called AUC, In Roc curve we will </w:t>
-      </w:r>
-      <w:proofErr w:type="spellStart"/>
-      <w:r>
-        <w:rPr>
-          <w:lang w:val="en-US"/>
-        </w:rPr>
-        <w:t>pot</w:t>
-      </w:r>
-      <w:proofErr w:type="spellEnd"/>
-      <w:r>
-        <w:rPr>
-          <w:lang w:val="en-US"/>
-        </w:rPr>
-        <w:t xml:space="preserve"> the True positive rate on y axis and False </w:t>
-      </w:r>
-      <w:proofErr w:type="gramStart"/>
-      <w:r>
-        <w:rPr>
-          <w:lang w:val="en-US"/>
-        </w:rPr>
-        <w:t>positive(</w:t>
-      </w:r>
-      <w:proofErr w:type="gramEnd"/>
-      <w:r>
-        <w:rPr>
-          <w:lang w:val="en-US"/>
-        </w:rPr>
-        <w:t>wrong predictions) on x axis.</w:t>
+        <w:t>With ROC curve we will find confusion Metrix for this each threshold, the curved line are called ROC curve and the space under the curved line are called AUC, In Roc curve we will pot the True positive rate on y axis and False positive(wrong predictions) on x axis.</w:t>
       </w:r>
     </w:p>
     <w:p>
@@ -3044,62 +2651,20 @@
         <w:rPr>
           <w:lang w:val="en-US"/>
         </w:rPr>
-        <w:t xml:space="preserve">Higher ROC value will </w:t>
-      </w:r>
-      <w:proofErr w:type="gramStart"/>
-      <w:r>
-        <w:rPr>
-          <w:lang w:val="en-US"/>
-        </w:rPr>
-        <w:t>has</w:t>
-      </w:r>
-      <w:proofErr w:type="gramEnd"/>
-      <w:r>
-        <w:rPr>
-          <w:lang w:val="en-US"/>
-        </w:rPr>
-        <w:t xml:space="preserve"> the good model prediction rate.</w:t>
-      </w:r>
-    </w:p>
-    <w:p>
-      <w:pPr>
-        <w:rPr>
-          <w:lang w:val="en-US"/>
-        </w:rPr>
-      </w:pPr>
-      <w:r>
-        <w:rPr>
-          <w:lang w:val="en-US"/>
-        </w:rPr>
-        <w:t xml:space="preserve">Following </w:t>
-      </w:r>
-      <w:proofErr w:type="gramStart"/>
-      <w:r>
-        <w:rPr>
-          <w:lang w:val="en-US"/>
-        </w:rPr>
-        <w:t>image</w:t>
-      </w:r>
-      <w:proofErr w:type="gramEnd"/>
-      <w:r>
-        <w:rPr>
-          <w:lang w:val="en-US"/>
-        </w:rPr>
-        <w:t xml:space="preserve"> the example of both ROC and AUC, </w:t>
-      </w:r>
-      <w:proofErr w:type="gramStart"/>
-      <w:r>
-        <w:rPr>
-          <w:lang w:val="en-US"/>
-        </w:rPr>
-        <w:t>we  saw</w:t>
-      </w:r>
-      <w:proofErr w:type="gramEnd"/>
-      <w:r>
-        <w:rPr>
-          <w:lang w:val="en-US"/>
-        </w:rPr>
-        <w:t xml:space="preserve"> the performance of three classification model in this image. In this way we can find the best classification model, on the below image random forest classifier has the good prediction.</w:t>
+        <w:t>Higher ROC value will has the good model prediction rate.</w:t>
+      </w:r>
+    </w:p>
+    <w:p>
+      <w:pPr>
+        <w:rPr>
+          <w:lang w:val="en-US"/>
+        </w:rPr>
+      </w:pPr>
+      <w:r>
+        <w:rPr>
+          <w:lang w:val="en-US"/>
+        </w:rPr>
+        <w:t>Following image the example of both ROC and AUC, we  saw the performance of three classification model in this image. In this way we can find the best classification model, on the below image random forest classifier has the good prediction.</w:t>
       </w:r>
     </w:p>
     <w:p>
@@ -3336,48 +2901,12 @@
           <w:bCs/>
           <w:lang w:val="en-US"/>
         </w:rPr>
-        <w:t xml:space="preserve">Likelihood and </w:t>
-      </w:r>
-      <w:proofErr w:type="spellStart"/>
-      <w:r>
-        <w:rPr>
-          <w:b/>
-          <w:bCs/>
-          <w:lang w:val="en-US"/>
-        </w:rPr>
-        <w:t>prios</w:t>
-      </w:r>
-      <w:proofErr w:type="spellEnd"/>
-    </w:p>
-    <w:p>
-      <w:r>
-        <w:t xml:space="preserve">In below data set yellow highlight is </w:t>
-      </w:r>
-      <w:proofErr w:type="spellStart"/>
-      <w:proofErr w:type="gramStart"/>
-      <w:r>
-        <w:t>a</w:t>
-      </w:r>
-      <w:proofErr w:type="spellEnd"/>
-      <w:proofErr w:type="gramEnd"/>
-      <w:r>
-        <w:t xml:space="preserve"> </w:t>
-      </w:r>
-      <w:proofErr w:type="gramStart"/>
-      <w:r>
-        <w:t>event(</w:t>
-      </w:r>
-      <w:proofErr w:type="gramEnd"/>
-      <w:r>
-        <w:t xml:space="preserve">event A) that already occurred, blue highlight is the </w:t>
-      </w:r>
-      <w:proofErr w:type="gramStart"/>
-      <w:r>
-        <w:t>event(</w:t>
-      </w:r>
-      <w:proofErr w:type="gramEnd"/>
-      <w:r>
-        <w:t>event B) that are going to occur because of the event A.</w:t>
+        <w:t>Likelihood and prios</w:t>
+      </w:r>
+    </w:p>
+    <w:p>
+      <w:r>
+        <w:t>In below data set yellow highlight is a event(event A) that already occurred, blue highlight is the event(event B) that are going to occur because of the event A.</w:t>
       </w:r>
     </w:p>
     <w:p>
@@ -3397,17 +2926,7 @@
         <w:t>likelihood</w:t>
       </w:r>
       <w:r>
-        <w:t xml:space="preserve"> of </w:t>
-      </w:r>
-      <w:proofErr w:type="spellStart"/>
-      <w:proofErr w:type="gramStart"/>
-      <w:r>
-        <w:t>a</w:t>
-      </w:r>
-      <w:proofErr w:type="spellEnd"/>
-      <w:proofErr w:type="gramEnd"/>
-      <w:r>
-        <w:t xml:space="preserve"> event. And orange is called prior, a </w:t>
+        <w:t xml:space="preserve"> of a event. And orange is called prior, a </w:t>
       </w:r>
       <w:r>
         <w:rPr>
@@ -3616,15 +3135,14 @@
         <w:rPr>
           <w:b/>
           <w:bCs/>
-          <w:noProof/>
           <w:lang w:val="en-US"/>
         </w:rPr>
         <w:lastRenderedPageBreak/>
         <w:drawing>
-          <wp:inline distT="0" distB="0" distL="0" distR="0" wp14:anchorId="5A20F515" wp14:editId="3D671D64">
-            <wp:extent cx="4138019" cy="3566469"/>
-            <wp:effectExtent l="0" t="0" r="0" b="0"/>
-            <wp:docPr id="658448168" name="Picture 1"/>
+          <wp:inline distT="0" distB="0" distL="0" distR="0" wp14:anchorId="659FC136" wp14:editId="014C13BE">
+            <wp:extent cx="4777740" cy="2787015"/>
+            <wp:effectExtent l="0" t="0" r="3810" b="0"/>
+            <wp:docPr id="1921556938" name="Picture 1"/>
             <wp:cNvGraphicFramePr>
               <a:graphicFrameLocks xmlns:a="http://schemas.openxmlformats.org/drawingml/2006/main" noChangeAspect="1"/>
             </wp:cNvGraphicFramePr>
@@ -3632,7 +3150,7 @@
               <a:graphicData uri="http://schemas.openxmlformats.org/drawingml/2006/picture">
                 <pic:pic xmlns:pic="http://schemas.openxmlformats.org/drawingml/2006/picture">
                   <pic:nvPicPr>
-                    <pic:cNvPr id="658448168" name=""/>
+                    <pic:cNvPr id="1921556938" name=""/>
                     <pic:cNvPicPr/>
                   </pic:nvPicPr>
                   <pic:blipFill>
@@ -3644,7 +3162,7 @@
                   <pic:spPr>
                     <a:xfrm>
                       <a:off x="0" y="0"/>
-                      <a:ext cx="4138019" cy="3566469"/>
+                      <a:ext cx="4778157" cy="2787258"/>
                     </a:xfrm>
                     <a:prstGeom prst="rect">
                       <a:avLst/>
@@ -3671,6 +3189,211 @@
           <w:bCs/>
           <w:lang w:val="en-US"/>
         </w:rPr>
+        <w:drawing>
+          <wp:inline distT="0" distB="0" distL="0" distR="0" wp14:anchorId="5958A0E2" wp14:editId="2D031770">
+            <wp:extent cx="4076700" cy="3772556"/>
+            <wp:effectExtent l="0" t="0" r="0" b="0"/>
+            <wp:docPr id="1102759823" name="Picture 1"/>
+            <wp:cNvGraphicFramePr>
+              <a:graphicFrameLocks xmlns:a="http://schemas.openxmlformats.org/drawingml/2006/main" noChangeAspect="1"/>
+            </wp:cNvGraphicFramePr>
+            <a:graphic xmlns:a="http://schemas.openxmlformats.org/drawingml/2006/main">
+              <a:graphicData uri="http://schemas.openxmlformats.org/drawingml/2006/picture">
+                <pic:pic xmlns:pic="http://schemas.openxmlformats.org/drawingml/2006/picture">
+                  <pic:nvPicPr>
+                    <pic:cNvPr id="1102759823" name=""/>
+                    <pic:cNvPicPr/>
+                  </pic:nvPicPr>
+                  <pic:blipFill>
+                    <a:blip r:embed="rId31"/>
+                    <a:stretch>
+                      <a:fillRect/>
+                    </a:stretch>
+                  </pic:blipFill>
+                  <pic:spPr>
+                    <a:xfrm>
+                      <a:off x="0" y="0"/>
+                      <a:ext cx="4081369" cy="3776877"/>
+                    </a:xfrm>
+                    <a:prstGeom prst="rect">
+                      <a:avLst/>
+                    </a:prstGeom>
+                  </pic:spPr>
+                </pic:pic>
+              </a:graphicData>
+            </a:graphic>
+          </wp:inline>
+        </w:drawing>
+      </w:r>
+    </w:p>
+    <w:p>
+      <w:pPr>
+        <w:rPr>
+          <w:b/>
+          <w:bCs/>
+          <w:lang w:val="en-US"/>
+        </w:rPr>
+      </w:pPr>
+      <w:r>
+        <w:rPr>
+          <w:b/>
+          <w:bCs/>
+          <w:lang w:val="en-US"/>
+        </w:rPr>
+        <w:lastRenderedPageBreak/>
+        <w:drawing>
+          <wp:inline distT="0" distB="0" distL="0" distR="0" wp14:anchorId="30E1F5BE" wp14:editId="6D3171C9">
+            <wp:extent cx="3284220" cy="2812519"/>
+            <wp:effectExtent l="0" t="0" r="0" b="6985"/>
+            <wp:docPr id="1628110733" name="Picture 1"/>
+            <wp:cNvGraphicFramePr>
+              <a:graphicFrameLocks xmlns:a="http://schemas.openxmlformats.org/drawingml/2006/main" noChangeAspect="1"/>
+            </wp:cNvGraphicFramePr>
+            <a:graphic xmlns:a="http://schemas.openxmlformats.org/drawingml/2006/main">
+              <a:graphicData uri="http://schemas.openxmlformats.org/drawingml/2006/picture">
+                <pic:pic xmlns:pic="http://schemas.openxmlformats.org/drawingml/2006/picture">
+                  <pic:nvPicPr>
+                    <pic:cNvPr id="1628110733" name=""/>
+                    <pic:cNvPicPr/>
+                  </pic:nvPicPr>
+                  <pic:blipFill>
+                    <a:blip r:embed="rId32"/>
+                    <a:stretch>
+                      <a:fillRect/>
+                    </a:stretch>
+                  </pic:blipFill>
+                  <pic:spPr>
+                    <a:xfrm>
+                      <a:off x="0" y="0"/>
+                      <a:ext cx="3288416" cy="2816112"/>
+                    </a:xfrm>
+                    <a:prstGeom prst="rect">
+                      <a:avLst/>
+                    </a:prstGeom>
+                  </pic:spPr>
+                </pic:pic>
+              </a:graphicData>
+            </a:graphic>
+          </wp:inline>
+        </w:drawing>
+      </w:r>
+    </w:p>
+    <w:p>
+      <w:pPr>
+        <w:rPr>
+          <w:b/>
+          <w:bCs/>
+          <w:lang w:val="en-US"/>
+        </w:rPr>
+      </w:pPr>
+      <w:r>
+        <w:rPr>
+          <w:b/>
+          <w:bCs/>
+          <w:lang w:val="en-US"/>
+        </w:rPr>
+        <w:drawing>
+          <wp:inline distT="0" distB="0" distL="0" distR="0" wp14:anchorId="5793C3E7" wp14:editId="3FB68CFA">
+            <wp:extent cx="3703320" cy="2153637"/>
+            <wp:effectExtent l="0" t="0" r="0" b="0"/>
+            <wp:docPr id="1189917274" name="Picture 1"/>
+            <wp:cNvGraphicFramePr>
+              <a:graphicFrameLocks xmlns:a="http://schemas.openxmlformats.org/drawingml/2006/main" noChangeAspect="1"/>
+            </wp:cNvGraphicFramePr>
+            <a:graphic xmlns:a="http://schemas.openxmlformats.org/drawingml/2006/main">
+              <a:graphicData uri="http://schemas.openxmlformats.org/drawingml/2006/picture">
+                <pic:pic xmlns:pic="http://schemas.openxmlformats.org/drawingml/2006/picture">
+                  <pic:nvPicPr>
+                    <pic:cNvPr id="1189917274" name=""/>
+                    <pic:cNvPicPr/>
+                  </pic:nvPicPr>
+                  <pic:blipFill>
+                    <a:blip r:embed="rId33"/>
+                    <a:stretch>
+                      <a:fillRect/>
+                    </a:stretch>
+                  </pic:blipFill>
+                  <pic:spPr>
+                    <a:xfrm>
+                      <a:off x="0" y="0"/>
+                      <a:ext cx="3709200" cy="2157057"/>
+                    </a:xfrm>
+                    <a:prstGeom prst="rect">
+                      <a:avLst/>
+                    </a:prstGeom>
+                  </pic:spPr>
+                </pic:pic>
+              </a:graphicData>
+            </a:graphic>
+          </wp:inline>
+        </w:drawing>
+      </w:r>
+    </w:p>
+    <w:p>
+      <w:pPr>
+        <w:rPr>
+          <w:b/>
+          <w:bCs/>
+          <w:lang w:val="en-US"/>
+        </w:rPr>
+      </w:pPr>
+      <w:r>
+        <w:rPr>
+          <w:b/>
+          <w:bCs/>
+          <w:lang w:val="en-US"/>
+        </w:rPr>
+        <w:drawing>
+          <wp:inline distT="0" distB="0" distL="0" distR="0" wp14:anchorId="4118FF51" wp14:editId="7A265294">
+            <wp:extent cx="3307080" cy="1567848"/>
+            <wp:effectExtent l="0" t="0" r="7620" b="0"/>
+            <wp:docPr id="1401162196" name="Picture 1"/>
+            <wp:cNvGraphicFramePr>
+              <a:graphicFrameLocks xmlns:a="http://schemas.openxmlformats.org/drawingml/2006/main" noChangeAspect="1"/>
+            </wp:cNvGraphicFramePr>
+            <a:graphic xmlns:a="http://schemas.openxmlformats.org/drawingml/2006/main">
+              <a:graphicData uri="http://schemas.openxmlformats.org/drawingml/2006/picture">
+                <pic:pic xmlns:pic="http://schemas.openxmlformats.org/drawingml/2006/picture">
+                  <pic:nvPicPr>
+                    <pic:cNvPr id="1401162196" name=""/>
+                    <pic:cNvPicPr/>
+                  </pic:nvPicPr>
+                  <pic:blipFill>
+                    <a:blip r:embed="rId34"/>
+                    <a:stretch>
+                      <a:fillRect/>
+                    </a:stretch>
+                  </pic:blipFill>
+                  <pic:spPr>
+                    <a:xfrm>
+                      <a:off x="0" y="0"/>
+                      <a:ext cx="3311961" cy="1570162"/>
+                    </a:xfrm>
+                    <a:prstGeom prst="rect">
+                      <a:avLst/>
+                    </a:prstGeom>
+                  </pic:spPr>
+                </pic:pic>
+              </a:graphicData>
+            </a:graphic>
+          </wp:inline>
+        </w:drawing>
+      </w:r>
+    </w:p>
+    <w:p>
+      <w:pPr>
+        <w:rPr>
+          <w:b/>
+          <w:bCs/>
+          <w:lang w:val="en-US"/>
+        </w:rPr>
+      </w:pPr>
+      <w:r>
+        <w:rPr>
+          <w:b/>
+          <w:bCs/>
+          <w:lang w:val="en-US"/>
+        </w:rPr>
         <w:t xml:space="preserve">25. </w:t>
       </w:r>
     </w:p>
@@ -3746,6 +3469,7 @@
     </w:p>
     <w:p>
       <w:r>
+        <w:lastRenderedPageBreak/>
         <w:t xml:space="preserve">The line which separates the red and green are also called </w:t>
       </w:r>
       <w:r>
@@ -3756,15 +3480,7 @@
         <w:t xml:space="preserve">threshold </w:t>
       </w:r>
       <w:r>
-        <w:t xml:space="preserve">value for 1D vector it is called as point for </w:t>
-      </w:r>
-      <w:proofErr w:type="gramStart"/>
-      <w:r>
-        <w:t>From</w:t>
-      </w:r>
-      <w:proofErr w:type="gramEnd"/>
-      <w:r>
-        <w:t xml:space="preserve"> 2d it is also called ad threshold or hyperplane. And a point near to the threshold are called </w:t>
+        <w:t xml:space="preserve">value for 1D vector it is called as point for From 2d it is also called ad threshold or hyperplane. And a point near to the threshold are called </w:t>
       </w:r>
       <w:r>
         <w:rPr>
@@ -3784,6 +3500,9 @@
         </w:rPr>
       </w:pPr>
       <w:r>
+        <w:rPr>
+          <w:noProof/>
+        </w:rPr>
         <w:drawing>
           <wp:inline distT="0" distB="0" distL="0" distR="0" wp14:anchorId="1B3D1982" wp14:editId="12084CEC">
             <wp:extent cx="3254022" cy="1044030"/>
@@ -3800,7 +3519,7 @@
                     <pic:cNvPicPr/>
                   </pic:nvPicPr>
                   <pic:blipFill>
-                    <a:blip r:embed="rId31"/>
+                    <a:blip r:embed="rId35"/>
                     <a:stretch>
                       <a:fillRect/>
                     </a:stretch>
@@ -3858,23 +3577,13 @@
         <w:t xml:space="preserve">Polynomial kernel function – </w:t>
       </w:r>
       <w:r>
-        <w:t xml:space="preserve">It tries to fit a </w:t>
-      </w:r>
-      <w:proofErr w:type="gramStart"/>
-      <w:r>
-        <w:t>polynomial(</w:t>
-      </w:r>
-      <w:proofErr w:type="gramEnd"/>
-      <w:r>
-        <w:t xml:space="preserve">curved linear line) line to the dataset to make all the data separable, </w:t>
-      </w:r>
-      <w:proofErr w:type="gramStart"/>
-      <w:r>
-        <w:t>Takes</w:t>
-      </w:r>
-      <w:proofErr w:type="gramEnd"/>
-      <w:r>
-        <w:t xml:space="preserve"> argument d which says the dim that are going to be changed, it is used with cross validations to find the optimal d value</w:t>
+        <w:t>It tries to fit a polynomial(curved linear line) li</w:t>
+      </w:r>
+      <w:r>
+        <w:t>o</w:t>
+      </w:r>
+      <w:r>
+        <w:t>ne to the dataset to make all the data separable, Takes argument d which says the dim that are going to be changed, it is used with cross validations to find the optimal d value</w:t>
       </w:r>
     </w:p>
     <w:p>
@@ -3903,11 +3612,231 @@
           <w:b/>
           <w:bCs/>
         </w:rPr>
+        <w:t xml:space="preserve">Radial kernel function – </w:t>
+      </w:r>
+      <w:r>
+        <w:t>This automatically chooses a dim to make all the data separable, it doesn’t take d argument</w:t>
+      </w:r>
+    </w:p>
+    <w:p>
+      <w:pPr>
+        <w:pStyle w:val="ListParagraph"/>
+        <w:rPr>
+          <w:b/>
+          <w:bCs/>
+        </w:rPr>
+      </w:pPr>
+    </w:p>
+    <w:p>
+      <w:pPr>
+        <w:rPr>
+          <w:b/>
+          <w:bCs/>
+        </w:rPr>
+      </w:pPr>
+      <w:r>
+        <w:rPr>
+          <w:b/>
+          <w:bCs/>
+        </w:rPr>
+        <w:t>27.</w:t>
+      </w:r>
+    </w:p>
+    <w:p>
+      <w:pPr>
+        <w:rPr>
+          <w:b/>
+          <w:bCs/>
+        </w:rPr>
+      </w:pPr>
+      <w:r>
+        <w:rPr>
+          <w:b/>
+          <w:bCs/>
+        </w:rPr>
+        <w:drawing>
+          <wp:inline distT="0" distB="0" distL="0" distR="0" wp14:anchorId="4767E584" wp14:editId="7C4DE44D">
+            <wp:extent cx="3924300" cy="1087097"/>
+            <wp:effectExtent l="0" t="0" r="0" b="0"/>
+            <wp:docPr id="1332123791" name="Picture 1"/>
+            <wp:cNvGraphicFramePr>
+              <a:graphicFrameLocks xmlns:a="http://schemas.openxmlformats.org/drawingml/2006/main" noChangeAspect="1"/>
+            </wp:cNvGraphicFramePr>
+            <a:graphic xmlns:a="http://schemas.openxmlformats.org/drawingml/2006/main">
+              <a:graphicData uri="http://schemas.openxmlformats.org/drawingml/2006/picture">
+                <pic:pic xmlns:pic="http://schemas.openxmlformats.org/drawingml/2006/picture">
+                  <pic:nvPicPr>
+                    <pic:cNvPr id="1332123791" name=""/>
+                    <pic:cNvPicPr/>
+                  </pic:nvPicPr>
+                  <pic:blipFill>
+                    <a:blip r:embed="rId36"/>
+                    <a:stretch>
+                      <a:fillRect/>
+                    </a:stretch>
+                  </pic:blipFill>
+                  <pic:spPr>
+                    <a:xfrm>
+                      <a:off x="0" y="0"/>
+                      <a:ext cx="3935840" cy="1090294"/>
+                    </a:xfrm>
+                    <a:prstGeom prst="rect">
+                      <a:avLst/>
+                    </a:prstGeom>
+                  </pic:spPr>
+                </pic:pic>
+              </a:graphicData>
+            </a:graphic>
+          </wp:inline>
+        </w:drawing>
+      </w:r>
+    </w:p>
+    <w:p>
+      <w:pPr>
+        <w:rPr>
+          <w:b/>
+          <w:bCs/>
+        </w:rPr>
+      </w:pPr>
+      <w:r>
+        <w:rPr>
+          <w:b/>
+          <w:bCs/>
+        </w:rPr>
+        <w:drawing>
+          <wp:inline distT="0" distB="0" distL="0" distR="0" wp14:anchorId="1B7CAAC2" wp14:editId="54FA8552">
+            <wp:extent cx="3771900" cy="3363096"/>
+            <wp:effectExtent l="0" t="0" r="0" b="8890"/>
+            <wp:docPr id="1280601578" name="Picture 1"/>
+            <wp:cNvGraphicFramePr>
+              <a:graphicFrameLocks xmlns:a="http://schemas.openxmlformats.org/drawingml/2006/main" noChangeAspect="1"/>
+            </wp:cNvGraphicFramePr>
+            <a:graphic xmlns:a="http://schemas.openxmlformats.org/drawingml/2006/main">
+              <a:graphicData uri="http://schemas.openxmlformats.org/drawingml/2006/picture">
+                <pic:pic xmlns:pic="http://schemas.openxmlformats.org/drawingml/2006/picture">
+                  <pic:nvPicPr>
+                    <pic:cNvPr id="1280601578" name=""/>
+                    <pic:cNvPicPr/>
+                  </pic:nvPicPr>
+                  <pic:blipFill>
+                    <a:blip r:embed="rId37"/>
+                    <a:stretch>
+                      <a:fillRect/>
+                    </a:stretch>
+                  </pic:blipFill>
+                  <pic:spPr>
+                    <a:xfrm>
+                      <a:off x="0" y="0"/>
+                      <a:ext cx="3776351" cy="3367064"/>
+                    </a:xfrm>
+                    <a:prstGeom prst="rect">
+                      <a:avLst/>
+                    </a:prstGeom>
+                  </pic:spPr>
+                </pic:pic>
+              </a:graphicData>
+            </a:graphic>
+          </wp:inline>
+        </w:drawing>
+      </w:r>
+    </w:p>
+    <w:p>
+      <w:pPr>
+        <w:rPr>
+          <w:b/>
+          <w:bCs/>
+        </w:rPr>
+      </w:pPr>
+      <w:r>
+        <w:rPr>
+          <w:b/>
+          <w:bCs/>
+        </w:rPr>
         <w:lastRenderedPageBreak/>
-        <w:t xml:space="preserve">Radial kernel function – </w:t>
-      </w:r>
-      <w:r>
-        <w:t>This automatically chooses a dim to make all the data separable, it doesn’t take d argument</w:t>
+        <w:drawing>
+          <wp:inline distT="0" distB="0" distL="0" distR="0" wp14:anchorId="43E6B32C" wp14:editId="541ABC64">
+            <wp:extent cx="4137660" cy="1900259"/>
+            <wp:effectExtent l="0" t="0" r="0" b="5080"/>
+            <wp:docPr id="778333116" name="Picture 1"/>
+            <wp:cNvGraphicFramePr>
+              <a:graphicFrameLocks xmlns:a="http://schemas.openxmlformats.org/drawingml/2006/main" noChangeAspect="1"/>
+            </wp:cNvGraphicFramePr>
+            <a:graphic xmlns:a="http://schemas.openxmlformats.org/drawingml/2006/main">
+              <a:graphicData uri="http://schemas.openxmlformats.org/drawingml/2006/picture">
+                <pic:pic xmlns:pic="http://schemas.openxmlformats.org/drawingml/2006/picture">
+                  <pic:nvPicPr>
+                    <pic:cNvPr id="778333116" name=""/>
+                    <pic:cNvPicPr/>
+                  </pic:nvPicPr>
+                  <pic:blipFill>
+                    <a:blip r:embed="rId38"/>
+                    <a:stretch>
+                      <a:fillRect/>
+                    </a:stretch>
+                  </pic:blipFill>
+                  <pic:spPr>
+                    <a:xfrm>
+                      <a:off x="0" y="0"/>
+                      <a:ext cx="4151210" cy="1906482"/>
+                    </a:xfrm>
+                    <a:prstGeom prst="rect">
+                      <a:avLst/>
+                    </a:prstGeom>
+                  </pic:spPr>
+                </pic:pic>
+              </a:graphicData>
+            </a:graphic>
+          </wp:inline>
+        </w:drawing>
+      </w:r>
+    </w:p>
+    <w:p>
+      <w:pPr>
+        <w:rPr>
+          <w:b/>
+          <w:bCs/>
+        </w:rPr>
+      </w:pPr>
+      <w:r>
+        <w:rPr>
+          <w:b/>
+          <w:bCs/>
+        </w:rPr>
+        <w:drawing>
+          <wp:inline distT="0" distB="0" distL="0" distR="0" wp14:anchorId="4B92C136" wp14:editId="5B14FC4E">
+            <wp:extent cx="4221480" cy="3144572"/>
+            <wp:effectExtent l="0" t="0" r="7620" b="0"/>
+            <wp:docPr id="355169678" name="Picture 1"/>
+            <wp:cNvGraphicFramePr>
+              <a:graphicFrameLocks xmlns:a="http://schemas.openxmlformats.org/drawingml/2006/main" noChangeAspect="1"/>
+            </wp:cNvGraphicFramePr>
+            <a:graphic xmlns:a="http://schemas.openxmlformats.org/drawingml/2006/main">
+              <a:graphicData uri="http://schemas.openxmlformats.org/drawingml/2006/picture">
+                <pic:pic xmlns:pic="http://schemas.openxmlformats.org/drawingml/2006/picture">
+                  <pic:nvPicPr>
+                    <pic:cNvPr id="355169678" name=""/>
+                    <pic:cNvPicPr/>
+                  </pic:nvPicPr>
+                  <pic:blipFill>
+                    <a:blip r:embed="rId39"/>
+                    <a:stretch>
+                      <a:fillRect/>
+                    </a:stretch>
+                  </pic:blipFill>
+                  <pic:spPr>
+                    <a:xfrm>
+                      <a:off x="0" y="0"/>
+                      <a:ext cx="4230613" cy="3151375"/>
+                    </a:xfrm>
+                    <a:prstGeom prst="rect">
+                      <a:avLst/>
+                    </a:prstGeom>
+                  </pic:spPr>
+                </pic:pic>
+              </a:graphicData>
+            </a:graphic>
+          </wp:inline>
+        </w:drawing>
       </w:r>
     </w:p>
     <w:p>

--- a/machine_learning_basics/mlbasics_test.docx
+++ b/machine_learning_basics/mlbasics_test.docx
@@ -7,65 +7,20 @@
         <w:t>1. What is Supervised and unsupervised learning</w:t>
       </w:r>
       <w:r>
-        <w:t xml:space="preserve">, </w:t>
-      </w:r>
-      <w:proofErr w:type="gramStart"/>
-      <w:r>
-        <w:t>For</w:t>
-      </w:r>
-      <w:proofErr w:type="gramEnd"/>
-      <w:r>
-        <w:t xml:space="preserve"> what purpose we can use unsupervised learning</w:t>
-      </w:r>
-      <w:r>
-        <w:t xml:space="preserve">, </w:t>
-      </w:r>
-      <w:proofErr w:type="gramStart"/>
-      <w:r>
-        <w:t>What</w:t>
-      </w:r>
-      <w:proofErr w:type="gramEnd"/>
-      <w:r>
-        <w:t xml:space="preserve"> is semi </w:t>
-      </w:r>
-      <w:proofErr w:type="spellStart"/>
-      <w:r>
-        <w:t>supervisied</w:t>
-      </w:r>
-      <w:proofErr w:type="spellEnd"/>
-      <w:r>
-        <w:t xml:space="preserve"> learning</w:t>
-      </w:r>
-    </w:p>
-    <w:p>
-      <w:r>
-        <w:t xml:space="preserve">2. How can we import decision tree and </w:t>
-      </w:r>
-      <w:proofErr w:type="spellStart"/>
-      <w:r>
-        <w:t>kMean</w:t>
-      </w:r>
-      <w:proofErr w:type="spellEnd"/>
-      <w:r>
-        <w:t xml:space="preserve"> clustering </w:t>
-      </w:r>
-      <w:proofErr w:type="spellStart"/>
-      <w:r>
-        <w:t>sklearn</w:t>
-      </w:r>
-      <w:proofErr w:type="spellEnd"/>
-    </w:p>
-    <w:p>
-      <w:r>
-        <w:t xml:space="preserve">3. What is KNN, </w:t>
-      </w:r>
-      <w:proofErr w:type="gramStart"/>
-      <w:r>
-        <w:t>Does</w:t>
-      </w:r>
-      <w:proofErr w:type="gramEnd"/>
-      <w:r>
-        <w:t xml:space="preserve"> it can be used for both classification and regression?</w:t>
+        <w:t>, For what purpose we can use unsupervised learning</w:t>
+      </w:r>
+      <w:r>
+        <w:t>, What is semi supervisied learning</w:t>
+      </w:r>
+    </w:p>
+    <w:p>
+      <w:r>
+        <w:t>2. How can we import decision tree and kMean clustering sklearn</w:t>
+      </w:r>
+    </w:p>
+    <w:p>
+      <w:r>
+        <w:t>3. What is KNN, Does it can be used for both classification and regression?</w:t>
       </w:r>
     </w:p>
     <w:p>
@@ -130,6 +85,9 @@
       <w:r>
         <w:t>, what measurement that decision tree uses?</w:t>
       </w:r>
+      <w:r>
+        <w:t>, How decision tree will be formed using those measurements.</w:t>
+      </w:r>
     </w:p>
     <w:p>
       <w:r>
@@ -148,15 +106,7 @@
     </w:p>
     <w:p>
       <w:r>
-        <w:t xml:space="preserve">15. What is hype parameter, hyper parameter tuning and </w:t>
-      </w:r>
-      <w:proofErr w:type="gramStart"/>
-      <w:r>
-        <w:t>it’s</w:t>
-      </w:r>
-      <w:proofErr w:type="gramEnd"/>
-      <w:r>
-        <w:t xml:space="preserve"> types?</w:t>
+        <w:t>15. What is hype parameter, hyper parameter tuning and it’s types?</w:t>
       </w:r>
     </w:p>
     <w:p>
@@ -182,15 +132,7 @@
     </w:p>
     <w:p>
       <w:r>
-        <w:t xml:space="preserve">19. What </w:t>
-      </w:r>
-      <w:proofErr w:type="gramStart"/>
-      <w:r>
-        <w:t>are</w:t>
-      </w:r>
-      <w:proofErr w:type="gramEnd"/>
-      <w:r>
-        <w:t xml:space="preserve"> the evaluating metric</w:t>
+        <w:t>19. What are the evaluating metric</w:t>
       </w:r>
     </w:p>
     <w:p>
@@ -210,23 +152,7 @@
     </w:p>
     <w:p>
       <w:r>
-        <w:t xml:space="preserve">23. What is Naïve Bayes? Does it will have independent features, </w:t>
-      </w:r>
-      <w:proofErr w:type="gramStart"/>
-      <w:r>
-        <w:t>What</w:t>
-      </w:r>
-      <w:proofErr w:type="gramEnd"/>
-      <w:r>
-        <w:t xml:space="preserve"> is the use of conditional probability in naïve, </w:t>
-      </w:r>
-      <w:proofErr w:type="gramStart"/>
-      <w:r>
-        <w:t>In</w:t>
-      </w:r>
-      <w:proofErr w:type="gramEnd"/>
-      <w:r>
-        <w:t xml:space="preserve"> which area naïve are used.</w:t>
+        <w:t>23. What is Naïve Bayes? Does it will have independent features, What is the use of conditional probability in naïve, In which area naïve are used.</w:t>
       </w:r>
       <w:r>
         <w:t xml:space="preserve"> What is likelihood and prior</w:t>
@@ -258,31 +184,7 @@
     </w:p>
     <w:p>
       <w:r>
-        <w:t xml:space="preserve">27. How can you use </w:t>
-      </w:r>
-      <w:proofErr w:type="spellStart"/>
-      <w:r>
-        <w:t>svm</w:t>
-      </w:r>
-      <w:proofErr w:type="spellEnd"/>
-      <w:r>
-        <w:t xml:space="preserve"> from </w:t>
-      </w:r>
-      <w:proofErr w:type="spellStart"/>
-      <w:r>
-        <w:t>sicikit</w:t>
-      </w:r>
-      <w:proofErr w:type="spellEnd"/>
-      <w:r>
-        <w:t xml:space="preserve"> learn with kernel function, and what is the use of c hyper parameter in </w:t>
-      </w:r>
-      <w:proofErr w:type="spellStart"/>
-      <w:r>
-        <w:t>svm</w:t>
-      </w:r>
-      <w:proofErr w:type="spellEnd"/>
-      <w:r>
-        <w:t>.</w:t>
+        <w:t>27. How can you use svm from sicikit learn with kernel function, and what is the use of c hyper parameter in svm.</w:t>
       </w:r>
     </w:p>
     <w:p/>

--- a/machine_learning_basics/mlbasics_test.docx
+++ b/machine_learning_basics/mlbasics_test.docx
@@ -74,9 +74,17 @@
       </w:r>
     </w:p>
     <w:p>
+      <w:pPr>
+        <w:tabs>
+          <w:tab w:val="left" w:pos="3733"/>
+        </w:tabs>
+      </w:pPr>
       <w:r>
         <w:t>10. Types of cross validations</w:t>
       </w:r>
+      <w:r>
+        <w:tab/>
+      </w:r>
     </w:p>
     <w:p>
       <w:r>
@@ -87,6 +95,9 @@
       </w:r>
       <w:r>
         <w:t>, How decision tree will be formed using those measurements.</w:t>
+      </w:r>
+      <w:r>
+        <w:t xml:space="preserve"> What is c4.5 algorithm and cart algorithm, explain the measurement used in those algorithms.</w:t>
       </w:r>
     </w:p>
     <w:p>

--- a/machine_learning_basics/mlbasics_test.docx
+++ b/machine_learning_basics/mlbasics_test.docx
@@ -99,6 +99,9 @@
       <w:r>
         <w:t xml:space="preserve"> What is c4.5 algorithm and cart algorithm, explain the measurement used in those algorithms.</w:t>
       </w:r>
+      <w:r>
+        <w:t xml:space="preserve"> How can we see decision tree formed by model in sklearn</w:t>
+      </w:r>
     </w:p>
     <w:p>
       <w:r>
@@ -196,6 +199,12 @@
     <w:p>
       <w:r>
         <w:t>27. How can you use svm from sicikit learn with kernel function, and what is the use of c hyper parameter in svm.</w:t>
+      </w:r>
+    </w:p>
+    <w:p>
+      <w:r>
+        <w:lastRenderedPageBreak/>
+        <w:t>28. What are the steps to build and select good model</w:t>
       </w:r>
     </w:p>
     <w:p/>
